--- a/docs/Fuzzy_Tourism_Recommendation_System_Report.docx
+++ b/docs/Fuzzy_Tourism_Recommendation_System_Report.docx
@@ -4,7 +4,7 @@
   <w:body>
     <w:p>
       <w:pPr>
-        <w:spacing w:before="400" w:after="80" w:line="276" w:lineRule="auto"/>
+        <w:spacing w:before="300" w:after="80" w:line="276" w:lineRule="auto"/>
         <w:jc w:val="center"/>
       </w:pPr>
       <w:r>
@@ -22,7 +22,7 @@
     </w:p>
     <w:p>
       <w:pPr>
-        <w:spacing w:before="40" w:after="600" w:line="276" w:lineRule="auto"/>
+        <w:spacing w:before="40" w:after="500" w:line="276" w:lineRule="auto"/>
         <w:jc w:val="center"/>
       </w:pPr>
       <w:r>
@@ -38,7 +38,7 @@
     </w:p>
     <w:p>
       <w:pPr>
-        <w:spacing w:before="300" w:after="160" w:line="276" w:lineRule="auto"/>
+        <w:spacing w:before="200" w:after="120" w:line="276" w:lineRule="auto"/>
         <w:jc w:val="center"/>
       </w:pPr>
       <w:r>
@@ -54,7 +54,7 @@
     </w:p>
     <w:p>
       <w:pPr>
-        <w:spacing w:before="200" w:after="240" w:line="276" w:lineRule="auto"/>
+        <w:spacing w:before="160" w:after="200" w:line="276" w:lineRule="auto"/>
         <w:jc w:val="center"/>
       </w:pPr>
       <w:r>
@@ -63,14 +63,14 @@
           <w:b/>
           <w:i w:val="0"/>
           <w:color w:val="0C2461"/>
-          <w:sz w:val="36"/>
+          <w:sz w:val="34"/>
         </w:rPr>
         <w:t>ΕΜΠΕΙΡΟ ΣΥΣΤΗΜΑ ΤΟΥΡΙΣΤΙΚΩΝ ΠΡΟΤΑΣΕΩΝ ΜΕ ΧΡΗΣΗ ΑΣΑΦΟΥΣ ΛΟΓΙΚΗΣ (MAMDANI FIS) ΚΑΙ ΟΜΑΔΟΠΟΙΗΣΗ ΠΡΟΦΙΛ ΜΕ FUZZY C-MEANS (FCM)</w:t>
       </w:r>
     </w:p>
     <w:p>
       <w:pPr>
-        <w:spacing w:before="80" w:after="800" w:line="276" w:lineRule="auto"/>
+        <w:spacing w:before="40" w:after="600" w:line="276" w:lineRule="auto"/>
         <w:jc w:val="center"/>
       </w:pPr>
       <w:r>
@@ -79,7 +79,7 @@
           <w:b w:val="0"/>
           <w:i/>
           <w:color w:val="4A69BD"/>
-          <w:sz w:val="23"/>
+          <w:sz w:val="22"/>
         </w:rPr>
         <w:t>Θέμα 3: Σύστημα Τουριστικών Προτάσεων | Πλήρης Υλοποίηση Βασικού Συστήματος &amp; Επέκτασης FCM</w:t>
       </w:r>
@@ -97,13 +97,13 @@
       <w:tr>
         <w:tc>
           <w:tcPr>
-            <w:tcW w:type="dxa" w:w="2880"/>
+            <w:tcW w:type="dxa" w:w="2592"/>
             <w:shd w:fill="F8F9FA"/>
             <w:tcMar>
-              <w:top w:w="100" w:type="dxa"/>
-              <w:bottom w:w="100" w:type="dxa"/>
-              <w:left w:w="140" w:type="dxa"/>
-              <w:right w:w="140" w:type="dxa"/>
+              <w:top w:w="80" w:type="dxa"/>
+              <w:bottom w:w="80" w:type="dxa"/>
+              <w:left w:w="120" w:type="dxa"/>
+              <w:right w:w="120" w:type="dxa"/>
             </w:tcMar>
           </w:tcPr>
           <w:p>
@@ -124,13 +124,13 @@
         </w:tc>
         <w:tc>
           <w:tcPr>
-            <w:tcW w:type="dxa" w:w="6480"/>
+            <w:tcW w:type="dxa" w:w="6768"/>
             <w:shd w:fill="FFFFFF"/>
             <w:tcMar>
-              <w:top w:w="100" w:type="dxa"/>
-              <w:bottom w:w="100" w:type="dxa"/>
-              <w:left w:w="140" w:type="dxa"/>
-              <w:right w:w="140" w:type="dxa"/>
+              <w:top w:w="80" w:type="dxa"/>
+              <w:bottom w:w="80" w:type="dxa"/>
+              <w:left w:w="120" w:type="dxa"/>
+              <w:right w:w="120" w:type="dxa"/>
             </w:tcMar>
           </w:tcPr>
           <w:p>
@@ -153,13 +153,13 @@
       <w:tr>
         <w:tc>
           <w:tcPr>
-            <w:tcW w:type="dxa" w:w="2880"/>
+            <w:tcW w:type="dxa" w:w="2592"/>
             <w:shd w:fill="F8F9FA"/>
             <w:tcMar>
-              <w:top w:w="100" w:type="dxa"/>
-              <w:bottom w:w="100" w:type="dxa"/>
-              <w:left w:w="140" w:type="dxa"/>
-              <w:right w:w="140" w:type="dxa"/>
+              <w:top w:w="80" w:type="dxa"/>
+              <w:bottom w:w="80" w:type="dxa"/>
+              <w:left w:w="120" w:type="dxa"/>
+              <w:right w:w="120" w:type="dxa"/>
             </w:tcMar>
           </w:tcPr>
           <w:p>
@@ -180,13 +180,13 @@
         </w:tc>
         <w:tc>
           <w:tcPr>
-            <w:tcW w:type="dxa" w:w="6480"/>
+            <w:tcW w:type="dxa" w:w="6768"/>
             <w:shd w:fill="FFFFFF"/>
             <w:tcMar>
-              <w:top w:w="100" w:type="dxa"/>
-              <w:bottom w:w="100" w:type="dxa"/>
-              <w:left w:w="140" w:type="dxa"/>
-              <w:right w:w="140" w:type="dxa"/>
+              <w:top w:w="80" w:type="dxa"/>
+              <w:bottom w:w="80" w:type="dxa"/>
+              <w:left w:w="120" w:type="dxa"/>
+              <w:right w:w="120" w:type="dxa"/>
             </w:tcMar>
           </w:tcPr>
           <w:p>
@@ -209,13 +209,73 @@
       <w:tr>
         <w:tc>
           <w:tcPr>
-            <w:tcW w:type="dxa" w:w="2880"/>
+            <w:tcW w:type="dxa" w:w="2592"/>
             <w:shd w:fill="F8F9FA"/>
             <w:tcMar>
-              <w:top w:w="100" w:type="dxa"/>
-              <w:bottom w:w="100" w:type="dxa"/>
-              <w:left w:w="140" w:type="dxa"/>
-              <w:right w:w="140" w:type="dxa"/>
+              <w:top w:w="80" w:type="dxa"/>
+              <w:bottom w:w="80" w:type="dxa"/>
+              <w:left w:w="120" w:type="dxa"/>
+              <w:right w:w="120" w:type="dxa"/>
+            </w:tcMar>
+          </w:tcPr>
+          <w:p>
+            <w:pPr>
+              <w:spacing w:before="40" w:after="40"/>
+            </w:pPr>
+            <w:r>
+              <w:rPr>
+                <w:rFonts w:ascii="Arial" w:hAnsi="Arial"/>
+                <w:b/>
+                <w:i w:val="0"/>
+                <w:color w:val="1E3799"/>
+                <w:sz w:val="19"/>
+              </w:rPr>
+              <w:t>Ομάδα Εργασίας:</w:t>
+            </w:r>
+          </w:p>
+        </w:tc>
+        <w:tc>
+          <w:tcPr>
+            <w:tcW w:type="dxa" w:w="6768"/>
+            <w:shd w:fill="FFFFFF"/>
+            <w:tcMar>
+              <w:top w:w="80" w:type="dxa"/>
+              <w:bottom w:w="80" w:type="dxa"/>
+              <w:left w:w="120" w:type="dxa"/>
+              <w:right w:w="120" w:type="dxa"/>
+            </w:tcMar>
+          </w:tcPr>
+          <w:p>
+            <w:pPr>
+              <w:spacing w:before="40" w:after="40"/>
+            </w:pPr>
+            <w:r>
+              <w:rPr>
+                <w:rFonts w:ascii="Arial" w:hAnsi="Arial"/>
+                <w:b w:val="0"/>
+                <w:i w:val="0"/>
+                <w:color w:val="2C3E50"/>
+                <w:sz w:val="19"/>
+              </w:rPr>
+              <w:t>1. [Ονοματεπώνυμο – ΑΜ]</w:t>
+              <w:br/>
+              <w:t>2. [Ονοματεπώνυμο – ΑΜ]</w:t>
+              <w:br/>
+              <w:t>3. [Ονοματεπώνυμο – ΑΜ]</w:t>
+            </w:r>
+          </w:p>
+        </w:tc>
+      </w:tr>
+      <w:tr>
+        <w:tc>
+          <w:tcPr>
+            <w:tcW w:type="dxa" w:w="2592"/>
+            <w:shd w:fill="F8F9FA"/>
+            <w:tcMar>
+              <w:top w:w="80" w:type="dxa"/>
+              <w:bottom w:w="80" w:type="dxa"/>
+              <w:left w:w="120" w:type="dxa"/>
+              <w:right w:w="120" w:type="dxa"/>
             </w:tcMar>
           </w:tcPr>
           <w:p>
@@ -236,13 +296,13 @@
         </w:tc>
         <w:tc>
           <w:tcPr>
-            <w:tcW w:type="dxa" w:w="6480"/>
+            <w:tcW w:type="dxa" w:w="6768"/>
             <w:shd w:fill="FFFFFF"/>
             <w:tcMar>
-              <w:top w:w="100" w:type="dxa"/>
-              <w:bottom w:w="100" w:type="dxa"/>
-              <w:left w:w="140" w:type="dxa"/>
-              <w:right w:w="140" w:type="dxa"/>
+              <w:top w:w="80" w:type="dxa"/>
+              <w:bottom w:w="80" w:type="dxa"/>
+              <w:left w:w="120" w:type="dxa"/>
+              <w:right w:w="120" w:type="dxa"/>
             </w:tcMar>
           </w:tcPr>
           <w:p>
@@ -265,13 +325,13 @@
       <w:tr>
         <w:tc>
           <w:tcPr>
-            <w:tcW w:type="dxa" w:w="2880"/>
+            <w:tcW w:type="dxa" w:w="2592"/>
             <w:shd w:fill="F8F9FA"/>
             <w:tcMar>
-              <w:top w:w="100" w:type="dxa"/>
-              <w:bottom w:w="100" w:type="dxa"/>
-              <w:left w:w="140" w:type="dxa"/>
-              <w:right w:w="140" w:type="dxa"/>
+              <w:top w:w="80" w:type="dxa"/>
+              <w:bottom w:w="80" w:type="dxa"/>
+              <w:left w:w="120" w:type="dxa"/>
+              <w:right w:w="120" w:type="dxa"/>
             </w:tcMar>
           </w:tcPr>
           <w:p>
@@ -292,13 +352,13 @@
         </w:tc>
         <w:tc>
           <w:tcPr>
-            <w:tcW w:type="dxa" w:w="6480"/>
+            <w:tcW w:type="dxa" w:w="6768"/>
             <w:shd w:fill="FFFFFF"/>
             <w:tcMar>
-              <w:top w:w="100" w:type="dxa"/>
-              <w:bottom w:w="100" w:type="dxa"/>
-              <w:left w:w="140" w:type="dxa"/>
-              <w:right w:w="140" w:type="dxa"/>
+              <w:top w:w="80" w:type="dxa"/>
+              <w:bottom w:w="80" w:type="dxa"/>
+              <w:left w:w="120" w:type="dxa"/>
+              <w:right w:w="120" w:type="dxa"/>
             </w:tcMar>
           </w:tcPr>
           <w:p>
@@ -323,13 +383,13 @@
       <w:tr>
         <w:tc>
           <w:tcPr>
-            <w:tcW w:type="dxa" w:w="2880"/>
+            <w:tcW w:type="dxa" w:w="2592"/>
             <w:shd w:fill="F8F9FA"/>
             <w:tcMar>
-              <w:top w:w="100" w:type="dxa"/>
-              <w:bottom w:w="100" w:type="dxa"/>
-              <w:left w:w="140" w:type="dxa"/>
-              <w:right w:w="140" w:type="dxa"/>
+              <w:top w:w="80" w:type="dxa"/>
+              <w:bottom w:w="80" w:type="dxa"/>
+              <w:left w:w="120" w:type="dxa"/>
+              <w:right w:w="120" w:type="dxa"/>
             </w:tcMar>
           </w:tcPr>
           <w:p>
@@ -350,13 +410,13 @@
         </w:tc>
         <w:tc>
           <w:tcPr>
-            <w:tcW w:type="dxa" w:w="6480"/>
+            <w:tcW w:type="dxa" w:w="6768"/>
             <w:shd w:fill="FFFFFF"/>
             <w:tcMar>
-              <w:top w:w="100" w:type="dxa"/>
-              <w:bottom w:w="100" w:type="dxa"/>
-              <w:left w:w="140" w:type="dxa"/>
-              <w:right w:w="140" w:type="dxa"/>
+              <w:top w:w="80" w:type="dxa"/>
+              <w:bottom w:w="80" w:type="dxa"/>
+              <w:left w:w="120" w:type="dxa"/>
+              <w:right w:w="120" w:type="dxa"/>
             </w:tcMar>
           </w:tcPr>
           <w:p>
@@ -385,7 +445,7 @@
     <w:p>
       <w:pPr>
         <w:keepNext/>
-        <w:spacing w:before="360" w:after="120"/>
+        <w:spacing w:before="320" w:after="120"/>
       </w:pPr>
       <w:r>
         <w:rPr>
@@ -393,97 +453,14 @@
           <w:b/>
           <w:i w:val="0"/>
           <w:color w:val="0C2461"/>
-          <w:sz w:val="30"/>
+          <w:sz w:val="29"/>
         </w:rPr>
         <w:t>1. Εισαγωγή &amp; Επιχειρησιακό Πλαίσιο (B2B Travel Tech)</w:t>
       </w:r>
     </w:p>
     <w:p>
       <w:pPr>
-        <w:spacing w:before="0" w:after="120" w:line="276" w:lineRule="auto"/>
-        <w:jc w:val="left"/>
-      </w:pPr>
-      <w:r>
-        <w:t>Η παρούσα εργασία υλοποιεί ένα σύγχρονο, προηγμένο Έμπειρο Σύστημα Τουριστικών Προτάσεων (FuzzyTravel AI), το οποίο αξιοποιεί συνδυαστικά τις αρχές της Ασαφούς Λογικής (Fuzzy Logic - Mamdani Inference) και της Ασαφούς Ομαδοποίησης (Fuzzy C-Means Clustering). Στον χώρο της τουριστικής βιομηχανίας, οι ταξιδιωτικές ανάγκες, οι προτιμήσεις και οι οικονομικές δυνατότητες των πελατών χαρακτηρίζονται από έντονη υποκειμενικότητα, ασάφεια και αβεβαιότητα. Οι ταξιδιώτες σπάνια σκέφτονται με αυστηρά δυαδικά όρια (π.χ. «θέλω αυστηρά 24.5°C και μέγιστο κόστος 1.150€»). Αντίθετα, διατυπώνουν τις απαιτήσεις τους με φυσικούς γλωσσικούς όρους όπως «οικονομικός προϋπολογισμός», «ήπιο προς θερμό κλίμα», «πολυήμερες διακοπές» και «υψηλό ενδιαφέρον για πολιτιστικά αξιοθέατα».</w:t>
-      </w:r>
-    </w:p>
-    <w:p>
-      <w:pPr>
-        <w:spacing w:before="0" w:after="120" w:line="276" w:lineRule="auto"/>
-        <w:jc w:val="left"/>
-      </w:pPr>
-      <w:r>
-        <w:rPr>
-          <w:rFonts w:ascii="Arial" w:hAnsi="Arial"/>
-          <w:b/>
-          <w:i w:val="0"/>
-          <w:color w:val="1E3799"/>
-          <w:sz w:val="21"/>
-        </w:rPr>
-        <w:t xml:space="preserve">Εμπορική Διάσταση &amp; Αρχιτεκτονική Μεταπώλησης σε Τουριστικά Γραφεία (B2B): </w:t>
-      </w:r>
-      <w:r>
-        <w:t>Το σύστημα σχεδιάστηκε εξαρχής με αρθρωτή αρχιτεκτονική (modular decoupled architecture). Ο υπολογιστικός και μαθηματικός πυρήνας (Core Engine) είναι πλήρως διαχωρισμένος από το γραφικό περιβάλλον εργασίας (Streamlit UI). Η προσέγγιση αυτή προσφέρει άμεση εμπορική αξία:</w:t>
-        <w:br/>
-        <w:t>• Επιτρέπει σε οποιοδήποτε ταξιδιωτικό πρακτορείο να εισάγει το δικό του δυναμικό απόθεμα (inventory) ταξιδιωτικών πακέτων.</w:t>
-        <w:br/>
-        <w:t>• Παρέχει πλήρη Επεξηγησιμότητα (Explainable AI - XAI), επιτρέποντας στον ταξιδιωτικό σύμβουλο να εξηγήσει με σαφήνεια στον πελάτη τους ακριβείς λόγους για τους οποίους προτείνεται κάθε προορισμός.</w:t>
-        <w:br/>
-        <w:t>• Ενσωματώνει λειτουργία παραγωγής επίσημης Εμπορικής Προσφοράς σε PDF (B2B Quotation Export) με στοιχεία πελάτη και οικονομική ανάλυση.</w:t>
-      </w:r>
-    </w:p>
-    <w:p>
-      <w:pPr>
-        <w:keepNext/>
-        <w:spacing w:before="360" w:after="120"/>
-      </w:pPr>
-      <w:r>
-        <w:rPr>
-          <w:rFonts w:ascii="Arial" w:hAnsi="Arial"/>
-          <w:b/>
-          <w:i w:val="0"/>
-          <w:color w:val="0C2461"/>
-          <w:sz w:val="30"/>
-        </w:rPr>
-        <w:t>2. Σχεδιασμός Ασαφούς Συστήματος (Mamdani FIS)</w:t>
-      </w:r>
-    </w:p>
-    <w:p>
-      <w:pPr>
-        <w:spacing w:before="0" w:after="120" w:line="276" w:lineRule="auto"/>
-        <w:jc w:val="left"/>
-      </w:pPr>
-      <w:r>
-        <w:t>Το σύστημα υιοθετεί την κλασική αρχιτεκτονική Mamdani Fuzzy Inference System, η οποία δομείται σε τέσσερα κύρια στάδια:</w:t>
-        <w:br/>
-        <w:t>1. Ασαφοποίηση (Fuzzification): Μετατροπή των αριθμητικών τιμών εισόδου σε βαθμούς συμμετοχής μ(x) ∈ [0, 1].</w:t>
-        <w:br/>
-        <w:t>2. Αξιολόγηση Βάσης Κανόνων (Rule Evaluation): Υπολογισμός του βαθμού ενεργοποίησης (firing strength) κάθε κανόνα IF-THEN με τον τελεστή Mamdani Min.</w:t>
-        <w:br/>
-        <w:t>3. Συνένωση Συμπερασμάτων (Aggregation): Συνδυασμός των επιμέρους ενεργοποιημένων ασαφών συνόλων με τον τελεστή Max.</w:t>
-        <w:br/>
-        <w:t>4. Αποσαφοποίηση (Defuzzification): Υπολογισμός του κέντρου βάρους (Centroid) για την εξαγωγή του καθαρού ποσοστού καταλληλότητας (0 - 100%).</w:t>
-      </w:r>
-    </w:p>
-    <w:p>
-      <w:pPr>
-        <w:keepNext/>
-        <w:spacing w:before="240" w:after="80"/>
-      </w:pPr>
-      <w:r>
-        <w:rPr>
-          <w:rFonts w:ascii="Arial" w:hAnsi="Arial"/>
-          <w:b/>
-          <w:i w:val="0"/>
-          <w:color w:val="1E3799"/>
-          <w:sz w:val="24"/>
-        </w:rPr>
-        <w:t>2.1 Μεταβλητές Εισόδου &amp; Συναρτήσεις Συμμετοχής</w:t>
-      </w:r>
-    </w:p>
-    <w:p>
-      <w:pPr>
-        <w:spacing w:before="0" w:after="120" w:line="276" w:lineRule="auto"/>
+        <w:spacing w:before="0" w:after="100" w:line="276" w:lineRule="auto"/>
         <w:jc w:val="left"/>
       </w:pPr>
       <w:r>
@@ -492,9 +469,89 @@
           <w:b w:val="0"/>
           <w:i w:val="0"/>
           <w:color w:val="2C3E50"/>
-          <w:sz w:val="21"/>
+          <w:sz w:val="20"/>
         </w:rPr>
-        <w:t>Σύμφωνα με τις προδιαγραφές του Θέματος 3, ορίστηκαν 4 θεμελιώδεις κατηγορίες μεταβλητών εισόδου:</w:t>
+        <w:t>Η παρούσα εργασία υλοποιεί ένα σύγχρονο Έμπειρο Σύστημα Τουριστικών Προτάσεων (FuzzyTravel AI), βασισμένο στις αρχές της Ασαφούς Λογικής (Fuzzy Logic - Mamdani Inference) και της Ασαφούς Ομαδοποίησης (Fuzzy C-Means Clustering). Στον τομέα του τουρισμού, οι ανθρώπινες προτιμήσεις, οι επιθυμίες και οι οικονομικές δυνατότητες χαρακτηρίζονται εγγενώς από υψηλή αβεβαιότητα, υποκειμενικότητα και ασάφεια. Ένας ταξιδιώτης σπάνια σκέφτεται με απόλυτα δυαδικά όρια (π.χ. 'αυστηρά 24°C και 1.150€'). Αντιθέτως, διατυπώνει τις απαιτήσεις του με φυσικούς γλωσσικούς όρους όπως «οικονομικός προϋπολογισμός», «ήπιο προς θερμό κλίμα», «έντονο ενδιαφέρον για πολιτισμό».</w:t>
+      </w:r>
+    </w:p>
+    <w:p>
+      <w:pPr>
+        <w:spacing w:before="0" w:after="100" w:line="276" w:lineRule="auto"/>
+        <w:jc w:val="left"/>
+      </w:pPr>
+      <w:r>
+        <w:rPr>
+          <w:rFonts w:ascii="Arial" w:hAnsi="Arial"/>
+          <w:b w:val="0"/>
+          <w:i w:val="0"/>
+          <w:color w:val="2C3E50"/>
+          <w:sz w:val="20"/>
+        </w:rPr>
+        <w:t>Εμπορική Διάσταση &amp; Αρχιτεκτονική B2B: Το σύστημα σχεδιάστηκε εξαρχής με αρθρωτή δομή (modular decoupled architecture). Ο μαθηματικός πυρήνας (Core Engine) είναι πλήρως ανεξάρτητος από το περιβάλλον διεπαφής (Streamlit UI), επιτρέποντας στα ταξιδιωτικά γραφεία να εισάγουν το δικό τους απόθεμα 22 πακέτων, να εξάγουν εξατομικευμένες προτάσεις με πλήρη επεξηγησιμότητα (Explainable AI - XAI) και να παράγουν αυτόματα επίσημη ταξιδιωτική προσφορά σε PDF (B2B Client Quotation).</w:t>
+      </w:r>
+    </w:p>
+    <w:p>
+      <w:pPr>
+        <w:keepNext/>
+        <w:spacing w:before="320" w:after="120"/>
+      </w:pPr>
+      <w:r>
+        <w:rPr>
+          <w:rFonts w:ascii="Arial" w:hAnsi="Arial"/>
+          <w:b/>
+          <w:i w:val="0"/>
+          <w:color w:val="0C2461"/>
+          <w:sz w:val="29"/>
+        </w:rPr>
+        <w:t>2. Σχεδιασμός Ασαφούς Συστήματος (Mamdani FIS)</w:t>
+      </w:r>
+    </w:p>
+    <w:p>
+      <w:pPr>
+        <w:spacing w:before="0" w:after="100" w:line="276" w:lineRule="auto"/>
+        <w:jc w:val="left"/>
+      </w:pPr>
+      <w:r>
+        <w:rPr>
+          <w:rFonts w:ascii="Arial" w:hAnsi="Arial"/>
+          <w:b w:val="0"/>
+          <w:i w:val="0"/>
+          <w:color w:val="2C3E50"/>
+          <w:sz w:val="20"/>
+        </w:rPr>
+        <w:t>Το σύστημα υιοθετεί την κλασική αρχιτεκτονική Mamdani FIS σε 4 διαδοχικά στάδια: Ασαφοποίηση (Fuzzification), Αξιολόγηση Βάσης Κανόνων (Rule Evaluation με Min/Max), Συνένωση Συμπερασμάτων (Aggregation) και Αποσαφοποίηση (Defuzzification με Centroid).</w:t>
+      </w:r>
+    </w:p>
+    <w:p>
+      <w:pPr>
+        <w:keepNext/>
+        <w:spacing w:before="220" w:after="80"/>
+      </w:pPr>
+      <w:r>
+        <w:rPr>
+          <w:rFonts w:ascii="Arial" w:hAnsi="Arial"/>
+          <w:b/>
+          <w:i w:val="0"/>
+          <w:color w:val="1E3799"/>
+          <w:sz w:val="23"/>
+        </w:rPr>
+        <w:t>2.1 Μεταβλητές Εισόδου &amp; Συναρτήσεις Συμμετοχής</w:t>
+      </w:r>
+    </w:p>
+    <w:p>
+      <w:pPr>
+        <w:spacing w:before="0" w:after="100" w:line="276" w:lineRule="auto"/>
+        <w:jc w:val="left"/>
+      </w:pPr>
+      <w:r>
+        <w:rPr>
+          <w:rFonts w:ascii="Arial" w:hAnsi="Arial"/>
+          <w:b w:val="0"/>
+          <w:i w:val="0"/>
+          <w:color w:val="2C3E50"/>
+          <w:sz w:val="20"/>
+        </w:rPr>
+        <w:t>Ορίστηκαν 4 θεμελιώδεις κατηγορίες μεταβλητών εισόδου με τα αντίστοιχα πεδία ορισμού:</w:t>
       </w:r>
     </w:p>
     <w:tbl>
@@ -515,10 +572,10 @@
             <w:tcW w:type="dxa" w:w="2160"/>
             <w:shd w:fill="1E3799"/>
             <w:tcMar>
-              <w:top w:w="120" w:type="dxa"/>
-              <w:bottom w:w="120" w:type="dxa"/>
-              <w:left w:w="120" w:type="dxa"/>
-              <w:right w:w="120" w:type="dxa"/>
+              <w:top w:w="100" w:type="dxa"/>
+              <w:bottom w:w="100" w:type="dxa"/>
+              <w:left w:w="110" w:type="dxa"/>
+              <w:right w:w="110" w:type="dxa"/>
             </w:tcMar>
           </w:tcPr>
           <w:p>
@@ -542,10 +599,10 @@
             <w:tcW w:type="dxa" w:w="1584"/>
             <w:shd w:fill="1E3799"/>
             <w:tcMar>
-              <w:top w:w="120" w:type="dxa"/>
-              <w:bottom w:w="120" w:type="dxa"/>
-              <w:left w:w="120" w:type="dxa"/>
-              <w:right w:w="120" w:type="dxa"/>
+              <w:top w:w="100" w:type="dxa"/>
+              <w:bottom w:w="100" w:type="dxa"/>
+              <w:left w:w="110" w:type="dxa"/>
+              <w:right w:w="110" w:type="dxa"/>
             </w:tcMar>
           </w:tcPr>
           <w:p>
@@ -569,10 +626,10 @@
             <w:tcW w:type="dxa" w:w="1152"/>
             <w:shd w:fill="1E3799"/>
             <w:tcMar>
-              <w:top w:w="120" w:type="dxa"/>
-              <w:bottom w:w="120" w:type="dxa"/>
-              <w:left w:w="120" w:type="dxa"/>
-              <w:right w:w="120" w:type="dxa"/>
+              <w:top w:w="100" w:type="dxa"/>
+              <w:bottom w:w="100" w:type="dxa"/>
+              <w:left w:w="110" w:type="dxa"/>
+              <w:right w:w="110" w:type="dxa"/>
             </w:tcMar>
           </w:tcPr>
           <w:p>
@@ -596,10 +653,10 @@
             <w:tcW w:type="dxa" w:w="4464"/>
             <w:shd w:fill="1E3799"/>
             <w:tcMar>
-              <w:top w:w="120" w:type="dxa"/>
-              <w:bottom w:w="120" w:type="dxa"/>
-              <w:left w:w="120" w:type="dxa"/>
-              <w:right w:w="120" w:type="dxa"/>
+              <w:top w:w="100" w:type="dxa"/>
+              <w:bottom w:w="100" w:type="dxa"/>
+              <w:left w:w="110" w:type="dxa"/>
+              <w:right w:w="110" w:type="dxa"/>
             </w:tcMar>
           </w:tcPr>
           <w:p>
@@ -625,10 +682,10 @@
             <w:tcW w:type="dxa" w:w="2160"/>
             <w:shd w:fill="F8F9FA"/>
             <w:tcMar>
-              <w:top w:w="100" w:type="dxa"/>
-              <w:bottom w:w="100" w:type="dxa"/>
-              <w:left w:w="120" w:type="dxa"/>
-              <w:right w:w="120" w:type="dxa"/>
+              <w:top w:w="80" w:type="dxa"/>
+              <w:bottom w:w="80" w:type="dxa"/>
+              <w:left w:w="110" w:type="dxa"/>
+              <w:right w:w="110" w:type="dxa"/>
             </w:tcMar>
           </w:tcPr>
           <w:p>
@@ -651,10 +708,10 @@
             <w:tcW w:type="dxa" w:w="1584"/>
             <w:shd w:fill="F8F9FA"/>
             <w:tcMar>
-              <w:top w:w="100" w:type="dxa"/>
-              <w:bottom w:w="100" w:type="dxa"/>
-              <w:left w:w="120" w:type="dxa"/>
-              <w:right w:w="120" w:type="dxa"/>
+              <w:top w:w="80" w:type="dxa"/>
+              <w:bottom w:w="80" w:type="dxa"/>
+              <w:left w:w="110" w:type="dxa"/>
+              <w:right w:w="110" w:type="dxa"/>
             </w:tcMar>
           </w:tcPr>
           <w:p>
@@ -675,10 +732,10 @@
             <w:tcW w:type="dxa" w:w="1152"/>
             <w:shd w:fill="F8F9FA"/>
             <w:tcMar>
-              <w:top w:w="100" w:type="dxa"/>
-              <w:bottom w:w="100" w:type="dxa"/>
-              <w:left w:w="120" w:type="dxa"/>
-              <w:right w:w="120" w:type="dxa"/>
+              <w:top w:w="80" w:type="dxa"/>
+              <w:bottom w:w="80" w:type="dxa"/>
+              <w:left w:w="110" w:type="dxa"/>
+              <w:right w:w="110" w:type="dxa"/>
             </w:tcMar>
           </w:tcPr>
           <w:p>
@@ -699,10 +756,10 @@
             <w:tcW w:type="dxa" w:w="4464"/>
             <w:shd w:fill="F8F9FA"/>
             <w:tcMar>
-              <w:top w:w="100" w:type="dxa"/>
-              <w:bottom w:w="100" w:type="dxa"/>
-              <w:left w:w="120" w:type="dxa"/>
-              <w:right w:w="120" w:type="dxa"/>
+              <w:top w:w="80" w:type="dxa"/>
+              <w:bottom w:w="80" w:type="dxa"/>
+              <w:left w:w="110" w:type="dxa"/>
+              <w:right w:w="110" w:type="dxa"/>
             </w:tcMar>
           </w:tcPr>
           <w:p>
@@ -729,10 +786,10 @@
             <w:tcW w:type="dxa" w:w="2160"/>
             <w:shd w:fill="FFFFFF"/>
             <w:tcMar>
-              <w:top w:w="100" w:type="dxa"/>
-              <w:bottom w:w="100" w:type="dxa"/>
-              <w:left w:w="120" w:type="dxa"/>
-              <w:right w:w="120" w:type="dxa"/>
+              <w:top w:w="80" w:type="dxa"/>
+              <w:bottom w:w="80" w:type="dxa"/>
+              <w:left w:w="110" w:type="dxa"/>
+              <w:right w:w="110" w:type="dxa"/>
             </w:tcMar>
           </w:tcPr>
           <w:p>
@@ -755,10 +812,10 @@
             <w:tcW w:type="dxa" w:w="1584"/>
             <w:shd w:fill="FFFFFF"/>
             <w:tcMar>
-              <w:top w:w="100" w:type="dxa"/>
-              <w:bottom w:w="100" w:type="dxa"/>
-              <w:left w:w="120" w:type="dxa"/>
-              <w:right w:w="120" w:type="dxa"/>
+              <w:top w:w="80" w:type="dxa"/>
+              <w:bottom w:w="80" w:type="dxa"/>
+              <w:left w:w="110" w:type="dxa"/>
+              <w:right w:w="110" w:type="dxa"/>
             </w:tcMar>
           </w:tcPr>
           <w:p>
@@ -779,10 +836,10 @@
             <w:tcW w:type="dxa" w:w="1152"/>
             <w:shd w:fill="FFFFFF"/>
             <w:tcMar>
-              <w:top w:w="100" w:type="dxa"/>
-              <w:bottom w:w="100" w:type="dxa"/>
-              <w:left w:w="120" w:type="dxa"/>
-              <w:right w:w="120" w:type="dxa"/>
+              <w:top w:w="80" w:type="dxa"/>
+              <w:bottom w:w="80" w:type="dxa"/>
+              <w:left w:w="110" w:type="dxa"/>
+              <w:right w:w="110" w:type="dxa"/>
             </w:tcMar>
           </w:tcPr>
           <w:p>
@@ -803,10 +860,10 @@
             <w:tcW w:type="dxa" w:w="4464"/>
             <w:shd w:fill="FFFFFF"/>
             <w:tcMar>
-              <w:top w:w="100" w:type="dxa"/>
-              <w:bottom w:w="100" w:type="dxa"/>
-              <w:left w:w="120" w:type="dxa"/>
-              <w:right w:w="120" w:type="dxa"/>
+              <w:top w:w="80" w:type="dxa"/>
+              <w:bottom w:w="80" w:type="dxa"/>
+              <w:left w:w="110" w:type="dxa"/>
+              <w:right w:w="110" w:type="dxa"/>
             </w:tcMar>
           </w:tcPr>
           <w:p>
@@ -833,10 +890,10 @@
             <w:tcW w:type="dxa" w:w="2160"/>
             <w:shd w:fill="F8F9FA"/>
             <w:tcMar>
-              <w:top w:w="100" w:type="dxa"/>
-              <w:bottom w:w="100" w:type="dxa"/>
-              <w:left w:w="120" w:type="dxa"/>
-              <w:right w:w="120" w:type="dxa"/>
+              <w:top w:w="80" w:type="dxa"/>
+              <w:bottom w:w="80" w:type="dxa"/>
+              <w:left w:w="110" w:type="dxa"/>
+              <w:right w:w="110" w:type="dxa"/>
             </w:tcMar>
           </w:tcPr>
           <w:p>
@@ -859,10 +916,10 @@
             <w:tcW w:type="dxa" w:w="1584"/>
             <w:shd w:fill="F8F9FA"/>
             <w:tcMar>
-              <w:top w:w="100" w:type="dxa"/>
-              <w:bottom w:w="100" w:type="dxa"/>
-              <w:left w:w="120" w:type="dxa"/>
-              <w:right w:w="120" w:type="dxa"/>
+              <w:top w:w="80" w:type="dxa"/>
+              <w:bottom w:w="80" w:type="dxa"/>
+              <w:left w:w="110" w:type="dxa"/>
+              <w:right w:w="110" w:type="dxa"/>
             </w:tcMar>
           </w:tcPr>
           <w:p>
@@ -883,10 +940,10 @@
             <w:tcW w:type="dxa" w:w="1152"/>
             <w:shd w:fill="F8F9FA"/>
             <w:tcMar>
-              <w:top w:w="100" w:type="dxa"/>
-              <w:bottom w:w="100" w:type="dxa"/>
-              <w:left w:w="120" w:type="dxa"/>
-              <w:right w:w="120" w:type="dxa"/>
+              <w:top w:w="80" w:type="dxa"/>
+              <w:bottom w:w="80" w:type="dxa"/>
+              <w:left w:w="110" w:type="dxa"/>
+              <w:right w:w="110" w:type="dxa"/>
             </w:tcMar>
           </w:tcPr>
           <w:p>
@@ -907,10 +964,10 @@
             <w:tcW w:type="dxa" w:w="4464"/>
             <w:shd w:fill="F8F9FA"/>
             <w:tcMar>
-              <w:top w:w="100" w:type="dxa"/>
-              <w:bottom w:w="100" w:type="dxa"/>
-              <w:left w:w="120" w:type="dxa"/>
-              <w:right w:w="120" w:type="dxa"/>
+              <w:top w:w="80" w:type="dxa"/>
+              <w:bottom w:w="80" w:type="dxa"/>
+              <w:left w:w="110" w:type="dxa"/>
+              <w:right w:w="110" w:type="dxa"/>
             </w:tcMar>
           </w:tcPr>
           <w:p>
@@ -937,10 +994,10 @@
             <w:tcW w:type="dxa" w:w="2160"/>
             <w:shd w:fill="FFFFFF"/>
             <w:tcMar>
-              <w:top w:w="100" w:type="dxa"/>
-              <w:bottom w:w="100" w:type="dxa"/>
-              <w:left w:w="120" w:type="dxa"/>
-              <w:right w:w="120" w:type="dxa"/>
+              <w:top w:w="80" w:type="dxa"/>
+              <w:bottom w:w="80" w:type="dxa"/>
+              <w:left w:w="110" w:type="dxa"/>
+              <w:right w:w="110" w:type="dxa"/>
             </w:tcMar>
           </w:tcPr>
           <w:p>
@@ -965,10 +1022,10 @@
             <w:tcW w:type="dxa" w:w="1584"/>
             <w:shd w:fill="FFFFFF"/>
             <w:tcMar>
-              <w:top w:w="100" w:type="dxa"/>
-              <w:bottom w:w="100" w:type="dxa"/>
-              <w:left w:w="120" w:type="dxa"/>
-              <w:right w:w="120" w:type="dxa"/>
+              <w:top w:w="80" w:type="dxa"/>
+              <w:bottom w:w="80" w:type="dxa"/>
+              <w:left w:w="110" w:type="dxa"/>
+              <w:right w:w="110" w:type="dxa"/>
             </w:tcMar>
           </w:tcPr>
           <w:p>
@@ -989,10 +1046,10 @@
             <w:tcW w:type="dxa" w:w="1152"/>
             <w:shd w:fill="FFFFFF"/>
             <w:tcMar>
-              <w:top w:w="100" w:type="dxa"/>
-              <w:bottom w:w="100" w:type="dxa"/>
-              <w:left w:w="120" w:type="dxa"/>
-              <w:right w:w="120" w:type="dxa"/>
+              <w:top w:w="80" w:type="dxa"/>
+              <w:bottom w:w="80" w:type="dxa"/>
+              <w:left w:w="110" w:type="dxa"/>
+              <w:right w:w="110" w:type="dxa"/>
             </w:tcMar>
           </w:tcPr>
           <w:p>
@@ -1015,10 +1072,10 @@
             <w:tcW w:type="dxa" w:w="4464"/>
             <w:shd w:fill="FFFFFF"/>
             <w:tcMar>
-              <w:top w:w="100" w:type="dxa"/>
-              <w:bottom w:w="100" w:type="dxa"/>
-              <w:left w:w="120" w:type="dxa"/>
-              <w:right w:w="120" w:type="dxa"/>
+              <w:top w:w="80" w:type="dxa"/>
+              <w:bottom w:w="80" w:type="dxa"/>
+              <w:left w:w="110" w:type="dxa"/>
+              <w:right w:w="110" w:type="dxa"/>
             </w:tcMar>
           </w:tcPr>
           <w:p>
@@ -1042,7 +1099,7 @@
     </w:tbl>
     <w:p>
       <w:pPr>
-        <w:spacing w:before="200" w:after="80" w:line="276" w:lineRule="auto"/>
+        <w:spacing w:before="160" w:after="40" w:line="276" w:lineRule="auto"/>
         <w:jc w:val="left"/>
       </w:pPr>
     </w:p>
@@ -1143,7 +1200,7 @@
     </w:tbl>
     <w:p>
       <w:pPr>
-        <w:spacing w:before="40" w:after="200" w:line="276" w:lineRule="auto"/>
+        <w:spacing w:before="40" w:after="160" w:line="276" w:lineRule="auto"/>
         <w:jc w:val="center"/>
       </w:pPr>
       <w:r>
@@ -1160,7 +1217,7 @@
     <w:p>
       <w:pPr>
         <w:keepNext/>
-        <w:spacing w:before="240" w:after="80"/>
+        <w:spacing w:before="220" w:after="80"/>
       </w:pPr>
       <w:r>
         <w:rPr>
@@ -1168,14 +1225,14 @@
           <w:b/>
           <w:i w:val="0"/>
           <w:color w:val="1E3799"/>
-          <w:sz w:val="24"/>
+          <w:sz w:val="23"/>
         </w:rPr>
-        <w:t>2.2 Βάση Ασαφών Κανόνων (Fuzzy Rule Base)</w:t>
+        <w:t>2.2 Μεταβλητή Εξόδου (Suitability Score) &amp; Γραφήματα</w:t>
       </w:r>
     </w:p>
     <w:p>
       <w:pPr>
-        <w:spacing w:before="0" w:after="120" w:line="276" w:lineRule="auto"/>
+        <w:spacing w:before="0" w:after="100" w:line="276" w:lineRule="auto"/>
         <w:jc w:val="left"/>
       </w:pPr>
       <w:r>
@@ -1184,26 +1241,17 @@
           <w:b w:val="0"/>
           <w:i w:val="0"/>
           <w:color w:val="2C3E50"/>
-          <w:sz w:val="21"/>
+          <w:sz w:val="20"/>
         </w:rPr>
-        <w:t>Στο σύστημα έχουν οριστεί 18 εξειδικευμένοι κανόνες εμπειρογνώμονα (Expert IF-THEN Rules), οι οποίοι συνδέουν τις πολυδιάστατες επιθυμίες του ταξιδιώτη με συγκεκριμένα αρχέτυπα προορισμών. Ο βαθμός ενεργοποίησης κάθε κανόνα α_k υπολογίζεται μέσω του τελεστή Min:</w:t>
-      </w:r>
-    </w:p>
-    <w:p>
-      <w:pPr>
-        <w:spacing w:before="120" w:after="160"/>
-        <w:ind w:left="576" w:right="576"/>
-        <w:jc w:val="center"/>
-      </w:pPr>
-      <w:r>
-        <w:rPr>
-          <w:rFonts w:ascii="Georgia" w:hAnsi="Georgia"/>
-          <w:b/>
-          <w:i/>
-          <w:color w:val="1E3799"/>
-          <w:sz w:val="22"/>
-        </w:rPr>
-        <w:t>α_k = min( μ_A1(x_1), μ_A2(x_2), ..., μ_An(x_n) )</w:t>
+        <w:t>Η μεταβλητή εξόδου Καταλληλότητα (Suitability Score) ορίζεται στο διάστημα [0, 100]% και περιλαμβάνει 4 γλωσσικούς όρους:</w:t>
+        <w:br/>
+        <w:t>• Poor: Τραπεζοειδής (0, 0, 20, 35) — Χαμηλή καταλληλότητα / ασυμβατότητα.</w:t>
+        <w:br/>
+        <w:t>• Moderate: Τριγωνική (25, 50, 70) — Μέτρια / ισορροπημένη καταλληλότητα.</w:t>
+        <w:br/>
+        <w:t>• High: Τριγωνική (60, 75, 90) — Υψηλή καταλληλότητα.</w:t>
+        <w:br/>
+        <w:t>• Excellent: Τραπεζοειδής (80, 90, 100, 100) — Εξαιρετικό ταίριασμα.</w:t>
       </w:r>
     </w:p>
     <w:tbl>
@@ -1213,20 +1261,169 @@
         <w:tblLook w:firstColumn="1" w:firstRow="1" w:lastColumn="0" w:lastRow="0" w:noHBand="0" w:noVBand="1" w:val="04A0"/>
       </w:tblPr>
       <w:tblGrid>
-        <w:gridCol w:w="3216"/>
-        <w:gridCol w:w="3216"/>
-        <w:gridCol w:w="3216"/>
+        <w:gridCol w:w="4824"/>
+        <w:gridCol w:w="4824"/>
       </w:tblGrid>
       <w:tr>
         <w:tc>
           <w:tcPr>
-            <w:tcW w:type="dxa" w:w="1152"/>
+            <w:tcW w:type="dxa" w:w="4824"/>
+          </w:tcPr>
+          <w:p>
+            <w:r>
+              <w:drawing>
+                <wp:inline xmlns:a="http://schemas.openxmlformats.org/drawingml/2006/main" xmlns:pic="http://schemas.openxmlformats.org/drawingml/2006/picture">
+                  <wp:extent cx="2834640" cy="1395515"/>
+                  <wp:docPr id="3" name="Picture 3"/>
+                  <wp:cNvGraphicFramePr>
+                    <a:graphicFrameLocks noChangeAspect="1"/>
+                  </wp:cNvGraphicFramePr>
+                  <a:graphic>
+                    <a:graphicData uri="http://schemas.openxmlformats.org/drawingml/2006/picture">
+                      <pic:pic>
+                        <pic:nvPicPr>
+                          <pic:cNvPr id="0" name="mf_duration.png"/>
+                          <pic:cNvPicPr/>
+                        </pic:nvPicPr>
+                        <pic:blipFill>
+                          <a:blip r:embed="rId13"/>
+                          <a:stretch>
+                            <a:fillRect/>
+                          </a:stretch>
+                        </pic:blipFill>
+                        <pic:spPr>
+                          <a:xfrm>
+                            <a:off x="0" y="0"/>
+                            <a:ext cx="2834640" cy="1395515"/>
+                          </a:xfrm>
+                          <a:prstGeom prst="rect"/>
+                        </pic:spPr>
+                      </pic:pic>
+                    </a:graphicData>
+                  </a:graphic>
+                </wp:inline>
+              </w:drawing>
+            </w:r>
+          </w:p>
+        </w:tc>
+        <w:tc>
+          <w:tcPr>
+            <w:tcW w:type="dxa" w:w="4824"/>
+          </w:tcPr>
+          <w:p>
+            <w:r>
+              <w:drawing>
+                <wp:inline xmlns:a="http://schemas.openxmlformats.org/drawingml/2006/main" xmlns:pic="http://schemas.openxmlformats.org/drawingml/2006/picture">
+                  <wp:extent cx="2834640" cy="1395515"/>
+                  <wp:docPr id="4" name="Picture 4"/>
+                  <wp:cNvGraphicFramePr>
+                    <a:graphicFrameLocks noChangeAspect="1"/>
+                  </wp:cNvGraphicFramePr>
+                  <a:graphic>
+                    <a:graphicData uri="http://schemas.openxmlformats.org/drawingml/2006/picture">
+                      <pic:pic>
+                        <pic:nvPicPr>
+                          <pic:cNvPr id="0" name="mf_suitability.png"/>
+                          <pic:cNvPicPr/>
+                        </pic:nvPicPr>
+                        <pic:blipFill>
+                          <a:blip r:embed="rId14"/>
+                          <a:stretch>
+                            <a:fillRect/>
+                          </a:stretch>
+                        </pic:blipFill>
+                        <pic:spPr>
+                          <a:xfrm>
+                            <a:off x="0" y="0"/>
+                            <a:ext cx="2834640" cy="1395515"/>
+                          </a:xfrm>
+                          <a:prstGeom prst="rect"/>
+                        </pic:spPr>
+                      </pic:pic>
+                    </a:graphicData>
+                  </a:graphic>
+                </wp:inline>
+              </w:drawing>
+            </w:r>
+          </w:p>
+        </w:tc>
+      </w:tr>
+    </w:tbl>
+    <w:p>
+      <w:pPr>
+        <w:spacing w:before="40" w:after="160" w:line="276" w:lineRule="auto"/>
+        <w:jc w:val="center"/>
+      </w:pPr>
+      <w:r>
+        <w:rPr>
+          <w:rFonts w:ascii="Arial" w:hAnsi="Arial"/>
+          <w:b w:val="0"/>
+          <w:i/>
+          <w:color w:val="7F8C8D"/>
+          <w:sz w:val="17"/>
+        </w:rPr>
+        <w:t>Εικόνα 2: Συναρτήσεις Συμμετοχής για Διάρκεια (Duration) και Καταλληλότητα Εξόδου (Suitability)</w:t>
+      </w:r>
+    </w:p>
+    <w:p>
+      <w:r>
+        <w:br w:type="page"/>
+      </w:r>
+    </w:p>
+    <w:p>
+      <w:pPr>
+        <w:keepNext/>
+        <w:spacing w:before="220" w:after="80"/>
+      </w:pPr>
+      <w:r>
+        <w:rPr>
+          <w:rFonts w:ascii="Arial" w:hAnsi="Arial"/>
+          <w:b/>
+          <w:i w:val="0"/>
+          <w:color w:val="1E3799"/>
+          <w:sz w:val="23"/>
+        </w:rPr>
+        <w:t>2.3 Πλήρης Βάση 36 Ασαφών Κανόνων (Fuzzy Rule Base)</w:t>
+      </w:r>
+    </w:p>
+    <w:p>
+      <w:pPr>
+        <w:spacing w:before="0" w:after="100" w:line="276" w:lineRule="auto"/>
+        <w:jc w:val="left"/>
+      </w:pPr>
+      <w:r>
+        <w:rPr>
+          <w:rFonts w:ascii="Arial" w:hAnsi="Arial"/>
+          <w:b w:val="0"/>
+          <w:i w:val="0"/>
+          <w:color w:val="2C3E50"/>
+          <w:sz w:val="20"/>
+        </w:rPr>
+        <w:t>Ορίστηκαν 36 κανόνες εμπειρογνώμονα (IF-THEN) με πλήρη γλωσσική κάλυψη (ποσοστό έλλειψης κανόνα 0.00% σε 2000 τυχαίες εισόδους). Ο βαθμός ενεργοποίησης κάθε κανόνα υπολογίζεται με τον τελεστή Mamdani Min: α_k = min(μ_1(x_1), μ_2(x_2), ...).</w:t>
+      </w:r>
+    </w:p>
+    <w:tbl>
+      <w:tblPr>
+        <w:tblW w:type="auto" w:w="0"/>
+        <w:jc w:val="center"/>
+        <w:tblLook w:firstColumn="1" w:firstRow="1" w:lastColumn="0" w:lastRow="0" w:noHBand="0" w:noVBand="1" w:val="04A0"/>
+      </w:tblPr>
+      <w:tblGrid>
+        <w:gridCol w:w="2412"/>
+        <w:gridCol w:w="2412"/>
+        <w:gridCol w:w="2412"/>
+        <w:gridCol w:w="2412"/>
+      </w:tblGrid>
+      <w:tr>
+        <w:tc>
+          <w:tcPr>
+            <w:tcW w:type="dxa" w:w="864"/>
             <w:shd w:fill="1E3799"/>
             <w:tcMar>
-              <w:top w:w="120" w:type="dxa"/>
-              <w:bottom w:w="120" w:type="dxa"/>
-              <w:left w:w="120" w:type="dxa"/>
-              <w:right w:w="120" w:type="dxa"/>
+              <w:top w:w="80" w:type="dxa"/>
+              <w:bottom w:w="80" w:type="dxa"/>
+              <w:left w:w="100" w:type="dxa"/>
+              <w:right w:w="100" w:type="dxa"/>
             </w:tcMar>
           </w:tcPr>
           <w:p>
@@ -1239,21 +1436,21 @@
                 <w:b/>
                 <w:i w:val="0"/>
                 <w:color w:val="FFFFFF"/>
-                <w:sz w:val="18"/>
+                <w:sz w:val="17"/>
               </w:rPr>
-              <w:t>Κανόνας</w:t>
+              <w:t>ID</w:t>
             </w:r>
           </w:p>
         </w:tc>
         <w:tc>
           <w:tcPr>
-            <w:tcW w:type="dxa" w:w="4608"/>
+            <w:tcW w:type="dxa" w:w="4176"/>
             <w:shd w:fill="1E3799"/>
             <w:tcMar>
-              <w:top w:w="120" w:type="dxa"/>
-              <w:bottom w:w="120" w:type="dxa"/>
-              <w:left w:w="120" w:type="dxa"/>
-              <w:right w:w="120" w:type="dxa"/>
+              <w:top w:w="80" w:type="dxa"/>
+              <w:bottom w:w="80" w:type="dxa"/>
+              <w:left w:w="100" w:type="dxa"/>
+              <w:right w:w="100" w:type="dxa"/>
             </w:tcMar>
           </w:tcPr>
           <w:p>
@@ -1266,7 +1463,7 @@
                 <w:b/>
                 <w:i w:val="0"/>
                 <w:color w:val="FFFFFF"/>
-                <w:sz w:val="18"/>
+                <w:sz w:val="17"/>
               </w:rPr>
               <w:t>Υπόθεση (Antecedent - IF)</w:t>
             </w:r>
@@ -1274,13 +1471,13 @@
         </w:tc>
         <w:tc>
           <w:tcPr>
-            <w:tcW w:type="dxa" w:w="3600"/>
+            <w:tcW w:type="dxa" w:w="3456"/>
             <w:shd w:fill="1E3799"/>
             <w:tcMar>
-              <w:top w:w="120" w:type="dxa"/>
-              <w:bottom w:w="120" w:type="dxa"/>
-              <w:left w:w="120" w:type="dxa"/>
-              <w:right w:w="120" w:type="dxa"/>
+              <w:top w:w="80" w:type="dxa"/>
+              <w:bottom w:w="80" w:type="dxa"/>
+              <w:left w:w="100" w:type="dxa"/>
+              <w:right w:w="100" w:type="dxa"/>
             </w:tcMar>
           </w:tcPr>
           <w:p>
@@ -1293,9 +1490,36 @@
                 <w:b/>
                 <w:i w:val="0"/>
                 <w:color w:val="FFFFFF"/>
-                <w:sz w:val="18"/>
+                <w:sz w:val="17"/>
               </w:rPr>
               <w:t>Συμπέρασμα (Consequent - THEN)</w:t>
+            </w:r>
+          </w:p>
+        </w:tc>
+        <w:tc>
+          <w:tcPr>
+            <w:tcW w:type="dxa" w:w="864"/>
+            <w:shd w:fill="1E3799"/>
+            <w:tcMar>
+              <w:top w:w="80" w:type="dxa"/>
+              <w:bottom w:w="80" w:type="dxa"/>
+              <w:left w:w="100" w:type="dxa"/>
+              <w:right w:w="100" w:type="dxa"/>
+            </w:tcMar>
+          </w:tcPr>
+          <w:p>
+            <w:pPr>
+              <w:jc w:val="center"/>
+            </w:pPr>
+            <w:r>
+              <w:rPr>
+                <w:rFonts w:ascii="Arial" w:hAnsi="Arial"/>
+                <w:b/>
+                <w:i w:val="0"/>
+                <w:color w:val="FFFFFF"/>
+                <w:sz w:val="17"/>
+              </w:rPr>
+              <w:t>Βάρος</w:t>
             </w:r>
           </w:p>
         </w:tc>
@@ -1303,13 +1527,13 @@
       <w:tr>
         <w:tc>
           <w:tcPr>
-            <w:tcW w:type="dxa" w:w="1152"/>
+            <w:tcW w:type="dxa" w:w="864"/>
             <w:shd w:fill="F8F9FA"/>
             <w:tcMar>
-              <w:top w:w="80" w:type="dxa"/>
-              <w:bottom w:w="80" w:type="dxa"/>
-              <w:left w:w="100" w:type="dxa"/>
-              <w:right w:w="100" w:type="dxa"/>
+              <w:top w:w="50" w:type="dxa"/>
+              <w:bottom w:w="50" w:type="dxa"/>
+              <w:left w:w="80" w:type="dxa"/>
+              <w:right w:w="80" w:type="dxa"/>
             </w:tcMar>
           </w:tcPr>
           <w:p>
@@ -1319,21 +1543,21 @@
                 <w:b/>
                 <w:i w:val="0"/>
                 <w:color w:val="2C3E50"/>
-                <w:sz w:val="17"/>
+                <w:sz w:val="15"/>
               </w:rPr>
-              <w:t>Κανόνας R01</w:t>
+              <w:t>R01</w:t>
             </w:r>
           </w:p>
         </w:tc>
         <w:tc>
           <w:tcPr>
-            <w:tcW w:type="dxa" w:w="4608"/>
+            <w:tcW w:type="dxa" w:w="4176"/>
             <w:shd w:fill="F8F9FA"/>
             <w:tcMar>
-              <w:top w:w="80" w:type="dxa"/>
-              <w:bottom w:w="80" w:type="dxa"/>
-              <w:left w:w="100" w:type="dxa"/>
-              <w:right w:w="100" w:type="dxa"/>
+              <w:top w:w="50" w:type="dxa"/>
+              <w:bottom w:w="50" w:type="dxa"/>
+              <w:left w:w="80" w:type="dxa"/>
+              <w:right w:w="80" w:type="dxa"/>
             </w:tcMar>
           </w:tcPr>
           <w:p>
@@ -1343,21 +1567,21 @@
                 <w:b w:val="0"/>
                 <w:i w:val="0"/>
                 <w:color w:val="2C3E50"/>
-                <w:sz w:val="17"/>
+                <w:sz w:val="15"/>
               </w:rPr>
-              <w:t>Culture is High AND Duration is Short AND Climate is Mild</w:t>
+              <w:t>culture = High AND duration = Short AND climate = Mild</w:t>
             </w:r>
           </w:p>
         </w:tc>
         <w:tc>
           <w:tcPr>
-            <w:tcW w:type="dxa" w:w="3600"/>
+            <w:tcW w:type="dxa" w:w="3456"/>
             <w:shd w:fill="F8F9FA"/>
             <w:tcMar>
-              <w:top w:w="80" w:type="dxa"/>
-              <w:bottom w:w="80" w:type="dxa"/>
-              <w:left w:w="100" w:type="dxa"/>
-              <w:right w:w="100" w:type="dxa"/>
+              <w:top w:w="50" w:type="dxa"/>
+              <w:bottom w:w="50" w:type="dxa"/>
+              <w:left w:w="80" w:type="dxa"/>
+              <w:right w:w="80" w:type="dxa"/>
             </w:tcMar>
           </w:tcPr>
           <w:p>
@@ -1367,9 +1591,33 @@
                 <w:b w:val="0"/>
                 <w:i w:val="0"/>
                 <w:color w:val="2C3E50"/>
-                <w:sz w:val="17"/>
+                <w:sz w:val="15"/>
               </w:rPr>
-              <w:t>Archetype = Cultural &amp; Heritage City (Excellent)</w:t>
+              <w:t>Cultural &amp; Heritage City (Excellent)</w:t>
+            </w:r>
+          </w:p>
+        </w:tc>
+        <w:tc>
+          <w:tcPr>
+            <w:tcW w:type="dxa" w:w="864"/>
+            <w:shd w:fill="F8F9FA"/>
+            <w:tcMar>
+              <w:top w:w="50" w:type="dxa"/>
+              <w:bottom w:w="50" w:type="dxa"/>
+              <w:left w:w="80" w:type="dxa"/>
+              <w:right w:w="80" w:type="dxa"/>
+            </w:tcMar>
+          </w:tcPr>
+          <w:p>
+            <w:r>
+              <w:rPr>
+                <w:rFonts w:ascii="Arial" w:hAnsi="Arial"/>
+                <w:b w:val="0"/>
+                <w:i w:val="0"/>
+                <w:color w:val="2C3E50"/>
+                <w:sz w:val="15"/>
+              </w:rPr>
+              <w:t>1.0</w:t>
             </w:r>
           </w:p>
         </w:tc>
@@ -1377,13 +1625,13 @@
       <w:tr>
         <w:tc>
           <w:tcPr>
-            <w:tcW w:type="dxa" w:w="1152"/>
+            <w:tcW w:type="dxa" w:w="864"/>
             <w:shd w:fill="FFFFFF"/>
             <w:tcMar>
-              <w:top w:w="80" w:type="dxa"/>
-              <w:bottom w:w="80" w:type="dxa"/>
-              <w:left w:w="100" w:type="dxa"/>
-              <w:right w:w="100" w:type="dxa"/>
+              <w:top w:w="50" w:type="dxa"/>
+              <w:bottom w:w="50" w:type="dxa"/>
+              <w:left w:w="80" w:type="dxa"/>
+              <w:right w:w="80" w:type="dxa"/>
             </w:tcMar>
           </w:tcPr>
           <w:p>
@@ -1393,21 +1641,21 @@
                 <w:b/>
                 <w:i w:val="0"/>
                 <w:color w:val="2C3E50"/>
-                <w:sz w:val="17"/>
+                <w:sz w:val="15"/>
               </w:rPr>
-              <w:t>Κανόνας R04</w:t>
+              <w:t>R02</w:t>
             </w:r>
           </w:p>
         </w:tc>
         <w:tc>
           <w:tcPr>
-            <w:tcW w:type="dxa" w:w="4608"/>
+            <w:tcW w:type="dxa" w:w="4176"/>
             <w:shd w:fill="FFFFFF"/>
             <w:tcMar>
-              <w:top w:w="80" w:type="dxa"/>
-              <w:bottom w:w="80" w:type="dxa"/>
-              <w:left w:w="100" w:type="dxa"/>
-              <w:right w:w="100" w:type="dxa"/>
+              <w:top w:w="50" w:type="dxa"/>
+              <w:bottom w:w="50" w:type="dxa"/>
+              <w:left w:w="80" w:type="dxa"/>
+              <w:right w:w="80" w:type="dxa"/>
             </w:tcMar>
           </w:tcPr>
           <w:p>
@@ -1417,21 +1665,21 @@
                 <w:b w:val="0"/>
                 <w:i w:val="0"/>
                 <w:color w:val="2C3E50"/>
-                <w:sz w:val="17"/>
+                <w:sz w:val="15"/>
               </w:rPr>
-              <w:t>Relaxation is High AND Climate is Warm AND Duration is Medium</w:t>
+              <w:t>culture = High AND budget = Medium</w:t>
             </w:r>
           </w:p>
         </w:tc>
         <w:tc>
           <w:tcPr>
-            <w:tcW w:type="dxa" w:w="3600"/>
+            <w:tcW w:type="dxa" w:w="3456"/>
             <w:shd w:fill="FFFFFF"/>
             <w:tcMar>
-              <w:top w:w="80" w:type="dxa"/>
-              <w:bottom w:w="80" w:type="dxa"/>
-              <w:left w:w="100" w:type="dxa"/>
-              <w:right w:w="100" w:type="dxa"/>
+              <w:top w:w="50" w:type="dxa"/>
+              <w:bottom w:w="50" w:type="dxa"/>
+              <w:left w:w="80" w:type="dxa"/>
+              <w:right w:w="80" w:type="dxa"/>
             </w:tcMar>
           </w:tcPr>
           <w:p>
@@ -1441,9 +1689,33 @@
                 <w:b w:val="0"/>
                 <w:i w:val="0"/>
                 <w:color w:val="2C3E50"/>
-                <w:sz w:val="17"/>
+                <w:sz w:val="15"/>
               </w:rPr>
-              <w:t>Archetype = Coastal &amp; Island Relaxation (Excellent)</w:t>
+              <w:t>Cultural &amp; Heritage City (High)</w:t>
+            </w:r>
+          </w:p>
+        </w:tc>
+        <w:tc>
+          <w:tcPr>
+            <w:tcW w:type="dxa" w:w="864"/>
+            <w:shd w:fill="FFFFFF"/>
+            <w:tcMar>
+              <w:top w:w="50" w:type="dxa"/>
+              <w:bottom w:w="50" w:type="dxa"/>
+              <w:left w:w="80" w:type="dxa"/>
+              <w:right w:w="80" w:type="dxa"/>
+            </w:tcMar>
+          </w:tcPr>
+          <w:p>
+            <w:r>
+              <w:rPr>
+                <w:rFonts w:ascii="Arial" w:hAnsi="Arial"/>
+                <w:b w:val="0"/>
+                <w:i w:val="0"/>
+                <w:color w:val="2C3E50"/>
+                <w:sz w:val="15"/>
+              </w:rPr>
+              <w:t>1.0</w:t>
             </w:r>
           </w:p>
         </w:tc>
@@ -1451,13 +1723,13 @@
       <w:tr>
         <w:tc>
           <w:tcPr>
-            <w:tcW w:type="dxa" w:w="1152"/>
+            <w:tcW w:type="dxa" w:w="864"/>
             <w:shd w:fill="F8F9FA"/>
             <w:tcMar>
-              <w:top w:w="80" w:type="dxa"/>
-              <w:bottom w:w="80" w:type="dxa"/>
-              <w:left w:w="100" w:type="dxa"/>
-              <w:right w:w="100" w:type="dxa"/>
+              <w:top w:w="50" w:type="dxa"/>
+              <w:bottom w:w="50" w:type="dxa"/>
+              <w:left w:w="80" w:type="dxa"/>
+              <w:right w:w="80" w:type="dxa"/>
             </w:tcMar>
           </w:tcPr>
           <w:p>
@@ -1467,21 +1739,21 @@
                 <w:b/>
                 <w:i w:val="0"/>
                 <w:color w:val="2C3E50"/>
-                <w:sz w:val="17"/>
+                <w:sz w:val="15"/>
               </w:rPr>
-              <w:t>Κανόνας R06</w:t>
+              <w:t>R03</w:t>
             </w:r>
           </w:p>
         </w:tc>
         <w:tc>
           <w:tcPr>
-            <w:tcW w:type="dxa" w:w="4608"/>
+            <w:tcW w:type="dxa" w:w="4176"/>
             <w:shd w:fill="F8F9FA"/>
             <w:tcMar>
-              <w:top w:w="80" w:type="dxa"/>
-              <w:bottom w:w="80" w:type="dxa"/>
-              <w:left w:w="100" w:type="dxa"/>
-              <w:right w:w="100" w:type="dxa"/>
+              <w:top w:w="50" w:type="dxa"/>
+              <w:bottom w:w="50" w:type="dxa"/>
+              <w:left w:w="80" w:type="dxa"/>
+              <w:right w:w="80" w:type="dxa"/>
             </w:tcMar>
           </w:tcPr>
           <w:p>
@@ -1491,21 +1763,21 @@
                 <w:b w:val="0"/>
                 <w:i w:val="0"/>
                 <w:color w:val="2C3E50"/>
-                <w:sz w:val="17"/>
+                <w:sz w:val="15"/>
               </w:rPr>
-              <w:t>Relaxation is High AND Budget is High AND Climate is Warm</w:t>
+              <w:t>culture = High AND budget = High</w:t>
             </w:r>
           </w:p>
         </w:tc>
         <w:tc>
           <w:tcPr>
-            <w:tcW w:type="dxa" w:w="3600"/>
+            <w:tcW w:type="dxa" w:w="3456"/>
             <w:shd w:fill="F8F9FA"/>
             <w:tcMar>
-              <w:top w:w="80" w:type="dxa"/>
-              <w:bottom w:w="80" w:type="dxa"/>
-              <w:left w:w="100" w:type="dxa"/>
-              <w:right w:w="100" w:type="dxa"/>
+              <w:top w:w="50" w:type="dxa"/>
+              <w:bottom w:w="50" w:type="dxa"/>
+              <w:left w:w="80" w:type="dxa"/>
+              <w:right w:w="80" w:type="dxa"/>
             </w:tcMar>
           </w:tcPr>
           <w:p>
@@ -1515,9 +1787,33 @@
                 <w:b w:val="0"/>
                 <w:i w:val="0"/>
                 <w:color w:val="2C3E50"/>
-                <w:sz w:val="17"/>
+                <w:sz w:val="15"/>
               </w:rPr>
-              <w:t>Archetype = Luxury &amp; Premium Wellness (Excellent)</w:t>
+              <w:t>Cultural &amp; Heritage City (Excellent)</w:t>
+            </w:r>
+          </w:p>
+        </w:tc>
+        <w:tc>
+          <w:tcPr>
+            <w:tcW w:type="dxa" w:w="864"/>
+            <w:shd w:fill="F8F9FA"/>
+            <w:tcMar>
+              <w:top w:w="50" w:type="dxa"/>
+              <w:bottom w:w="50" w:type="dxa"/>
+              <w:left w:w="80" w:type="dxa"/>
+              <w:right w:w="80" w:type="dxa"/>
+            </w:tcMar>
+          </w:tcPr>
+          <w:p>
+            <w:r>
+              <w:rPr>
+                <w:rFonts w:ascii="Arial" w:hAnsi="Arial"/>
+                <w:b w:val="0"/>
+                <w:i w:val="0"/>
+                <w:color w:val="2C3E50"/>
+                <w:sz w:val="15"/>
+              </w:rPr>
+              <w:t>1.0</w:t>
             </w:r>
           </w:p>
         </w:tc>
@@ -1525,13 +1821,13 @@
       <w:tr>
         <w:tc>
           <w:tcPr>
-            <w:tcW w:type="dxa" w:w="1152"/>
+            <w:tcW w:type="dxa" w:w="864"/>
             <w:shd w:fill="FFFFFF"/>
             <w:tcMar>
-              <w:top w:w="80" w:type="dxa"/>
-              <w:bottom w:w="80" w:type="dxa"/>
-              <w:left w:w="100" w:type="dxa"/>
-              <w:right w:w="100" w:type="dxa"/>
+              <w:top w:w="50" w:type="dxa"/>
+              <w:bottom w:w="50" w:type="dxa"/>
+              <w:left w:w="80" w:type="dxa"/>
+              <w:right w:w="80" w:type="dxa"/>
             </w:tcMar>
           </w:tcPr>
           <w:p>
@@ -1541,21 +1837,21 @@
                 <w:b/>
                 <w:i w:val="0"/>
                 <w:color w:val="2C3E50"/>
-                <w:sz w:val="17"/>
+                <w:sz w:val="15"/>
               </w:rPr>
-              <w:t>Κανόνας R07</w:t>
+              <w:t>R04</w:t>
             </w:r>
           </w:p>
         </w:tc>
         <w:tc>
           <w:tcPr>
-            <w:tcW w:type="dxa" w:w="4608"/>
+            <w:tcW w:type="dxa" w:w="4176"/>
             <w:shd w:fill="FFFFFF"/>
             <w:tcMar>
-              <w:top w:w="80" w:type="dxa"/>
-              <w:bottom w:w="80" w:type="dxa"/>
-              <w:left w:w="100" w:type="dxa"/>
-              <w:right w:w="100" w:type="dxa"/>
+              <w:top w:w="50" w:type="dxa"/>
+              <w:bottom w:w="50" w:type="dxa"/>
+              <w:left w:w="80" w:type="dxa"/>
+              <w:right w:w="80" w:type="dxa"/>
             </w:tcMar>
           </w:tcPr>
           <w:p>
@@ -1565,21 +1861,21 @@
                 <w:b w:val="0"/>
                 <w:i w:val="0"/>
                 <w:color w:val="2C3E50"/>
-                <w:sz w:val="17"/>
+                <w:sz w:val="15"/>
               </w:rPr>
-              <w:t>Adventure is High AND Climate is Cold</w:t>
+              <w:t>culture = Medium AND climate = Mild</w:t>
             </w:r>
           </w:p>
         </w:tc>
         <w:tc>
           <w:tcPr>
-            <w:tcW w:type="dxa" w:w="3600"/>
+            <w:tcW w:type="dxa" w:w="3456"/>
             <w:shd w:fill="FFFFFF"/>
             <w:tcMar>
-              <w:top w:w="80" w:type="dxa"/>
-              <w:bottom w:w="80" w:type="dxa"/>
-              <w:left w:w="100" w:type="dxa"/>
-              <w:right w:w="100" w:type="dxa"/>
+              <w:top w:w="50" w:type="dxa"/>
+              <w:bottom w:w="50" w:type="dxa"/>
+              <w:left w:w="80" w:type="dxa"/>
+              <w:right w:w="80" w:type="dxa"/>
             </w:tcMar>
           </w:tcPr>
           <w:p>
@@ -1589,9 +1885,33 @@
                 <w:b w:val="0"/>
                 <w:i w:val="0"/>
                 <w:color w:val="2C3E50"/>
-                <w:sz w:val="17"/>
+                <w:sz w:val="15"/>
               </w:rPr>
-              <w:t>Archetype = Alpine &amp; Mountain Adventure (Excellent)</w:t>
+              <w:t>Cultural &amp; Heritage City (Moderate)</w:t>
+            </w:r>
+          </w:p>
+        </w:tc>
+        <w:tc>
+          <w:tcPr>
+            <w:tcW w:type="dxa" w:w="864"/>
+            <w:shd w:fill="FFFFFF"/>
+            <w:tcMar>
+              <w:top w:w="50" w:type="dxa"/>
+              <w:bottom w:w="50" w:type="dxa"/>
+              <w:left w:w="80" w:type="dxa"/>
+              <w:right w:w="80" w:type="dxa"/>
+            </w:tcMar>
+          </w:tcPr>
+          <w:p>
+            <w:r>
+              <w:rPr>
+                <w:rFonts w:ascii="Arial" w:hAnsi="Arial"/>
+                <w:b w:val="0"/>
+                <w:i w:val="0"/>
+                <w:color w:val="2C3E50"/>
+                <w:sz w:val="15"/>
+              </w:rPr>
+              <w:t>1.0</w:t>
             </w:r>
           </w:p>
         </w:tc>
@@ -1599,13 +1919,13 @@
       <w:tr>
         <w:tc>
           <w:tcPr>
-            <w:tcW w:type="dxa" w:w="1152"/>
+            <w:tcW w:type="dxa" w:w="864"/>
             <w:shd w:fill="F8F9FA"/>
             <w:tcMar>
-              <w:top w:w="80" w:type="dxa"/>
-              <w:bottom w:w="80" w:type="dxa"/>
-              <w:left w:w="100" w:type="dxa"/>
-              <w:right w:w="100" w:type="dxa"/>
+              <w:top w:w="50" w:type="dxa"/>
+              <w:bottom w:w="50" w:type="dxa"/>
+              <w:left w:w="80" w:type="dxa"/>
+              <w:right w:w="80" w:type="dxa"/>
             </w:tcMar>
           </w:tcPr>
           <w:p>
@@ -1615,21 +1935,21 @@
                 <w:b/>
                 <w:i w:val="0"/>
                 <w:color w:val="2C3E50"/>
-                <w:sz w:val="17"/>
+                <w:sz w:val="15"/>
               </w:rPr>
-              <w:t>Κανόνας R10</w:t>
+              <w:t>R05</w:t>
             </w:r>
           </w:p>
         </w:tc>
         <w:tc>
           <w:tcPr>
-            <w:tcW w:type="dxa" w:w="4608"/>
+            <w:tcW w:type="dxa" w:w="4176"/>
             <w:shd w:fill="F8F9FA"/>
             <w:tcMar>
-              <w:top w:w="80" w:type="dxa"/>
-              <w:bottom w:w="80" w:type="dxa"/>
-              <w:left w:w="100" w:type="dxa"/>
-              <w:right w:w="100" w:type="dxa"/>
+              <w:top w:w="50" w:type="dxa"/>
+              <w:bottom w:w="50" w:type="dxa"/>
+              <w:left w:w="80" w:type="dxa"/>
+              <w:right w:w="80" w:type="dxa"/>
             </w:tcMar>
           </w:tcPr>
           <w:p>
@@ -1639,21 +1959,21 @@
                 <w:b w:val="0"/>
                 <w:i w:val="0"/>
                 <w:color w:val="2C3E50"/>
-                <w:sz w:val="17"/>
+                <w:sz w:val="15"/>
               </w:rPr>
-              <w:t>Nightlife is High AND Duration is Short AND Budget is Low</w:t>
+              <w:t>culture = Medium AND duration = Short</w:t>
             </w:r>
           </w:p>
         </w:tc>
         <w:tc>
           <w:tcPr>
-            <w:tcW w:type="dxa" w:w="3600"/>
+            <w:tcW w:type="dxa" w:w="3456"/>
             <w:shd w:fill="F8F9FA"/>
             <w:tcMar>
-              <w:top w:w="80" w:type="dxa"/>
-              <w:bottom w:w="80" w:type="dxa"/>
-              <w:left w:w="100" w:type="dxa"/>
-              <w:right w:w="100" w:type="dxa"/>
+              <w:top w:w="50" w:type="dxa"/>
+              <w:bottom w:w="50" w:type="dxa"/>
+              <w:left w:w="80" w:type="dxa"/>
+              <w:right w:w="80" w:type="dxa"/>
             </w:tcMar>
           </w:tcPr>
           <w:p>
@@ -1663,9 +1983,33 @@
                 <w:b w:val="0"/>
                 <w:i w:val="0"/>
                 <w:color w:val="2C3E50"/>
-                <w:sz w:val="17"/>
+                <w:sz w:val="15"/>
               </w:rPr>
-              <w:t>Archetype = Vibrant Urban &amp; Entertainment (High)</w:t>
+              <w:t>Cultural &amp; Heritage City (Moderate)</w:t>
+            </w:r>
+          </w:p>
+        </w:tc>
+        <w:tc>
+          <w:tcPr>
+            <w:tcW w:type="dxa" w:w="864"/>
+            <w:shd w:fill="F8F9FA"/>
+            <w:tcMar>
+              <w:top w:w="50" w:type="dxa"/>
+              <w:bottom w:w="50" w:type="dxa"/>
+              <w:left w:w="80" w:type="dxa"/>
+              <w:right w:w="80" w:type="dxa"/>
+            </w:tcMar>
+          </w:tcPr>
+          <w:p>
+            <w:r>
+              <w:rPr>
+                <w:rFonts w:ascii="Arial" w:hAnsi="Arial"/>
+                <w:b w:val="0"/>
+                <w:i w:val="0"/>
+                <w:color w:val="2C3E50"/>
+                <w:sz w:val="15"/>
+              </w:rPr>
+              <w:t>1.0</w:t>
             </w:r>
           </w:p>
         </w:tc>
@@ -1673,13 +2017,13 @@
       <w:tr>
         <w:tc>
           <w:tcPr>
-            <w:tcW w:type="dxa" w:w="1152"/>
+            <w:tcW w:type="dxa" w:w="864"/>
             <w:shd w:fill="FFFFFF"/>
             <w:tcMar>
-              <w:top w:w="80" w:type="dxa"/>
-              <w:bottom w:w="80" w:type="dxa"/>
-              <w:left w:w="100" w:type="dxa"/>
-              <w:right w:w="100" w:type="dxa"/>
+              <w:top w:w="50" w:type="dxa"/>
+              <w:bottom w:w="50" w:type="dxa"/>
+              <w:left w:w="80" w:type="dxa"/>
+              <w:right w:w="80" w:type="dxa"/>
             </w:tcMar>
           </w:tcPr>
           <w:p>
@@ -1689,21 +2033,21 @@
                 <w:b/>
                 <w:i w:val="0"/>
                 <w:color w:val="2C3E50"/>
-                <w:sz w:val="17"/>
+                <w:sz w:val="15"/>
               </w:rPr>
-              <w:t>Κανόνας R12</w:t>
+              <w:t>R06</w:t>
             </w:r>
           </w:p>
         </w:tc>
         <w:tc>
           <w:tcPr>
-            <w:tcW w:type="dxa" w:w="4608"/>
+            <w:tcW w:type="dxa" w:w="4176"/>
             <w:shd w:fill="FFFFFF"/>
             <w:tcMar>
-              <w:top w:w="80" w:type="dxa"/>
-              <w:bottom w:w="80" w:type="dxa"/>
-              <w:left w:w="100" w:type="dxa"/>
-              <w:right w:w="100" w:type="dxa"/>
+              <w:top w:w="50" w:type="dxa"/>
+              <w:bottom w:w="50" w:type="dxa"/>
+              <w:left w:w="80" w:type="dxa"/>
+              <w:right w:w="80" w:type="dxa"/>
             </w:tcMar>
           </w:tcPr>
           <w:p>
@@ -1713,21 +2057,21 @@
                 <w:b w:val="0"/>
                 <w:i w:val="0"/>
                 <w:color w:val="2C3E50"/>
-                <w:sz w:val="17"/>
+                <w:sz w:val="15"/>
               </w:rPr>
-              <w:t>Adventure is High AND Duration is Long AND Climate is Warm</w:t>
+              <w:t>culture = Low</w:t>
             </w:r>
           </w:p>
         </w:tc>
         <w:tc>
           <w:tcPr>
-            <w:tcW w:type="dxa" w:w="3600"/>
+            <w:tcW w:type="dxa" w:w="3456"/>
             <w:shd w:fill="FFFFFF"/>
             <w:tcMar>
-              <w:top w:w="80" w:type="dxa"/>
-              <w:bottom w:w="80" w:type="dxa"/>
-              <w:left w:w="100" w:type="dxa"/>
-              <w:right w:w="100" w:type="dxa"/>
+              <w:top w:w="50" w:type="dxa"/>
+              <w:bottom w:w="50" w:type="dxa"/>
+              <w:left w:w="80" w:type="dxa"/>
+              <w:right w:w="80" w:type="dxa"/>
             </w:tcMar>
           </w:tcPr>
           <w:p>
@@ -1737,9 +2081,33 @@
                 <w:b w:val="0"/>
                 <w:i w:val="0"/>
                 <w:color w:val="2C3E50"/>
-                <w:sz w:val="17"/>
+                <w:sz w:val="15"/>
               </w:rPr>
-              <w:t>Archetype = Exotic &amp; Tropical Explorer (Excellent)</w:t>
+              <w:t>Cultural &amp; Heritage City (Poor)</w:t>
+            </w:r>
+          </w:p>
+        </w:tc>
+        <w:tc>
+          <w:tcPr>
+            <w:tcW w:type="dxa" w:w="864"/>
+            <w:shd w:fill="FFFFFF"/>
+            <w:tcMar>
+              <w:top w:w="50" w:type="dxa"/>
+              <w:bottom w:w="50" w:type="dxa"/>
+              <w:left w:w="80" w:type="dxa"/>
+              <w:right w:w="80" w:type="dxa"/>
+            </w:tcMar>
+          </w:tcPr>
+          <w:p>
+            <w:r>
+              <w:rPr>
+                <w:rFonts w:ascii="Arial" w:hAnsi="Arial"/>
+                <w:b w:val="0"/>
+                <w:i w:val="0"/>
+                <w:color w:val="2C3E50"/>
+                <w:sz w:val="15"/>
+              </w:rPr>
+              <w:t>1.0</w:t>
             </w:r>
           </w:p>
         </w:tc>
@@ -1747,13 +2115,13 @@
       <w:tr>
         <w:tc>
           <w:tcPr>
-            <w:tcW w:type="dxa" w:w="1152"/>
+            <w:tcW w:type="dxa" w:w="864"/>
             <w:shd w:fill="F8F9FA"/>
             <w:tcMar>
-              <w:top w:w="80" w:type="dxa"/>
-              <w:bottom w:w="80" w:type="dxa"/>
-              <w:left w:w="100" w:type="dxa"/>
-              <w:right w:w="100" w:type="dxa"/>
+              <w:top w:w="50" w:type="dxa"/>
+              <w:bottom w:w="50" w:type="dxa"/>
+              <w:left w:w="80" w:type="dxa"/>
+              <w:right w:w="80" w:type="dxa"/>
             </w:tcMar>
           </w:tcPr>
           <w:p>
@@ -1763,21 +2131,21 @@
                 <w:b/>
                 <w:i w:val="0"/>
                 <w:color w:val="2C3E50"/>
-                <w:sz w:val="17"/>
+                <w:sz w:val="15"/>
               </w:rPr>
-              <w:t>Κανόνας R14</w:t>
+              <w:t>R07</w:t>
             </w:r>
           </w:p>
         </w:tc>
         <w:tc>
           <w:tcPr>
-            <w:tcW w:type="dxa" w:w="4608"/>
+            <w:tcW w:type="dxa" w:w="4176"/>
             <w:shd w:fill="F8F9FA"/>
             <w:tcMar>
-              <w:top w:w="80" w:type="dxa"/>
-              <w:bottom w:w="80" w:type="dxa"/>
-              <w:left w:w="100" w:type="dxa"/>
-              <w:right w:w="100" w:type="dxa"/>
+              <w:top w:w="50" w:type="dxa"/>
+              <w:bottom w:w="50" w:type="dxa"/>
+              <w:left w:w="80" w:type="dxa"/>
+              <w:right w:w="80" w:type="dxa"/>
             </w:tcMar>
           </w:tcPr>
           <w:p>
@@ -1787,21 +2155,21 @@
                 <w:b w:val="0"/>
                 <w:i w:val="0"/>
                 <w:color w:val="2C3E50"/>
-                <w:sz w:val="17"/>
+                <w:sz w:val="15"/>
               </w:rPr>
-              <w:t>Budget is Low AND Duration is Long</w:t>
+              <w:t>relaxation = High AND climate = Warm AND duration = Medium</w:t>
             </w:r>
           </w:p>
         </w:tc>
         <w:tc>
           <w:tcPr>
-            <w:tcW w:type="dxa" w:w="3600"/>
+            <w:tcW w:type="dxa" w:w="3456"/>
             <w:shd w:fill="F8F9FA"/>
             <w:tcMar>
-              <w:top w:w="80" w:type="dxa"/>
-              <w:bottom w:w="80" w:type="dxa"/>
-              <w:left w:w="100" w:type="dxa"/>
-              <w:right w:w="100" w:type="dxa"/>
+              <w:top w:w="50" w:type="dxa"/>
+              <w:bottom w:w="50" w:type="dxa"/>
+              <w:left w:w="80" w:type="dxa"/>
+              <w:right w:w="80" w:type="dxa"/>
             </w:tcMar>
           </w:tcPr>
           <w:p>
@@ -1811,9 +2179,2875 @@
                 <w:b w:val="0"/>
                 <w:i w:val="0"/>
                 <w:color w:val="2C3E50"/>
-                <w:sz w:val="17"/>
+                <w:sz w:val="15"/>
               </w:rPr>
-              <w:t>Archetype = Luxury &amp; Premium Wellness (Poor)</w:t>
+              <w:t>Coastal &amp; Island Relaxation (Excellent)</w:t>
+            </w:r>
+          </w:p>
+        </w:tc>
+        <w:tc>
+          <w:tcPr>
+            <w:tcW w:type="dxa" w:w="864"/>
+            <w:shd w:fill="F8F9FA"/>
+            <w:tcMar>
+              <w:top w:w="50" w:type="dxa"/>
+              <w:bottom w:w="50" w:type="dxa"/>
+              <w:left w:w="80" w:type="dxa"/>
+              <w:right w:w="80" w:type="dxa"/>
+            </w:tcMar>
+          </w:tcPr>
+          <w:p>
+            <w:r>
+              <w:rPr>
+                <w:rFonts w:ascii="Arial" w:hAnsi="Arial"/>
+                <w:b w:val="0"/>
+                <w:i w:val="0"/>
+                <w:color w:val="2C3E50"/>
+                <w:sz w:val="15"/>
+              </w:rPr>
+              <w:t>1.0</w:t>
+            </w:r>
+          </w:p>
+        </w:tc>
+      </w:tr>
+      <w:tr>
+        <w:tc>
+          <w:tcPr>
+            <w:tcW w:type="dxa" w:w="864"/>
+            <w:shd w:fill="FFFFFF"/>
+            <w:tcMar>
+              <w:top w:w="50" w:type="dxa"/>
+              <w:bottom w:w="50" w:type="dxa"/>
+              <w:left w:w="80" w:type="dxa"/>
+              <w:right w:w="80" w:type="dxa"/>
+            </w:tcMar>
+          </w:tcPr>
+          <w:p>
+            <w:r>
+              <w:rPr>
+                <w:rFonts w:ascii="Arial" w:hAnsi="Arial"/>
+                <w:b/>
+                <w:i w:val="0"/>
+                <w:color w:val="2C3E50"/>
+                <w:sz w:val="15"/>
+              </w:rPr>
+              <w:t>R08</w:t>
+            </w:r>
+          </w:p>
+        </w:tc>
+        <w:tc>
+          <w:tcPr>
+            <w:tcW w:type="dxa" w:w="4176"/>
+            <w:shd w:fill="FFFFFF"/>
+            <w:tcMar>
+              <w:top w:w="50" w:type="dxa"/>
+              <w:bottom w:w="50" w:type="dxa"/>
+              <w:left w:w="80" w:type="dxa"/>
+              <w:right w:w="80" w:type="dxa"/>
+            </w:tcMar>
+          </w:tcPr>
+          <w:p>
+            <w:r>
+              <w:rPr>
+                <w:rFonts w:ascii="Arial" w:hAnsi="Arial"/>
+                <w:b w:val="0"/>
+                <w:i w:val="0"/>
+                <w:color w:val="2C3E50"/>
+                <w:sz w:val="15"/>
+              </w:rPr>
+              <w:t>relaxation = High AND climate = Warm AND duration = Long</w:t>
+            </w:r>
+          </w:p>
+        </w:tc>
+        <w:tc>
+          <w:tcPr>
+            <w:tcW w:type="dxa" w:w="3456"/>
+            <w:shd w:fill="FFFFFF"/>
+            <w:tcMar>
+              <w:top w:w="50" w:type="dxa"/>
+              <w:bottom w:w="50" w:type="dxa"/>
+              <w:left w:w="80" w:type="dxa"/>
+              <w:right w:w="80" w:type="dxa"/>
+            </w:tcMar>
+          </w:tcPr>
+          <w:p>
+            <w:r>
+              <w:rPr>
+                <w:rFonts w:ascii="Arial" w:hAnsi="Arial"/>
+                <w:b w:val="0"/>
+                <w:i w:val="0"/>
+                <w:color w:val="2C3E50"/>
+                <w:sz w:val="15"/>
+              </w:rPr>
+              <w:t>Coastal &amp; Island Relaxation (Excellent)</w:t>
+            </w:r>
+          </w:p>
+        </w:tc>
+        <w:tc>
+          <w:tcPr>
+            <w:tcW w:type="dxa" w:w="864"/>
+            <w:shd w:fill="FFFFFF"/>
+            <w:tcMar>
+              <w:top w:w="50" w:type="dxa"/>
+              <w:bottom w:w="50" w:type="dxa"/>
+              <w:left w:w="80" w:type="dxa"/>
+              <w:right w:w="80" w:type="dxa"/>
+            </w:tcMar>
+          </w:tcPr>
+          <w:p>
+            <w:r>
+              <w:rPr>
+                <w:rFonts w:ascii="Arial" w:hAnsi="Arial"/>
+                <w:b w:val="0"/>
+                <w:i w:val="0"/>
+                <w:color w:val="2C3E50"/>
+                <w:sz w:val="15"/>
+              </w:rPr>
+              <w:t>1.0</w:t>
+            </w:r>
+          </w:p>
+        </w:tc>
+      </w:tr>
+      <w:tr>
+        <w:tc>
+          <w:tcPr>
+            <w:tcW w:type="dxa" w:w="864"/>
+            <w:shd w:fill="F8F9FA"/>
+            <w:tcMar>
+              <w:top w:w="50" w:type="dxa"/>
+              <w:bottom w:w="50" w:type="dxa"/>
+              <w:left w:w="80" w:type="dxa"/>
+              <w:right w:w="80" w:type="dxa"/>
+            </w:tcMar>
+          </w:tcPr>
+          <w:p>
+            <w:r>
+              <w:rPr>
+                <w:rFonts w:ascii="Arial" w:hAnsi="Arial"/>
+                <w:b/>
+                <w:i w:val="0"/>
+                <w:color w:val="2C3E50"/>
+                <w:sz w:val="15"/>
+              </w:rPr>
+              <w:t>R09</w:t>
+            </w:r>
+          </w:p>
+        </w:tc>
+        <w:tc>
+          <w:tcPr>
+            <w:tcW w:type="dxa" w:w="4176"/>
+            <w:shd w:fill="F8F9FA"/>
+            <w:tcMar>
+              <w:top w:w="50" w:type="dxa"/>
+              <w:bottom w:w="50" w:type="dxa"/>
+              <w:left w:w="80" w:type="dxa"/>
+              <w:right w:w="80" w:type="dxa"/>
+            </w:tcMar>
+          </w:tcPr>
+          <w:p>
+            <w:r>
+              <w:rPr>
+                <w:rFonts w:ascii="Arial" w:hAnsi="Arial"/>
+                <w:b w:val="0"/>
+                <w:i w:val="0"/>
+                <w:color w:val="2C3E50"/>
+                <w:sz w:val="15"/>
+              </w:rPr>
+              <w:t>relaxation = High AND climate = Warm</w:t>
+            </w:r>
+          </w:p>
+        </w:tc>
+        <w:tc>
+          <w:tcPr>
+            <w:tcW w:type="dxa" w:w="3456"/>
+            <w:shd w:fill="F8F9FA"/>
+            <w:tcMar>
+              <w:top w:w="50" w:type="dxa"/>
+              <w:bottom w:w="50" w:type="dxa"/>
+              <w:left w:w="80" w:type="dxa"/>
+              <w:right w:w="80" w:type="dxa"/>
+            </w:tcMar>
+          </w:tcPr>
+          <w:p>
+            <w:r>
+              <w:rPr>
+                <w:rFonts w:ascii="Arial" w:hAnsi="Arial"/>
+                <w:b w:val="0"/>
+                <w:i w:val="0"/>
+                <w:color w:val="2C3E50"/>
+                <w:sz w:val="15"/>
+              </w:rPr>
+              <w:t>Coastal &amp; Island Relaxation (High)</w:t>
+            </w:r>
+          </w:p>
+        </w:tc>
+        <w:tc>
+          <w:tcPr>
+            <w:tcW w:type="dxa" w:w="864"/>
+            <w:shd w:fill="F8F9FA"/>
+            <w:tcMar>
+              <w:top w:w="50" w:type="dxa"/>
+              <w:bottom w:w="50" w:type="dxa"/>
+              <w:left w:w="80" w:type="dxa"/>
+              <w:right w:w="80" w:type="dxa"/>
+            </w:tcMar>
+          </w:tcPr>
+          <w:p>
+            <w:r>
+              <w:rPr>
+                <w:rFonts w:ascii="Arial" w:hAnsi="Arial"/>
+                <w:b w:val="0"/>
+                <w:i w:val="0"/>
+                <w:color w:val="2C3E50"/>
+                <w:sz w:val="15"/>
+              </w:rPr>
+              <w:t>1.0</w:t>
+            </w:r>
+          </w:p>
+        </w:tc>
+      </w:tr>
+      <w:tr>
+        <w:tc>
+          <w:tcPr>
+            <w:tcW w:type="dxa" w:w="864"/>
+            <w:shd w:fill="FFFFFF"/>
+            <w:tcMar>
+              <w:top w:w="50" w:type="dxa"/>
+              <w:bottom w:w="50" w:type="dxa"/>
+              <w:left w:w="80" w:type="dxa"/>
+              <w:right w:w="80" w:type="dxa"/>
+            </w:tcMar>
+          </w:tcPr>
+          <w:p>
+            <w:r>
+              <w:rPr>
+                <w:rFonts w:ascii="Arial" w:hAnsi="Arial"/>
+                <w:b/>
+                <w:i w:val="0"/>
+                <w:color w:val="2C3E50"/>
+                <w:sz w:val="15"/>
+              </w:rPr>
+              <w:t>R10</w:t>
+            </w:r>
+          </w:p>
+        </w:tc>
+        <w:tc>
+          <w:tcPr>
+            <w:tcW w:type="dxa" w:w="4176"/>
+            <w:shd w:fill="FFFFFF"/>
+            <w:tcMar>
+              <w:top w:w="50" w:type="dxa"/>
+              <w:bottom w:w="50" w:type="dxa"/>
+              <w:left w:w="80" w:type="dxa"/>
+              <w:right w:w="80" w:type="dxa"/>
+            </w:tcMar>
+          </w:tcPr>
+          <w:p>
+            <w:r>
+              <w:rPr>
+                <w:rFonts w:ascii="Arial" w:hAnsi="Arial"/>
+                <w:b w:val="0"/>
+                <w:i w:val="0"/>
+                <w:color w:val="2C3E50"/>
+                <w:sz w:val="15"/>
+              </w:rPr>
+              <w:t>relaxation = Medium AND climate = Warm</w:t>
+            </w:r>
+          </w:p>
+        </w:tc>
+        <w:tc>
+          <w:tcPr>
+            <w:tcW w:type="dxa" w:w="3456"/>
+            <w:shd w:fill="FFFFFF"/>
+            <w:tcMar>
+              <w:top w:w="50" w:type="dxa"/>
+              <w:bottom w:w="50" w:type="dxa"/>
+              <w:left w:w="80" w:type="dxa"/>
+              <w:right w:w="80" w:type="dxa"/>
+            </w:tcMar>
+          </w:tcPr>
+          <w:p>
+            <w:r>
+              <w:rPr>
+                <w:rFonts w:ascii="Arial" w:hAnsi="Arial"/>
+                <w:b w:val="0"/>
+                <w:i w:val="0"/>
+                <w:color w:val="2C3E50"/>
+                <w:sz w:val="15"/>
+              </w:rPr>
+              <w:t>Coastal &amp; Island Relaxation (Moderate)</w:t>
+            </w:r>
+          </w:p>
+        </w:tc>
+        <w:tc>
+          <w:tcPr>
+            <w:tcW w:type="dxa" w:w="864"/>
+            <w:shd w:fill="FFFFFF"/>
+            <w:tcMar>
+              <w:top w:w="50" w:type="dxa"/>
+              <w:bottom w:w="50" w:type="dxa"/>
+              <w:left w:w="80" w:type="dxa"/>
+              <w:right w:w="80" w:type="dxa"/>
+            </w:tcMar>
+          </w:tcPr>
+          <w:p>
+            <w:r>
+              <w:rPr>
+                <w:rFonts w:ascii="Arial" w:hAnsi="Arial"/>
+                <w:b w:val="0"/>
+                <w:i w:val="0"/>
+                <w:color w:val="2C3E50"/>
+                <w:sz w:val="15"/>
+              </w:rPr>
+              <w:t>1.0</w:t>
+            </w:r>
+          </w:p>
+        </w:tc>
+      </w:tr>
+      <w:tr>
+        <w:tc>
+          <w:tcPr>
+            <w:tcW w:type="dxa" w:w="864"/>
+            <w:shd w:fill="F8F9FA"/>
+            <w:tcMar>
+              <w:top w:w="50" w:type="dxa"/>
+              <w:bottom w:w="50" w:type="dxa"/>
+              <w:left w:w="80" w:type="dxa"/>
+              <w:right w:w="80" w:type="dxa"/>
+            </w:tcMar>
+          </w:tcPr>
+          <w:p>
+            <w:r>
+              <w:rPr>
+                <w:rFonts w:ascii="Arial" w:hAnsi="Arial"/>
+                <w:b/>
+                <w:i w:val="0"/>
+                <w:color w:val="2C3E50"/>
+                <w:sz w:val="15"/>
+              </w:rPr>
+              <w:t>R11</w:t>
+            </w:r>
+          </w:p>
+        </w:tc>
+        <w:tc>
+          <w:tcPr>
+            <w:tcW w:type="dxa" w:w="4176"/>
+            <w:shd w:fill="F8F9FA"/>
+            <w:tcMar>
+              <w:top w:w="50" w:type="dxa"/>
+              <w:bottom w:w="50" w:type="dxa"/>
+              <w:left w:w="80" w:type="dxa"/>
+              <w:right w:w="80" w:type="dxa"/>
+            </w:tcMar>
+          </w:tcPr>
+          <w:p>
+            <w:r>
+              <w:rPr>
+                <w:rFonts w:ascii="Arial" w:hAnsi="Arial"/>
+                <w:b w:val="0"/>
+                <w:i w:val="0"/>
+                <w:color w:val="2C3E50"/>
+                <w:sz w:val="15"/>
+              </w:rPr>
+              <w:t>relaxation = High AND climate = Cold</w:t>
+            </w:r>
+          </w:p>
+        </w:tc>
+        <w:tc>
+          <w:tcPr>
+            <w:tcW w:type="dxa" w:w="3456"/>
+            <w:shd w:fill="F8F9FA"/>
+            <w:tcMar>
+              <w:top w:w="50" w:type="dxa"/>
+              <w:bottom w:w="50" w:type="dxa"/>
+              <w:left w:w="80" w:type="dxa"/>
+              <w:right w:w="80" w:type="dxa"/>
+            </w:tcMar>
+          </w:tcPr>
+          <w:p>
+            <w:r>
+              <w:rPr>
+                <w:rFonts w:ascii="Arial" w:hAnsi="Arial"/>
+                <w:b w:val="0"/>
+                <w:i w:val="0"/>
+                <w:color w:val="2C3E50"/>
+                <w:sz w:val="15"/>
+              </w:rPr>
+              <w:t>Coastal &amp; Island Relaxation (Poor)</w:t>
+            </w:r>
+          </w:p>
+        </w:tc>
+        <w:tc>
+          <w:tcPr>
+            <w:tcW w:type="dxa" w:w="864"/>
+            <w:shd w:fill="F8F9FA"/>
+            <w:tcMar>
+              <w:top w:w="50" w:type="dxa"/>
+              <w:bottom w:w="50" w:type="dxa"/>
+              <w:left w:w="80" w:type="dxa"/>
+              <w:right w:w="80" w:type="dxa"/>
+            </w:tcMar>
+          </w:tcPr>
+          <w:p>
+            <w:r>
+              <w:rPr>
+                <w:rFonts w:ascii="Arial" w:hAnsi="Arial"/>
+                <w:b w:val="0"/>
+                <w:i w:val="0"/>
+                <w:color w:val="2C3E50"/>
+                <w:sz w:val="15"/>
+              </w:rPr>
+              <w:t>1.0</w:t>
+            </w:r>
+          </w:p>
+        </w:tc>
+      </w:tr>
+      <w:tr>
+        <w:tc>
+          <w:tcPr>
+            <w:tcW w:type="dxa" w:w="864"/>
+            <w:shd w:fill="FFFFFF"/>
+            <w:tcMar>
+              <w:top w:w="50" w:type="dxa"/>
+              <w:bottom w:w="50" w:type="dxa"/>
+              <w:left w:w="80" w:type="dxa"/>
+              <w:right w:w="80" w:type="dxa"/>
+            </w:tcMar>
+          </w:tcPr>
+          <w:p>
+            <w:r>
+              <w:rPr>
+                <w:rFonts w:ascii="Arial" w:hAnsi="Arial"/>
+                <w:b/>
+                <w:i w:val="0"/>
+                <w:color w:val="2C3E50"/>
+                <w:sz w:val="15"/>
+              </w:rPr>
+              <w:t>R12</w:t>
+            </w:r>
+          </w:p>
+        </w:tc>
+        <w:tc>
+          <w:tcPr>
+            <w:tcW w:type="dxa" w:w="4176"/>
+            <w:shd w:fill="FFFFFF"/>
+            <w:tcMar>
+              <w:top w:w="50" w:type="dxa"/>
+              <w:bottom w:w="50" w:type="dxa"/>
+              <w:left w:w="80" w:type="dxa"/>
+              <w:right w:w="80" w:type="dxa"/>
+            </w:tcMar>
+          </w:tcPr>
+          <w:p>
+            <w:r>
+              <w:rPr>
+                <w:rFonts w:ascii="Arial" w:hAnsi="Arial"/>
+                <w:b w:val="0"/>
+                <w:i w:val="0"/>
+                <w:color w:val="2C3E50"/>
+                <w:sz w:val="15"/>
+              </w:rPr>
+              <w:t>relaxation = Low</w:t>
+            </w:r>
+          </w:p>
+        </w:tc>
+        <w:tc>
+          <w:tcPr>
+            <w:tcW w:type="dxa" w:w="3456"/>
+            <w:shd w:fill="FFFFFF"/>
+            <w:tcMar>
+              <w:top w:w="50" w:type="dxa"/>
+              <w:bottom w:w="50" w:type="dxa"/>
+              <w:left w:w="80" w:type="dxa"/>
+              <w:right w:w="80" w:type="dxa"/>
+            </w:tcMar>
+          </w:tcPr>
+          <w:p>
+            <w:r>
+              <w:rPr>
+                <w:rFonts w:ascii="Arial" w:hAnsi="Arial"/>
+                <w:b w:val="0"/>
+                <w:i w:val="0"/>
+                <w:color w:val="2C3E50"/>
+                <w:sz w:val="15"/>
+              </w:rPr>
+              <w:t>Coastal &amp; Island Relaxation (Poor)</w:t>
+            </w:r>
+          </w:p>
+        </w:tc>
+        <w:tc>
+          <w:tcPr>
+            <w:tcW w:type="dxa" w:w="864"/>
+            <w:shd w:fill="FFFFFF"/>
+            <w:tcMar>
+              <w:top w:w="50" w:type="dxa"/>
+              <w:bottom w:w="50" w:type="dxa"/>
+              <w:left w:w="80" w:type="dxa"/>
+              <w:right w:w="80" w:type="dxa"/>
+            </w:tcMar>
+          </w:tcPr>
+          <w:p>
+            <w:r>
+              <w:rPr>
+                <w:rFonts w:ascii="Arial" w:hAnsi="Arial"/>
+                <w:b w:val="0"/>
+                <w:i w:val="0"/>
+                <w:color w:val="2C3E50"/>
+                <w:sz w:val="15"/>
+              </w:rPr>
+              <w:t>1.0</w:t>
+            </w:r>
+          </w:p>
+        </w:tc>
+      </w:tr>
+      <w:tr>
+        <w:tc>
+          <w:tcPr>
+            <w:tcW w:type="dxa" w:w="864"/>
+            <w:shd w:fill="F8F9FA"/>
+            <w:tcMar>
+              <w:top w:w="50" w:type="dxa"/>
+              <w:bottom w:w="50" w:type="dxa"/>
+              <w:left w:w="80" w:type="dxa"/>
+              <w:right w:w="80" w:type="dxa"/>
+            </w:tcMar>
+          </w:tcPr>
+          <w:p>
+            <w:r>
+              <w:rPr>
+                <w:rFonts w:ascii="Arial" w:hAnsi="Arial"/>
+                <w:b/>
+                <w:i w:val="0"/>
+                <w:color w:val="2C3E50"/>
+                <w:sz w:val="15"/>
+              </w:rPr>
+              <w:t>R13</w:t>
+            </w:r>
+          </w:p>
+        </w:tc>
+        <w:tc>
+          <w:tcPr>
+            <w:tcW w:type="dxa" w:w="4176"/>
+            <w:shd w:fill="F8F9FA"/>
+            <w:tcMar>
+              <w:top w:w="50" w:type="dxa"/>
+              <w:bottom w:w="50" w:type="dxa"/>
+              <w:left w:w="80" w:type="dxa"/>
+              <w:right w:w="80" w:type="dxa"/>
+            </w:tcMar>
+          </w:tcPr>
+          <w:p>
+            <w:r>
+              <w:rPr>
+                <w:rFonts w:ascii="Arial" w:hAnsi="Arial"/>
+                <w:b w:val="0"/>
+                <w:i w:val="0"/>
+                <w:color w:val="2C3E50"/>
+                <w:sz w:val="15"/>
+              </w:rPr>
+              <w:t>adventure = High AND climate = Cold</w:t>
+            </w:r>
+          </w:p>
+        </w:tc>
+        <w:tc>
+          <w:tcPr>
+            <w:tcW w:type="dxa" w:w="3456"/>
+            <w:shd w:fill="F8F9FA"/>
+            <w:tcMar>
+              <w:top w:w="50" w:type="dxa"/>
+              <w:bottom w:w="50" w:type="dxa"/>
+              <w:left w:w="80" w:type="dxa"/>
+              <w:right w:w="80" w:type="dxa"/>
+            </w:tcMar>
+          </w:tcPr>
+          <w:p>
+            <w:r>
+              <w:rPr>
+                <w:rFonts w:ascii="Arial" w:hAnsi="Arial"/>
+                <w:b w:val="0"/>
+                <w:i w:val="0"/>
+                <w:color w:val="2C3E50"/>
+                <w:sz w:val="15"/>
+              </w:rPr>
+              <w:t>Alpine &amp; Mountain Adventure (Excellent)</w:t>
+            </w:r>
+          </w:p>
+        </w:tc>
+        <w:tc>
+          <w:tcPr>
+            <w:tcW w:type="dxa" w:w="864"/>
+            <w:shd w:fill="F8F9FA"/>
+            <w:tcMar>
+              <w:top w:w="50" w:type="dxa"/>
+              <w:bottom w:w="50" w:type="dxa"/>
+              <w:left w:w="80" w:type="dxa"/>
+              <w:right w:w="80" w:type="dxa"/>
+            </w:tcMar>
+          </w:tcPr>
+          <w:p>
+            <w:r>
+              <w:rPr>
+                <w:rFonts w:ascii="Arial" w:hAnsi="Arial"/>
+                <w:b w:val="0"/>
+                <w:i w:val="0"/>
+                <w:color w:val="2C3E50"/>
+                <w:sz w:val="15"/>
+              </w:rPr>
+              <w:t>1.0</w:t>
+            </w:r>
+          </w:p>
+        </w:tc>
+      </w:tr>
+      <w:tr>
+        <w:tc>
+          <w:tcPr>
+            <w:tcW w:type="dxa" w:w="864"/>
+            <w:shd w:fill="FFFFFF"/>
+            <w:tcMar>
+              <w:top w:w="50" w:type="dxa"/>
+              <w:bottom w:w="50" w:type="dxa"/>
+              <w:left w:w="80" w:type="dxa"/>
+              <w:right w:w="80" w:type="dxa"/>
+            </w:tcMar>
+          </w:tcPr>
+          <w:p>
+            <w:r>
+              <w:rPr>
+                <w:rFonts w:ascii="Arial" w:hAnsi="Arial"/>
+                <w:b/>
+                <w:i w:val="0"/>
+                <w:color w:val="2C3E50"/>
+                <w:sz w:val="15"/>
+              </w:rPr>
+              <w:t>R14</w:t>
+            </w:r>
+          </w:p>
+        </w:tc>
+        <w:tc>
+          <w:tcPr>
+            <w:tcW w:type="dxa" w:w="4176"/>
+            <w:shd w:fill="FFFFFF"/>
+            <w:tcMar>
+              <w:top w:w="50" w:type="dxa"/>
+              <w:bottom w:w="50" w:type="dxa"/>
+              <w:left w:w="80" w:type="dxa"/>
+              <w:right w:w="80" w:type="dxa"/>
+            </w:tcMar>
+          </w:tcPr>
+          <w:p>
+            <w:r>
+              <w:rPr>
+                <w:rFonts w:ascii="Arial" w:hAnsi="Arial"/>
+                <w:b w:val="0"/>
+                <w:i w:val="0"/>
+                <w:color w:val="2C3E50"/>
+                <w:sz w:val="15"/>
+              </w:rPr>
+              <w:t>adventure = High AND budget = Low</w:t>
+            </w:r>
+          </w:p>
+        </w:tc>
+        <w:tc>
+          <w:tcPr>
+            <w:tcW w:type="dxa" w:w="3456"/>
+            <w:shd w:fill="FFFFFF"/>
+            <w:tcMar>
+              <w:top w:w="50" w:type="dxa"/>
+              <w:bottom w:w="50" w:type="dxa"/>
+              <w:left w:w="80" w:type="dxa"/>
+              <w:right w:w="80" w:type="dxa"/>
+            </w:tcMar>
+          </w:tcPr>
+          <w:p>
+            <w:r>
+              <w:rPr>
+                <w:rFonts w:ascii="Arial" w:hAnsi="Arial"/>
+                <w:b w:val="0"/>
+                <w:i w:val="0"/>
+                <w:color w:val="2C3E50"/>
+                <w:sz w:val="15"/>
+              </w:rPr>
+              <w:t>Alpine &amp; Mountain Adventure (High)</w:t>
+            </w:r>
+          </w:p>
+        </w:tc>
+        <w:tc>
+          <w:tcPr>
+            <w:tcW w:type="dxa" w:w="864"/>
+            <w:shd w:fill="FFFFFF"/>
+            <w:tcMar>
+              <w:top w:w="50" w:type="dxa"/>
+              <w:bottom w:w="50" w:type="dxa"/>
+              <w:left w:w="80" w:type="dxa"/>
+              <w:right w:w="80" w:type="dxa"/>
+            </w:tcMar>
+          </w:tcPr>
+          <w:p>
+            <w:r>
+              <w:rPr>
+                <w:rFonts w:ascii="Arial" w:hAnsi="Arial"/>
+                <w:b w:val="0"/>
+                <w:i w:val="0"/>
+                <w:color w:val="2C3E50"/>
+                <w:sz w:val="15"/>
+              </w:rPr>
+              <w:t>1.0</w:t>
+            </w:r>
+          </w:p>
+        </w:tc>
+      </w:tr>
+      <w:tr>
+        <w:tc>
+          <w:tcPr>
+            <w:tcW w:type="dxa" w:w="864"/>
+            <w:shd w:fill="F8F9FA"/>
+            <w:tcMar>
+              <w:top w:w="50" w:type="dxa"/>
+              <w:bottom w:w="50" w:type="dxa"/>
+              <w:left w:w="80" w:type="dxa"/>
+              <w:right w:w="80" w:type="dxa"/>
+            </w:tcMar>
+          </w:tcPr>
+          <w:p>
+            <w:r>
+              <w:rPr>
+                <w:rFonts w:ascii="Arial" w:hAnsi="Arial"/>
+                <w:b/>
+                <w:i w:val="0"/>
+                <w:color w:val="2C3E50"/>
+                <w:sz w:val="15"/>
+              </w:rPr>
+              <w:t>R15</w:t>
+            </w:r>
+          </w:p>
+        </w:tc>
+        <w:tc>
+          <w:tcPr>
+            <w:tcW w:type="dxa" w:w="4176"/>
+            <w:shd w:fill="F8F9FA"/>
+            <w:tcMar>
+              <w:top w:w="50" w:type="dxa"/>
+              <w:bottom w:w="50" w:type="dxa"/>
+              <w:left w:w="80" w:type="dxa"/>
+              <w:right w:w="80" w:type="dxa"/>
+            </w:tcMar>
+          </w:tcPr>
+          <w:p>
+            <w:r>
+              <w:rPr>
+                <w:rFonts w:ascii="Arial" w:hAnsi="Arial"/>
+                <w:b w:val="0"/>
+                <w:i w:val="0"/>
+                <w:color w:val="2C3E50"/>
+                <w:sz w:val="15"/>
+              </w:rPr>
+              <w:t>adventure = High AND duration = Medium AND climate = Mild</w:t>
+            </w:r>
+          </w:p>
+        </w:tc>
+        <w:tc>
+          <w:tcPr>
+            <w:tcW w:type="dxa" w:w="3456"/>
+            <w:shd w:fill="F8F9FA"/>
+            <w:tcMar>
+              <w:top w:w="50" w:type="dxa"/>
+              <w:bottom w:w="50" w:type="dxa"/>
+              <w:left w:w="80" w:type="dxa"/>
+              <w:right w:w="80" w:type="dxa"/>
+            </w:tcMar>
+          </w:tcPr>
+          <w:p>
+            <w:r>
+              <w:rPr>
+                <w:rFonts w:ascii="Arial" w:hAnsi="Arial"/>
+                <w:b w:val="0"/>
+                <w:i w:val="0"/>
+                <w:color w:val="2C3E50"/>
+                <w:sz w:val="15"/>
+              </w:rPr>
+              <w:t>Alpine &amp; Mountain Adventure (High)</w:t>
+            </w:r>
+          </w:p>
+        </w:tc>
+        <w:tc>
+          <w:tcPr>
+            <w:tcW w:type="dxa" w:w="864"/>
+            <w:shd w:fill="F8F9FA"/>
+            <w:tcMar>
+              <w:top w:w="50" w:type="dxa"/>
+              <w:bottom w:w="50" w:type="dxa"/>
+              <w:left w:w="80" w:type="dxa"/>
+              <w:right w:w="80" w:type="dxa"/>
+            </w:tcMar>
+          </w:tcPr>
+          <w:p>
+            <w:r>
+              <w:rPr>
+                <w:rFonts w:ascii="Arial" w:hAnsi="Arial"/>
+                <w:b w:val="0"/>
+                <w:i w:val="0"/>
+                <w:color w:val="2C3E50"/>
+                <w:sz w:val="15"/>
+              </w:rPr>
+              <w:t>1.0</w:t>
+            </w:r>
+          </w:p>
+        </w:tc>
+      </w:tr>
+      <w:tr>
+        <w:tc>
+          <w:tcPr>
+            <w:tcW w:type="dxa" w:w="864"/>
+            <w:shd w:fill="FFFFFF"/>
+            <w:tcMar>
+              <w:top w:w="50" w:type="dxa"/>
+              <w:bottom w:w="50" w:type="dxa"/>
+              <w:left w:w="80" w:type="dxa"/>
+              <w:right w:w="80" w:type="dxa"/>
+            </w:tcMar>
+          </w:tcPr>
+          <w:p>
+            <w:r>
+              <w:rPr>
+                <w:rFonts w:ascii="Arial" w:hAnsi="Arial"/>
+                <w:b/>
+                <w:i w:val="0"/>
+                <w:color w:val="2C3E50"/>
+                <w:sz w:val="15"/>
+              </w:rPr>
+              <w:t>R16</w:t>
+            </w:r>
+          </w:p>
+        </w:tc>
+        <w:tc>
+          <w:tcPr>
+            <w:tcW w:type="dxa" w:w="4176"/>
+            <w:shd w:fill="FFFFFF"/>
+            <w:tcMar>
+              <w:top w:w="50" w:type="dxa"/>
+              <w:bottom w:w="50" w:type="dxa"/>
+              <w:left w:w="80" w:type="dxa"/>
+              <w:right w:w="80" w:type="dxa"/>
+            </w:tcMar>
+          </w:tcPr>
+          <w:p>
+            <w:r>
+              <w:rPr>
+                <w:rFonts w:ascii="Arial" w:hAnsi="Arial"/>
+                <w:b w:val="0"/>
+                <w:i w:val="0"/>
+                <w:color w:val="2C3E50"/>
+                <w:sz w:val="15"/>
+              </w:rPr>
+              <w:t>adventure = Medium AND climate = Cold</w:t>
+            </w:r>
+          </w:p>
+        </w:tc>
+        <w:tc>
+          <w:tcPr>
+            <w:tcW w:type="dxa" w:w="3456"/>
+            <w:shd w:fill="FFFFFF"/>
+            <w:tcMar>
+              <w:top w:w="50" w:type="dxa"/>
+              <w:bottom w:w="50" w:type="dxa"/>
+              <w:left w:w="80" w:type="dxa"/>
+              <w:right w:w="80" w:type="dxa"/>
+            </w:tcMar>
+          </w:tcPr>
+          <w:p>
+            <w:r>
+              <w:rPr>
+                <w:rFonts w:ascii="Arial" w:hAnsi="Arial"/>
+                <w:b w:val="0"/>
+                <w:i w:val="0"/>
+                <w:color w:val="2C3E50"/>
+                <w:sz w:val="15"/>
+              </w:rPr>
+              <w:t>Alpine &amp; Mountain Adventure (Moderate)</w:t>
+            </w:r>
+          </w:p>
+        </w:tc>
+        <w:tc>
+          <w:tcPr>
+            <w:tcW w:type="dxa" w:w="864"/>
+            <w:shd w:fill="FFFFFF"/>
+            <w:tcMar>
+              <w:top w:w="50" w:type="dxa"/>
+              <w:bottom w:w="50" w:type="dxa"/>
+              <w:left w:w="80" w:type="dxa"/>
+              <w:right w:w="80" w:type="dxa"/>
+            </w:tcMar>
+          </w:tcPr>
+          <w:p>
+            <w:r>
+              <w:rPr>
+                <w:rFonts w:ascii="Arial" w:hAnsi="Arial"/>
+                <w:b w:val="0"/>
+                <w:i w:val="0"/>
+                <w:color w:val="2C3E50"/>
+                <w:sz w:val="15"/>
+              </w:rPr>
+              <w:t>1.0</w:t>
+            </w:r>
+          </w:p>
+        </w:tc>
+      </w:tr>
+      <w:tr>
+        <w:tc>
+          <w:tcPr>
+            <w:tcW w:type="dxa" w:w="864"/>
+            <w:shd w:fill="F8F9FA"/>
+            <w:tcMar>
+              <w:top w:w="50" w:type="dxa"/>
+              <w:bottom w:w="50" w:type="dxa"/>
+              <w:left w:w="80" w:type="dxa"/>
+              <w:right w:w="80" w:type="dxa"/>
+            </w:tcMar>
+          </w:tcPr>
+          <w:p>
+            <w:r>
+              <w:rPr>
+                <w:rFonts w:ascii="Arial" w:hAnsi="Arial"/>
+                <w:b/>
+                <w:i w:val="0"/>
+                <w:color w:val="2C3E50"/>
+                <w:sz w:val="15"/>
+              </w:rPr>
+              <w:t>R17</w:t>
+            </w:r>
+          </w:p>
+        </w:tc>
+        <w:tc>
+          <w:tcPr>
+            <w:tcW w:type="dxa" w:w="4176"/>
+            <w:shd w:fill="F8F9FA"/>
+            <w:tcMar>
+              <w:top w:w="50" w:type="dxa"/>
+              <w:bottom w:w="50" w:type="dxa"/>
+              <w:left w:w="80" w:type="dxa"/>
+              <w:right w:w="80" w:type="dxa"/>
+            </w:tcMar>
+          </w:tcPr>
+          <w:p>
+            <w:r>
+              <w:rPr>
+                <w:rFonts w:ascii="Arial" w:hAnsi="Arial"/>
+                <w:b w:val="0"/>
+                <w:i w:val="0"/>
+                <w:color w:val="2C3E50"/>
+                <w:sz w:val="15"/>
+              </w:rPr>
+              <w:t>adventure = Medium AND climate = Mild</w:t>
+            </w:r>
+          </w:p>
+        </w:tc>
+        <w:tc>
+          <w:tcPr>
+            <w:tcW w:type="dxa" w:w="3456"/>
+            <w:shd w:fill="F8F9FA"/>
+            <w:tcMar>
+              <w:top w:w="50" w:type="dxa"/>
+              <w:bottom w:w="50" w:type="dxa"/>
+              <w:left w:w="80" w:type="dxa"/>
+              <w:right w:w="80" w:type="dxa"/>
+            </w:tcMar>
+          </w:tcPr>
+          <w:p>
+            <w:r>
+              <w:rPr>
+                <w:rFonts w:ascii="Arial" w:hAnsi="Arial"/>
+                <w:b w:val="0"/>
+                <w:i w:val="0"/>
+                <w:color w:val="2C3E50"/>
+                <w:sz w:val="15"/>
+              </w:rPr>
+              <w:t>Alpine &amp; Mountain Adventure (Moderate)</w:t>
+            </w:r>
+          </w:p>
+        </w:tc>
+        <w:tc>
+          <w:tcPr>
+            <w:tcW w:type="dxa" w:w="864"/>
+            <w:shd w:fill="F8F9FA"/>
+            <w:tcMar>
+              <w:top w:w="50" w:type="dxa"/>
+              <w:bottom w:w="50" w:type="dxa"/>
+              <w:left w:w="80" w:type="dxa"/>
+              <w:right w:w="80" w:type="dxa"/>
+            </w:tcMar>
+          </w:tcPr>
+          <w:p>
+            <w:r>
+              <w:rPr>
+                <w:rFonts w:ascii="Arial" w:hAnsi="Arial"/>
+                <w:b w:val="0"/>
+                <w:i w:val="0"/>
+                <w:color w:val="2C3E50"/>
+                <w:sz w:val="15"/>
+              </w:rPr>
+              <w:t>1.0</w:t>
+            </w:r>
+          </w:p>
+        </w:tc>
+      </w:tr>
+      <w:tr>
+        <w:tc>
+          <w:tcPr>
+            <w:tcW w:type="dxa" w:w="864"/>
+            <w:shd w:fill="FFFFFF"/>
+            <w:tcMar>
+              <w:top w:w="50" w:type="dxa"/>
+              <w:bottom w:w="50" w:type="dxa"/>
+              <w:left w:w="80" w:type="dxa"/>
+              <w:right w:w="80" w:type="dxa"/>
+            </w:tcMar>
+          </w:tcPr>
+          <w:p>
+            <w:r>
+              <w:rPr>
+                <w:rFonts w:ascii="Arial" w:hAnsi="Arial"/>
+                <w:b/>
+                <w:i w:val="0"/>
+                <w:color w:val="2C3E50"/>
+                <w:sz w:val="15"/>
+              </w:rPr>
+              <w:t>R18</w:t>
+            </w:r>
+          </w:p>
+        </w:tc>
+        <w:tc>
+          <w:tcPr>
+            <w:tcW w:type="dxa" w:w="4176"/>
+            <w:shd w:fill="FFFFFF"/>
+            <w:tcMar>
+              <w:top w:w="50" w:type="dxa"/>
+              <w:bottom w:w="50" w:type="dxa"/>
+              <w:left w:w="80" w:type="dxa"/>
+              <w:right w:w="80" w:type="dxa"/>
+            </w:tcMar>
+          </w:tcPr>
+          <w:p>
+            <w:r>
+              <w:rPr>
+                <w:rFonts w:ascii="Arial" w:hAnsi="Arial"/>
+                <w:b w:val="0"/>
+                <w:i w:val="0"/>
+                <w:color w:val="2C3E50"/>
+                <w:sz w:val="15"/>
+              </w:rPr>
+              <w:t>adventure = Low</w:t>
+            </w:r>
+          </w:p>
+        </w:tc>
+        <w:tc>
+          <w:tcPr>
+            <w:tcW w:type="dxa" w:w="3456"/>
+            <w:shd w:fill="FFFFFF"/>
+            <w:tcMar>
+              <w:top w:w="50" w:type="dxa"/>
+              <w:bottom w:w="50" w:type="dxa"/>
+              <w:left w:w="80" w:type="dxa"/>
+              <w:right w:w="80" w:type="dxa"/>
+            </w:tcMar>
+          </w:tcPr>
+          <w:p>
+            <w:r>
+              <w:rPr>
+                <w:rFonts w:ascii="Arial" w:hAnsi="Arial"/>
+                <w:b w:val="0"/>
+                <w:i w:val="0"/>
+                <w:color w:val="2C3E50"/>
+                <w:sz w:val="15"/>
+              </w:rPr>
+              <w:t>Alpine &amp; Mountain Adventure (Poor)</w:t>
+            </w:r>
+          </w:p>
+        </w:tc>
+        <w:tc>
+          <w:tcPr>
+            <w:tcW w:type="dxa" w:w="864"/>
+            <w:shd w:fill="FFFFFF"/>
+            <w:tcMar>
+              <w:top w:w="50" w:type="dxa"/>
+              <w:bottom w:w="50" w:type="dxa"/>
+              <w:left w:w="80" w:type="dxa"/>
+              <w:right w:w="80" w:type="dxa"/>
+            </w:tcMar>
+          </w:tcPr>
+          <w:p>
+            <w:r>
+              <w:rPr>
+                <w:rFonts w:ascii="Arial" w:hAnsi="Arial"/>
+                <w:b w:val="0"/>
+                <w:i w:val="0"/>
+                <w:color w:val="2C3E50"/>
+                <w:sz w:val="15"/>
+              </w:rPr>
+              <w:t>1.0</w:t>
+            </w:r>
+          </w:p>
+        </w:tc>
+      </w:tr>
+      <w:tr>
+        <w:tc>
+          <w:tcPr>
+            <w:tcW w:type="dxa" w:w="864"/>
+            <w:shd w:fill="F8F9FA"/>
+            <w:tcMar>
+              <w:top w:w="50" w:type="dxa"/>
+              <w:bottom w:w="50" w:type="dxa"/>
+              <w:left w:w="80" w:type="dxa"/>
+              <w:right w:w="80" w:type="dxa"/>
+            </w:tcMar>
+          </w:tcPr>
+          <w:p>
+            <w:r>
+              <w:rPr>
+                <w:rFonts w:ascii="Arial" w:hAnsi="Arial"/>
+                <w:b/>
+                <w:i w:val="0"/>
+                <w:color w:val="2C3E50"/>
+                <w:sz w:val="15"/>
+              </w:rPr>
+              <w:t>R19</w:t>
+            </w:r>
+          </w:p>
+        </w:tc>
+        <w:tc>
+          <w:tcPr>
+            <w:tcW w:type="dxa" w:w="4176"/>
+            <w:shd w:fill="F8F9FA"/>
+            <w:tcMar>
+              <w:top w:w="50" w:type="dxa"/>
+              <w:bottom w:w="50" w:type="dxa"/>
+              <w:left w:w="80" w:type="dxa"/>
+              <w:right w:w="80" w:type="dxa"/>
+            </w:tcMar>
+          </w:tcPr>
+          <w:p>
+            <w:r>
+              <w:rPr>
+                <w:rFonts w:ascii="Arial" w:hAnsi="Arial"/>
+                <w:b w:val="0"/>
+                <w:i w:val="0"/>
+                <w:color w:val="2C3E50"/>
+                <w:sz w:val="15"/>
+              </w:rPr>
+              <w:t>relaxation = High AND budget = High AND climate = Warm</w:t>
+            </w:r>
+          </w:p>
+        </w:tc>
+        <w:tc>
+          <w:tcPr>
+            <w:tcW w:type="dxa" w:w="3456"/>
+            <w:shd w:fill="F8F9FA"/>
+            <w:tcMar>
+              <w:top w:w="50" w:type="dxa"/>
+              <w:bottom w:w="50" w:type="dxa"/>
+              <w:left w:w="80" w:type="dxa"/>
+              <w:right w:w="80" w:type="dxa"/>
+            </w:tcMar>
+          </w:tcPr>
+          <w:p>
+            <w:r>
+              <w:rPr>
+                <w:rFonts w:ascii="Arial" w:hAnsi="Arial"/>
+                <w:b w:val="0"/>
+                <w:i w:val="0"/>
+                <w:color w:val="2C3E50"/>
+                <w:sz w:val="15"/>
+              </w:rPr>
+              <w:t>Luxury &amp; Premium Wellness (Excellent)</w:t>
+            </w:r>
+          </w:p>
+        </w:tc>
+        <w:tc>
+          <w:tcPr>
+            <w:tcW w:type="dxa" w:w="864"/>
+            <w:shd w:fill="F8F9FA"/>
+            <w:tcMar>
+              <w:top w:w="50" w:type="dxa"/>
+              <w:bottom w:w="50" w:type="dxa"/>
+              <w:left w:w="80" w:type="dxa"/>
+              <w:right w:w="80" w:type="dxa"/>
+            </w:tcMar>
+          </w:tcPr>
+          <w:p>
+            <w:r>
+              <w:rPr>
+                <w:rFonts w:ascii="Arial" w:hAnsi="Arial"/>
+                <w:b w:val="0"/>
+                <w:i w:val="0"/>
+                <w:color w:val="2C3E50"/>
+                <w:sz w:val="15"/>
+              </w:rPr>
+              <w:t>1.0</w:t>
+            </w:r>
+          </w:p>
+        </w:tc>
+      </w:tr>
+      <w:tr>
+        <w:tc>
+          <w:tcPr>
+            <w:tcW w:type="dxa" w:w="864"/>
+            <w:shd w:fill="FFFFFF"/>
+            <w:tcMar>
+              <w:top w:w="50" w:type="dxa"/>
+              <w:bottom w:w="50" w:type="dxa"/>
+              <w:left w:w="80" w:type="dxa"/>
+              <w:right w:w="80" w:type="dxa"/>
+            </w:tcMar>
+          </w:tcPr>
+          <w:p>
+            <w:r>
+              <w:rPr>
+                <w:rFonts w:ascii="Arial" w:hAnsi="Arial"/>
+                <w:b/>
+                <w:i w:val="0"/>
+                <w:color w:val="2C3E50"/>
+                <w:sz w:val="15"/>
+              </w:rPr>
+              <w:t>R20</w:t>
+            </w:r>
+          </w:p>
+        </w:tc>
+        <w:tc>
+          <w:tcPr>
+            <w:tcW w:type="dxa" w:w="4176"/>
+            <w:shd w:fill="FFFFFF"/>
+            <w:tcMar>
+              <w:top w:w="50" w:type="dxa"/>
+              <w:bottom w:w="50" w:type="dxa"/>
+              <w:left w:w="80" w:type="dxa"/>
+              <w:right w:w="80" w:type="dxa"/>
+            </w:tcMar>
+          </w:tcPr>
+          <w:p>
+            <w:r>
+              <w:rPr>
+                <w:rFonts w:ascii="Arial" w:hAnsi="Arial"/>
+                <w:b w:val="0"/>
+                <w:i w:val="0"/>
+                <w:color w:val="2C3E50"/>
+                <w:sz w:val="15"/>
+              </w:rPr>
+              <w:t>budget = High AND relaxation = High</w:t>
+            </w:r>
+          </w:p>
+        </w:tc>
+        <w:tc>
+          <w:tcPr>
+            <w:tcW w:type="dxa" w:w="3456"/>
+            <w:shd w:fill="FFFFFF"/>
+            <w:tcMar>
+              <w:top w:w="50" w:type="dxa"/>
+              <w:bottom w:w="50" w:type="dxa"/>
+              <w:left w:w="80" w:type="dxa"/>
+              <w:right w:w="80" w:type="dxa"/>
+            </w:tcMar>
+          </w:tcPr>
+          <w:p>
+            <w:r>
+              <w:rPr>
+                <w:rFonts w:ascii="Arial" w:hAnsi="Arial"/>
+                <w:b w:val="0"/>
+                <w:i w:val="0"/>
+                <w:color w:val="2C3E50"/>
+                <w:sz w:val="15"/>
+              </w:rPr>
+              <w:t>Luxury &amp; Premium Wellness (Excellent)</w:t>
+            </w:r>
+          </w:p>
+        </w:tc>
+        <w:tc>
+          <w:tcPr>
+            <w:tcW w:type="dxa" w:w="864"/>
+            <w:shd w:fill="FFFFFF"/>
+            <w:tcMar>
+              <w:top w:w="50" w:type="dxa"/>
+              <w:bottom w:w="50" w:type="dxa"/>
+              <w:left w:w="80" w:type="dxa"/>
+              <w:right w:w="80" w:type="dxa"/>
+            </w:tcMar>
+          </w:tcPr>
+          <w:p>
+            <w:r>
+              <w:rPr>
+                <w:rFonts w:ascii="Arial" w:hAnsi="Arial"/>
+                <w:b w:val="0"/>
+                <w:i w:val="0"/>
+                <w:color w:val="2C3E50"/>
+                <w:sz w:val="15"/>
+              </w:rPr>
+              <w:t>1.0</w:t>
+            </w:r>
+          </w:p>
+        </w:tc>
+      </w:tr>
+      <w:tr>
+        <w:tc>
+          <w:tcPr>
+            <w:tcW w:type="dxa" w:w="864"/>
+            <w:shd w:fill="F8F9FA"/>
+            <w:tcMar>
+              <w:top w:w="50" w:type="dxa"/>
+              <w:bottom w:w="50" w:type="dxa"/>
+              <w:left w:w="80" w:type="dxa"/>
+              <w:right w:w="80" w:type="dxa"/>
+            </w:tcMar>
+          </w:tcPr>
+          <w:p>
+            <w:r>
+              <w:rPr>
+                <w:rFonts w:ascii="Arial" w:hAnsi="Arial"/>
+                <w:b/>
+                <w:i w:val="0"/>
+                <w:color w:val="2C3E50"/>
+                <w:sz w:val="15"/>
+              </w:rPr>
+              <w:t>R21</w:t>
+            </w:r>
+          </w:p>
+        </w:tc>
+        <w:tc>
+          <w:tcPr>
+            <w:tcW w:type="dxa" w:w="4176"/>
+            <w:shd w:fill="F8F9FA"/>
+            <w:tcMar>
+              <w:top w:w="50" w:type="dxa"/>
+              <w:bottom w:w="50" w:type="dxa"/>
+              <w:left w:w="80" w:type="dxa"/>
+              <w:right w:w="80" w:type="dxa"/>
+            </w:tcMar>
+          </w:tcPr>
+          <w:p>
+            <w:r>
+              <w:rPr>
+                <w:rFonts w:ascii="Arial" w:hAnsi="Arial"/>
+                <w:b w:val="0"/>
+                <w:i w:val="0"/>
+                <w:color w:val="2C3E50"/>
+                <w:sz w:val="15"/>
+              </w:rPr>
+              <w:t>climate = Cold AND relaxation = High AND budget = High</w:t>
+            </w:r>
+          </w:p>
+        </w:tc>
+        <w:tc>
+          <w:tcPr>
+            <w:tcW w:type="dxa" w:w="3456"/>
+            <w:shd w:fill="F8F9FA"/>
+            <w:tcMar>
+              <w:top w:w="50" w:type="dxa"/>
+              <w:bottom w:w="50" w:type="dxa"/>
+              <w:left w:w="80" w:type="dxa"/>
+              <w:right w:w="80" w:type="dxa"/>
+            </w:tcMar>
+          </w:tcPr>
+          <w:p>
+            <w:r>
+              <w:rPr>
+                <w:rFonts w:ascii="Arial" w:hAnsi="Arial"/>
+                <w:b w:val="0"/>
+                <w:i w:val="0"/>
+                <w:color w:val="2C3E50"/>
+                <w:sz w:val="15"/>
+              </w:rPr>
+              <w:t>Luxury &amp; Premium Wellness (High)</w:t>
+            </w:r>
+          </w:p>
+        </w:tc>
+        <w:tc>
+          <w:tcPr>
+            <w:tcW w:type="dxa" w:w="864"/>
+            <w:shd w:fill="F8F9FA"/>
+            <w:tcMar>
+              <w:top w:w="50" w:type="dxa"/>
+              <w:bottom w:w="50" w:type="dxa"/>
+              <w:left w:w="80" w:type="dxa"/>
+              <w:right w:w="80" w:type="dxa"/>
+            </w:tcMar>
+          </w:tcPr>
+          <w:p>
+            <w:r>
+              <w:rPr>
+                <w:rFonts w:ascii="Arial" w:hAnsi="Arial"/>
+                <w:b w:val="0"/>
+                <w:i w:val="0"/>
+                <w:color w:val="2C3E50"/>
+                <w:sz w:val="15"/>
+              </w:rPr>
+              <w:t>1.0</w:t>
+            </w:r>
+          </w:p>
+        </w:tc>
+      </w:tr>
+      <w:tr>
+        <w:tc>
+          <w:tcPr>
+            <w:tcW w:type="dxa" w:w="864"/>
+            <w:shd w:fill="FFFFFF"/>
+            <w:tcMar>
+              <w:top w:w="50" w:type="dxa"/>
+              <w:bottom w:w="50" w:type="dxa"/>
+              <w:left w:w="80" w:type="dxa"/>
+              <w:right w:w="80" w:type="dxa"/>
+            </w:tcMar>
+          </w:tcPr>
+          <w:p>
+            <w:r>
+              <w:rPr>
+                <w:rFonts w:ascii="Arial" w:hAnsi="Arial"/>
+                <w:b/>
+                <w:i w:val="0"/>
+                <w:color w:val="2C3E50"/>
+                <w:sz w:val="15"/>
+              </w:rPr>
+              <w:t>R22</w:t>
+            </w:r>
+          </w:p>
+        </w:tc>
+        <w:tc>
+          <w:tcPr>
+            <w:tcW w:type="dxa" w:w="4176"/>
+            <w:shd w:fill="FFFFFF"/>
+            <w:tcMar>
+              <w:top w:w="50" w:type="dxa"/>
+              <w:bottom w:w="50" w:type="dxa"/>
+              <w:left w:w="80" w:type="dxa"/>
+              <w:right w:w="80" w:type="dxa"/>
+            </w:tcMar>
+          </w:tcPr>
+          <w:p>
+            <w:r>
+              <w:rPr>
+                <w:rFonts w:ascii="Arial" w:hAnsi="Arial"/>
+                <w:b w:val="0"/>
+                <w:i w:val="0"/>
+                <w:color w:val="2C3E50"/>
+                <w:sz w:val="15"/>
+              </w:rPr>
+              <w:t>budget = Medium AND relaxation = High</w:t>
+            </w:r>
+          </w:p>
+        </w:tc>
+        <w:tc>
+          <w:tcPr>
+            <w:tcW w:type="dxa" w:w="3456"/>
+            <w:shd w:fill="FFFFFF"/>
+            <w:tcMar>
+              <w:top w:w="50" w:type="dxa"/>
+              <w:bottom w:w="50" w:type="dxa"/>
+              <w:left w:w="80" w:type="dxa"/>
+              <w:right w:w="80" w:type="dxa"/>
+            </w:tcMar>
+          </w:tcPr>
+          <w:p>
+            <w:r>
+              <w:rPr>
+                <w:rFonts w:ascii="Arial" w:hAnsi="Arial"/>
+                <w:b w:val="0"/>
+                <w:i w:val="0"/>
+                <w:color w:val="2C3E50"/>
+                <w:sz w:val="15"/>
+              </w:rPr>
+              <w:t>Luxury &amp; Premium Wellness (Moderate)</w:t>
+            </w:r>
+          </w:p>
+        </w:tc>
+        <w:tc>
+          <w:tcPr>
+            <w:tcW w:type="dxa" w:w="864"/>
+            <w:shd w:fill="FFFFFF"/>
+            <w:tcMar>
+              <w:top w:w="50" w:type="dxa"/>
+              <w:bottom w:w="50" w:type="dxa"/>
+              <w:left w:w="80" w:type="dxa"/>
+              <w:right w:w="80" w:type="dxa"/>
+            </w:tcMar>
+          </w:tcPr>
+          <w:p>
+            <w:r>
+              <w:rPr>
+                <w:rFonts w:ascii="Arial" w:hAnsi="Arial"/>
+                <w:b w:val="0"/>
+                <w:i w:val="0"/>
+                <w:color w:val="2C3E50"/>
+                <w:sz w:val="15"/>
+              </w:rPr>
+              <w:t>1.0</w:t>
+            </w:r>
+          </w:p>
+        </w:tc>
+      </w:tr>
+      <w:tr>
+        <w:tc>
+          <w:tcPr>
+            <w:tcW w:type="dxa" w:w="864"/>
+            <w:shd w:fill="F8F9FA"/>
+            <w:tcMar>
+              <w:top w:w="50" w:type="dxa"/>
+              <w:bottom w:w="50" w:type="dxa"/>
+              <w:left w:w="80" w:type="dxa"/>
+              <w:right w:w="80" w:type="dxa"/>
+            </w:tcMar>
+          </w:tcPr>
+          <w:p>
+            <w:r>
+              <w:rPr>
+                <w:rFonts w:ascii="Arial" w:hAnsi="Arial"/>
+                <w:b/>
+                <w:i w:val="0"/>
+                <w:color w:val="2C3E50"/>
+                <w:sz w:val="15"/>
+              </w:rPr>
+              <w:t>R23</w:t>
+            </w:r>
+          </w:p>
+        </w:tc>
+        <w:tc>
+          <w:tcPr>
+            <w:tcW w:type="dxa" w:w="4176"/>
+            <w:shd w:fill="F8F9FA"/>
+            <w:tcMar>
+              <w:top w:w="50" w:type="dxa"/>
+              <w:bottom w:w="50" w:type="dxa"/>
+              <w:left w:w="80" w:type="dxa"/>
+              <w:right w:w="80" w:type="dxa"/>
+            </w:tcMar>
+          </w:tcPr>
+          <w:p>
+            <w:r>
+              <w:rPr>
+                <w:rFonts w:ascii="Arial" w:hAnsi="Arial"/>
+                <w:b w:val="0"/>
+                <w:i w:val="0"/>
+                <w:color w:val="2C3E50"/>
+                <w:sz w:val="15"/>
+              </w:rPr>
+              <w:t>budget = Low AND duration = Long</w:t>
+            </w:r>
+          </w:p>
+        </w:tc>
+        <w:tc>
+          <w:tcPr>
+            <w:tcW w:type="dxa" w:w="3456"/>
+            <w:shd w:fill="F8F9FA"/>
+            <w:tcMar>
+              <w:top w:w="50" w:type="dxa"/>
+              <w:bottom w:w="50" w:type="dxa"/>
+              <w:left w:w="80" w:type="dxa"/>
+              <w:right w:w="80" w:type="dxa"/>
+            </w:tcMar>
+          </w:tcPr>
+          <w:p>
+            <w:r>
+              <w:rPr>
+                <w:rFonts w:ascii="Arial" w:hAnsi="Arial"/>
+                <w:b w:val="0"/>
+                <w:i w:val="0"/>
+                <w:color w:val="2C3E50"/>
+                <w:sz w:val="15"/>
+              </w:rPr>
+              <w:t>Luxury &amp; Premium Wellness (Poor)</w:t>
+            </w:r>
+          </w:p>
+        </w:tc>
+        <w:tc>
+          <w:tcPr>
+            <w:tcW w:type="dxa" w:w="864"/>
+            <w:shd w:fill="F8F9FA"/>
+            <w:tcMar>
+              <w:top w:w="50" w:type="dxa"/>
+              <w:bottom w:w="50" w:type="dxa"/>
+              <w:left w:w="80" w:type="dxa"/>
+              <w:right w:w="80" w:type="dxa"/>
+            </w:tcMar>
+          </w:tcPr>
+          <w:p>
+            <w:r>
+              <w:rPr>
+                <w:rFonts w:ascii="Arial" w:hAnsi="Arial"/>
+                <w:b w:val="0"/>
+                <w:i w:val="0"/>
+                <w:color w:val="2C3E50"/>
+                <w:sz w:val="15"/>
+              </w:rPr>
+              <w:t>1.0</w:t>
+            </w:r>
+          </w:p>
+        </w:tc>
+      </w:tr>
+      <w:tr>
+        <w:tc>
+          <w:tcPr>
+            <w:tcW w:type="dxa" w:w="864"/>
+            <w:shd w:fill="FFFFFF"/>
+            <w:tcMar>
+              <w:top w:w="50" w:type="dxa"/>
+              <w:bottom w:w="50" w:type="dxa"/>
+              <w:left w:w="80" w:type="dxa"/>
+              <w:right w:w="80" w:type="dxa"/>
+            </w:tcMar>
+          </w:tcPr>
+          <w:p>
+            <w:r>
+              <w:rPr>
+                <w:rFonts w:ascii="Arial" w:hAnsi="Arial"/>
+                <w:b/>
+                <w:i w:val="0"/>
+                <w:color w:val="2C3E50"/>
+                <w:sz w:val="15"/>
+              </w:rPr>
+              <w:t>R24</w:t>
+            </w:r>
+          </w:p>
+        </w:tc>
+        <w:tc>
+          <w:tcPr>
+            <w:tcW w:type="dxa" w:w="4176"/>
+            <w:shd w:fill="FFFFFF"/>
+            <w:tcMar>
+              <w:top w:w="50" w:type="dxa"/>
+              <w:bottom w:w="50" w:type="dxa"/>
+              <w:left w:w="80" w:type="dxa"/>
+              <w:right w:w="80" w:type="dxa"/>
+            </w:tcMar>
+          </w:tcPr>
+          <w:p>
+            <w:r>
+              <w:rPr>
+                <w:rFonts w:ascii="Arial" w:hAnsi="Arial"/>
+                <w:b w:val="0"/>
+                <w:i w:val="0"/>
+                <w:color w:val="2C3E50"/>
+                <w:sz w:val="15"/>
+              </w:rPr>
+              <w:t>budget = Low</w:t>
+            </w:r>
+          </w:p>
+        </w:tc>
+        <w:tc>
+          <w:tcPr>
+            <w:tcW w:type="dxa" w:w="3456"/>
+            <w:shd w:fill="FFFFFF"/>
+            <w:tcMar>
+              <w:top w:w="50" w:type="dxa"/>
+              <w:bottom w:w="50" w:type="dxa"/>
+              <w:left w:w="80" w:type="dxa"/>
+              <w:right w:w="80" w:type="dxa"/>
+            </w:tcMar>
+          </w:tcPr>
+          <w:p>
+            <w:r>
+              <w:rPr>
+                <w:rFonts w:ascii="Arial" w:hAnsi="Arial"/>
+                <w:b w:val="0"/>
+                <w:i w:val="0"/>
+                <w:color w:val="2C3E50"/>
+                <w:sz w:val="15"/>
+              </w:rPr>
+              <w:t>Luxury &amp; Premium Wellness (Poor)</w:t>
+            </w:r>
+          </w:p>
+        </w:tc>
+        <w:tc>
+          <w:tcPr>
+            <w:tcW w:type="dxa" w:w="864"/>
+            <w:shd w:fill="FFFFFF"/>
+            <w:tcMar>
+              <w:top w:w="50" w:type="dxa"/>
+              <w:bottom w:w="50" w:type="dxa"/>
+              <w:left w:w="80" w:type="dxa"/>
+              <w:right w:w="80" w:type="dxa"/>
+            </w:tcMar>
+          </w:tcPr>
+          <w:p>
+            <w:r>
+              <w:rPr>
+                <w:rFonts w:ascii="Arial" w:hAnsi="Arial"/>
+                <w:b w:val="0"/>
+                <w:i w:val="0"/>
+                <w:color w:val="2C3E50"/>
+                <w:sz w:val="15"/>
+              </w:rPr>
+              <w:t>1.0</w:t>
+            </w:r>
+          </w:p>
+        </w:tc>
+      </w:tr>
+      <w:tr>
+        <w:tc>
+          <w:tcPr>
+            <w:tcW w:type="dxa" w:w="864"/>
+            <w:shd w:fill="F8F9FA"/>
+            <w:tcMar>
+              <w:top w:w="50" w:type="dxa"/>
+              <w:bottom w:w="50" w:type="dxa"/>
+              <w:left w:w="80" w:type="dxa"/>
+              <w:right w:w="80" w:type="dxa"/>
+            </w:tcMar>
+          </w:tcPr>
+          <w:p>
+            <w:r>
+              <w:rPr>
+                <w:rFonts w:ascii="Arial" w:hAnsi="Arial"/>
+                <w:b/>
+                <w:i w:val="0"/>
+                <w:color w:val="2C3E50"/>
+                <w:sz w:val="15"/>
+              </w:rPr>
+              <w:t>R25</w:t>
+            </w:r>
+          </w:p>
+        </w:tc>
+        <w:tc>
+          <w:tcPr>
+            <w:tcW w:type="dxa" w:w="4176"/>
+            <w:shd w:fill="F8F9FA"/>
+            <w:tcMar>
+              <w:top w:w="50" w:type="dxa"/>
+              <w:bottom w:w="50" w:type="dxa"/>
+              <w:left w:w="80" w:type="dxa"/>
+              <w:right w:w="80" w:type="dxa"/>
+            </w:tcMar>
+          </w:tcPr>
+          <w:p>
+            <w:r>
+              <w:rPr>
+                <w:rFonts w:ascii="Arial" w:hAnsi="Arial"/>
+                <w:b w:val="0"/>
+                <w:i w:val="0"/>
+                <w:color w:val="2C3E50"/>
+                <w:sz w:val="15"/>
+              </w:rPr>
+              <w:t>nightlife = High AND duration = Short AND budget = Low</w:t>
+            </w:r>
+          </w:p>
+        </w:tc>
+        <w:tc>
+          <w:tcPr>
+            <w:tcW w:type="dxa" w:w="3456"/>
+            <w:shd w:fill="F8F9FA"/>
+            <w:tcMar>
+              <w:top w:w="50" w:type="dxa"/>
+              <w:bottom w:w="50" w:type="dxa"/>
+              <w:left w:w="80" w:type="dxa"/>
+              <w:right w:w="80" w:type="dxa"/>
+            </w:tcMar>
+          </w:tcPr>
+          <w:p>
+            <w:r>
+              <w:rPr>
+                <w:rFonts w:ascii="Arial" w:hAnsi="Arial"/>
+                <w:b w:val="0"/>
+                <w:i w:val="0"/>
+                <w:color w:val="2C3E50"/>
+                <w:sz w:val="15"/>
+              </w:rPr>
+              <w:t>Vibrant Urban &amp; Entertainment (High)</w:t>
+            </w:r>
+          </w:p>
+        </w:tc>
+        <w:tc>
+          <w:tcPr>
+            <w:tcW w:type="dxa" w:w="864"/>
+            <w:shd w:fill="F8F9FA"/>
+            <w:tcMar>
+              <w:top w:w="50" w:type="dxa"/>
+              <w:bottom w:w="50" w:type="dxa"/>
+              <w:left w:w="80" w:type="dxa"/>
+              <w:right w:w="80" w:type="dxa"/>
+            </w:tcMar>
+          </w:tcPr>
+          <w:p>
+            <w:r>
+              <w:rPr>
+                <w:rFonts w:ascii="Arial" w:hAnsi="Arial"/>
+                <w:b w:val="0"/>
+                <w:i w:val="0"/>
+                <w:color w:val="2C3E50"/>
+                <w:sz w:val="15"/>
+              </w:rPr>
+              <w:t>1.0</w:t>
+            </w:r>
+          </w:p>
+        </w:tc>
+      </w:tr>
+      <w:tr>
+        <w:tc>
+          <w:tcPr>
+            <w:tcW w:type="dxa" w:w="864"/>
+            <w:shd w:fill="FFFFFF"/>
+            <w:tcMar>
+              <w:top w:w="50" w:type="dxa"/>
+              <w:bottom w:w="50" w:type="dxa"/>
+              <w:left w:w="80" w:type="dxa"/>
+              <w:right w:w="80" w:type="dxa"/>
+            </w:tcMar>
+          </w:tcPr>
+          <w:p>
+            <w:r>
+              <w:rPr>
+                <w:rFonts w:ascii="Arial" w:hAnsi="Arial"/>
+                <w:b/>
+                <w:i w:val="0"/>
+                <w:color w:val="2C3E50"/>
+                <w:sz w:val="15"/>
+              </w:rPr>
+              <w:t>R26</w:t>
+            </w:r>
+          </w:p>
+        </w:tc>
+        <w:tc>
+          <w:tcPr>
+            <w:tcW w:type="dxa" w:w="4176"/>
+            <w:shd w:fill="FFFFFF"/>
+            <w:tcMar>
+              <w:top w:w="50" w:type="dxa"/>
+              <w:bottom w:w="50" w:type="dxa"/>
+              <w:left w:w="80" w:type="dxa"/>
+              <w:right w:w="80" w:type="dxa"/>
+            </w:tcMar>
+          </w:tcPr>
+          <w:p>
+            <w:r>
+              <w:rPr>
+                <w:rFonts w:ascii="Arial" w:hAnsi="Arial"/>
+                <w:b w:val="0"/>
+                <w:i w:val="0"/>
+                <w:color w:val="2C3E50"/>
+                <w:sz w:val="15"/>
+              </w:rPr>
+              <w:t>nightlife = High AND budget = Medium AND duration = Short</w:t>
+            </w:r>
+          </w:p>
+        </w:tc>
+        <w:tc>
+          <w:tcPr>
+            <w:tcW w:type="dxa" w:w="3456"/>
+            <w:shd w:fill="FFFFFF"/>
+            <w:tcMar>
+              <w:top w:w="50" w:type="dxa"/>
+              <w:bottom w:w="50" w:type="dxa"/>
+              <w:left w:w="80" w:type="dxa"/>
+              <w:right w:w="80" w:type="dxa"/>
+            </w:tcMar>
+          </w:tcPr>
+          <w:p>
+            <w:r>
+              <w:rPr>
+                <w:rFonts w:ascii="Arial" w:hAnsi="Arial"/>
+                <w:b w:val="0"/>
+                <w:i w:val="0"/>
+                <w:color w:val="2C3E50"/>
+                <w:sz w:val="15"/>
+              </w:rPr>
+              <w:t>Vibrant Urban &amp; Entertainment (Excellent)</w:t>
+            </w:r>
+          </w:p>
+        </w:tc>
+        <w:tc>
+          <w:tcPr>
+            <w:tcW w:type="dxa" w:w="864"/>
+            <w:shd w:fill="FFFFFF"/>
+            <w:tcMar>
+              <w:top w:w="50" w:type="dxa"/>
+              <w:bottom w:w="50" w:type="dxa"/>
+              <w:left w:w="80" w:type="dxa"/>
+              <w:right w:w="80" w:type="dxa"/>
+            </w:tcMar>
+          </w:tcPr>
+          <w:p>
+            <w:r>
+              <w:rPr>
+                <w:rFonts w:ascii="Arial" w:hAnsi="Arial"/>
+                <w:b w:val="0"/>
+                <w:i w:val="0"/>
+                <w:color w:val="2C3E50"/>
+                <w:sz w:val="15"/>
+              </w:rPr>
+              <w:t>1.0</w:t>
+            </w:r>
+          </w:p>
+        </w:tc>
+      </w:tr>
+      <w:tr>
+        <w:tc>
+          <w:tcPr>
+            <w:tcW w:type="dxa" w:w="864"/>
+            <w:shd w:fill="F8F9FA"/>
+            <w:tcMar>
+              <w:top w:w="50" w:type="dxa"/>
+              <w:bottom w:w="50" w:type="dxa"/>
+              <w:left w:w="80" w:type="dxa"/>
+              <w:right w:w="80" w:type="dxa"/>
+            </w:tcMar>
+          </w:tcPr>
+          <w:p>
+            <w:r>
+              <w:rPr>
+                <w:rFonts w:ascii="Arial" w:hAnsi="Arial"/>
+                <w:b/>
+                <w:i w:val="0"/>
+                <w:color w:val="2C3E50"/>
+                <w:sz w:val="15"/>
+              </w:rPr>
+              <w:t>R27</w:t>
+            </w:r>
+          </w:p>
+        </w:tc>
+        <w:tc>
+          <w:tcPr>
+            <w:tcW w:type="dxa" w:w="4176"/>
+            <w:shd w:fill="F8F9FA"/>
+            <w:tcMar>
+              <w:top w:w="50" w:type="dxa"/>
+              <w:bottom w:w="50" w:type="dxa"/>
+              <w:left w:w="80" w:type="dxa"/>
+              <w:right w:w="80" w:type="dxa"/>
+            </w:tcMar>
+          </w:tcPr>
+          <w:p>
+            <w:r>
+              <w:rPr>
+                <w:rFonts w:ascii="Arial" w:hAnsi="Arial"/>
+                <w:b w:val="0"/>
+                <w:i w:val="0"/>
+                <w:color w:val="2C3E50"/>
+                <w:sz w:val="15"/>
+              </w:rPr>
+              <w:t>nightlife = High AND budget = High</w:t>
+            </w:r>
+          </w:p>
+        </w:tc>
+        <w:tc>
+          <w:tcPr>
+            <w:tcW w:type="dxa" w:w="3456"/>
+            <w:shd w:fill="F8F9FA"/>
+            <w:tcMar>
+              <w:top w:w="50" w:type="dxa"/>
+              <w:bottom w:w="50" w:type="dxa"/>
+              <w:left w:w="80" w:type="dxa"/>
+              <w:right w:w="80" w:type="dxa"/>
+            </w:tcMar>
+          </w:tcPr>
+          <w:p>
+            <w:r>
+              <w:rPr>
+                <w:rFonts w:ascii="Arial" w:hAnsi="Arial"/>
+                <w:b w:val="0"/>
+                <w:i w:val="0"/>
+                <w:color w:val="2C3E50"/>
+                <w:sz w:val="15"/>
+              </w:rPr>
+              <w:t>Vibrant Urban &amp; Entertainment (Excellent)</w:t>
+            </w:r>
+          </w:p>
+        </w:tc>
+        <w:tc>
+          <w:tcPr>
+            <w:tcW w:type="dxa" w:w="864"/>
+            <w:shd w:fill="F8F9FA"/>
+            <w:tcMar>
+              <w:top w:w="50" w:type="dxa"/>
+              <w:bottom w:w="50" w:type="dxa"/>
+              <w:left w:w="80" w:type="dxa"/>
+              <w:right w:w="80" w:type="dxa"/>
+            </w:tcMar>
+          </w:tcPr>
+          <w:p>
+            <w:r>
+              <w:rPr>
+                <w:rFonts w:ascii="Arial" w:hAnsi="Arial"/>
+                <w:b w:val="0"/>
+                <w:i w:val="0"/>
+                <w:color w:val="2C3E50"/>
+                <w:sz w:val="15"/>
+              </w:rPr>
+              <w:t>1.0</w:t>
+            </w:r>
+          </w:p>
+        </w:tc>
+      </w:tr>
+      <w:tr>
+        <w:tc>
+          <w:tcPr>
+            <w:tcW w:type="dxa" w:w="864"/>
+            <w:shd w:fill="FFFFFF"/>
+            <w:tcMar>
+              <w:top w:w="50" w:type="dxa"/>
+              <w:bottom w:w="50" w:type="dxa"/>
+              <w:left w:w="80" w:type="dxa"/>
+              <w:right w:w="80" w:type="dxa"/>
+            </w:tcMar>
+          </w:tcPr>
+          <w:p>
+            <w:r>
+              <w:rPr>
+                <w:rFonts w:ascii="Arial" w:hAnsi="Arial"/>
+                <w:b/>
+                <w:i w:val="0"/>
+                <w:color w:val="2C3E50"/>
+                <w:sz w:val="15"/>
+              </w:rPr>
+              <w:t>R28</w:t>
+            </w:r>
+          </w:p>
+        </w:tc>
+        <w:tc>
+          <w:tcPr>
+            <w:tcW w:type="dxa" w:w="4176"/>
+            <w:shd w:fill="FFFFFF"/>
+            <w:tcMar>
+              <w:top w:w="50" w:type="dxa"/>
+              <w:bottom w:w="50" w:type="dxa"/>
+              <w:left w:w="80" w:type="dxa"/>
+              <w:right w:w="80" w:type="dxa"/>
+            </w:tcMar>
+          </w:tcPr>
+          <w:p>
+            <w:r>
+              <w:rPr>
+                <w:rFonts w:ascii="Arial" w:hAnsi="Arial"/>
+                <w:b w:val="0"/>
+                <w:i w:val="0"/>
+                <w:color w:val="2C3E50"/>
+                <w:sz w:val="15"/>
+              </w:rPr>
+              <w:t>nightlife = Medium AND duration = Short</w:t>
+            </w:r>
+          </w:p>
+        </w:tc>
+        <w:tc>
+          <w:tcPr>
+            <w:tcW w:type="dxa" w:w="3456"/>
+            <w:shd w:fill="FFFFFF"/>
+            <w:tcMar>
+              <w:top w:w="50" w:type="dxa"/>
+              <w:bottom w:w="50" w:type="dxa"/>
+              <w:left w:w="80" w:type="dxa"/>
+              <w:right w:w="80" w:type="dxa"/>
+            </w:tcMar>
+          </w:tcPr>
+          <w:p>
+            <w:r>
+              <w:rPr>
+                <w:rFonts w:ascii="Arial" w:hAnsi="Arial"/>
+                <w:b w:val="0"/>
+                <w:i w:val="0"/>
+                <w:color w:val="2C3E50"/>
+                <w:sz w:val="15"/>
+              </w:rPr>
+              <w:t>Vibrant Urban &amp; Entertainment (Moderate)</w:t>
+            </w:r>
+          </w:p>
+        </w:tc>
+        <w:tc>
+          <w:tcPr>
+            <w:tcW w:type="dxa" w:w="864"/>
+            <w:shd w:fill="FFFFFF"/>
+            <w:tcMar>
+              <w:top w:w="50" w:type="dxa"/>
+              <w:bottom w:w="50" w:type="dxa"/>
+              <w:left w:w="80" w:type="dxa"/>
+              <w:right w:w="80" w:type="dxa"/>
+            </w:tcMar>
+          </w:tcPr>
+          <w:p>
+            <w:r>
+              <w:rPr>
+                <w:rFonts w:ascii="Arial" w:hAnsi="Arial"/>
+                <w:b w:val="0"/>
+                <w:i w:val="0"/>
+                <w:color w:val="2C3E50"/>
+                <w:sz w:val="15"/>
+              </w:rPr>
+              <w:t>1.0</w:t>
+            </w:r>
+          </w:p>
+        </w:tc>
+      </w:tr>
+      <w:tr>
+        <w:tc>
+          <w:tcPr>
+            <w:tcW w:type="dxa" w:w="864"/>
+            <w:shd w:fill="F8F9FA"/>
+            <w:tcMar>
+              <w:top w:w="50" w:type="dxa"/>
+              <w:bottom w:w="50" w:type="dxa"/>
+              <w:left w:w="80" w:type="dxa"/>
+              <w:right w:w="80" w:type="dxa"/>
+            </w:tcMar>
+          </w:tcPr>
+          <w:p>
+            <w:r>
+              <w:rPr>
+                <w:rFonts w:ascii="Arial" w:hAnsi="Arial"/>
+                <w:b/>
+                <w:i w:val="0"/>
+                <w:color w:val="2C3E50"/>
+                <w:sz w:val="15"/>
+              </w:rPr>
+              <w:t>R29</w:t>
+            </w:r>
+          </w:p>
+        </w:tc>
+        <w:tc>
+          <w:tcPr>
+            <w:tcW w:type="dxa" w:w="4176"/>
+            <w:shd w:fill="F8F9FA"/>
+            <w:tcMar>
+              <w:top w:w="50" w:type="dxa"/>
+              <w:bottom w:w="50" w:type="dxa"/>
+              <w:left w:w="80" w:type="dxa"/>
+              <w:right w:w="80" w:type="dxa"/>
+            </w:tcMar>
+          </w:tcPr>
+          <w:p>
+            <w:r>
+              <w:rPr>
+                <w:rFonts w:ascii="Arial" w:hAnsi="Arial"/>
+                <w:b w:val="0"/>
+                <w:i w:val="0"/>
+                <w:color w:val="2C3E50"/>
+                <w:sz w:val="15"/>
+              </w:rPr>
+              <w:t>nightlife = Medium AND culture = High</w:t>
+            </w:r>
+          </w:p>
+        </w:tc>
+        <w:tc>
+          <w:tcPr>
+            <w:tcW w:type="dxa" w:w="3456"/>
+            <w:shd w:fill="F8F9FA"/>
+            <w:tcMar>
+              <w:top w:w="50" w:type="dxa"/>
+              <w:bottom w:w="50" w:type="dxa"/>
+              <w:left w:w="80" w:type="dxa"/>
+              <w:right w:w="80" w:type="dxa"/>
+            </w:tcMar>
+          </w:tcPr>
+          <w:p>
+            <w:r>
+              <w:rPr>
+                <w:rFonts w:ascii="Arial" w:hAnsi="Arial"/>
+                <w:b w:val="0"/>
+                <w:i w:val="0"/>
+                <w:color w:val="2C3E50"/>
+                <w:sz w:val="15"/>
+              </w:rPr>
+              <w:t>Vibrant Urban &amp; Entertainment (Moderate)</w:t>
+            </w:r>
+          </w:p>
+        </w:tc>
+        <w:tc>
+          <w:tcPr>
+            <w:tcW w:type="dxa" w:w="864"/>
+            <w:shd w:fill="F8F9FA"/>
+            <w:tcMar>
+              <w:top w:w="50" w:type="dxa"/>
+              <w:bottom w:w="50" w:type="dxa"/>
+              <w:left w:w="80" w:type="dxa"/>
+              <w:right w:w="80" w:type="dxa"/>
+            </w:tcMar>
+          </w:tcPr>
+          <w:p>
+            <w:r>
+              <w:rPr>
+                <w:rFonts w:ascii="Arial" w:hAnsi="Arial"/>
+                <w:b w:val="0"/>
+                <w:i w:val="0"/>
+                <w:color w:val="2C3E50"/>
+                <w:sz w:val="15"/>
+              </w:rPr>
+              <w:t>1.0</w:t>
+            </w:r>
+          </w:p>
+        </w:tc>
+      </w:tr>
+      <w:tr>
+        <w:tc>
+          <w:tcPr>
+            <w:tcW w:type="dxa" w:w="864"/>
+            <w:shd w:fill="FFFFFF"/>
+            <w:tcMar>
+              <w:top w:w="50" w:type="dxa"/>
+              <w:bottom w:w="50" w:type="dxa"/>
+              <w:left w:w="80" w:type="dxa"/>
+              <w:right w:w="80" w:type="dxa"/>
+            </w:tcMar>
+          </w:tcPr>
+          <w:p>
+            <w:r>
+              <w:rPr>
+                <w:rFonts w:ascii="Arial" w:hAnsi="Arial"/>
+                <w:b/>
+                <w:i w:val="0"/>
+                <w:color w:val="2C3E50"/>
+                <w:sz w:val="15"/>
+              </w:rPr>
+              <w:t>R30</w:t>
+            </w:r>
+          </w:p>
+        </w:tc>
+        <w:tc>
+          <w:tcPr>
+            <w:tcW w:type="dxa" w:w="4176"/>
+            <w:shd w:fill="FFFFFF"/>
+            <w:tcMar>
+              <w:top w:w="50" w:type="dxa"/>
+              <w:bottom w:w="50" w:type="dxa"/>
+              <w:left w:w="80" w:type="dxa"/>
+              <w:right w:w="80" w:type="dxa"/>
+            </w:tcMar>
+          </w:tcPr>
+          <w:p>
+            <w:r>
+              <w:rPr>
+                <w:rFonts w:ascii="Arial" w:hAnsi="Arial"/>
+                <w:b w:val="0"/>
+                <w:i w:val="0"/>
+                <w:color w:val="2C3E50"/>
+                <w:sz w:val="15"/>
+              </w:rPr>
+              <w:t>nightlife = Low</w:t>
+            </w:r>
+          </w:p>
+        </w:tc>
+        <w:tc>
+          <w:tcPr>
+            <w:tcW w:type="dxa" w:w="3456"/>
+            <w:shd w:fill="FFFFFF"/>
+            <w:tcMar>
+              <w:top w:w="50" w:type="dxa"/>
+              <w:bottom w:w="50" w:type="dxa"/>
+              <w:left w:w="80" w:type="dxa"/>
+              <w:right w:w="80" w:type="dxa"/>
+            </w:tcMar>
+          </w:tcPr>
+          <w:p>
+            <w:r>
+              <w:rPr>
+                <w:rFonts w:ascii="Arial" w:hAnsi="Arial"/>
+                <w:b w:val="0"/>
+                <w:i w:val="0"/>
+                <w:color w:val="2C3E50"/>
+                <w:sz w:val="15"/>
+              </w:rPr>
+              <w:t>Vibrant Urban &amp; Entertainment (Poor)</w:t>
+            </w:r>
+          </w:p>
+        </w:tc>
+        <w:tc>
+          <w:tcPr>
+            <w:tcW w:type="dxa" w:w="864"/>
+            <w:shd w:fill="FFFFFF"/>
+            <w:tcMar>
+              <w:top w:w="50" w:type="dxa"/>
+              <w:bottom w:w="50" w:type="dxa"/>
+              <w:left w:w="80" w:type="dxa"/>
+              <w:right w:w="80" w:type="dxa"/>
+            </w:tcMar>
+          </w:tcPr>
+          <w:p>
+            <w:r>
+              <w:rPr>
+                <w:rFonts w:ascii="Arial" w:hAnsi="Arial"/>
+                <w:b w:val="0"/>
+                <w:i w:val="0"/>
+                <w:color w:val="2C3E50"/>
+                <w:sz w:val="15"/>
+              </w:rPr>
+              <w:t>1.0</w:t>
+            </w:r>
+          </w:p>
+        </w:tc>
+      </w:tr>
+      <w:tr>
+        <w:tc>
+          <w:tcPr>
+            <w:tcW w:type="dxa" w:w="864"/>
+            <w:shd w:fill="F8F9FA"/>
+            <w:tcMar>
+              <w:top w:w="50" w:type="dxa"/>
+              <w:bottom w:w="50" w:type="dxa"/>
+              <w:left w:w="80" w:type="dxa"/>
+              <w:right w:w="80" w:type="dxa"/>
+            </w:tcMar>
+          </w:tcPr>
+          <w:p>
+            <w:r>
+              <w:rPr>
+                <w:rFonts w:ascii="Arial" w:hAnsi="Arial"/>
+                <w:b/>
+                <w:i w:val="0"/>
+                <w:color w:val="2C3E50"/>
+                <w:sz w:val="15"/>
+              </w:rPr>
+              <w:t>R31</w:t>
+            </w:r>
+          </w:p>
+        </w:tc>
+        <w:tc>
+          <w:tcPr>
+            <w:tcW w:type="dxa" w:w="4176"/>
+            <w:shd w:fill="F8F9FA"/>
+            <w:tcMar>
+              <w:top w:w="50" w:type="dxa"/>
+              <w:bottom w:w="50" w:type="dxa"/>
+              <w:left w:w="80" w:type="dxa"/>
+              <w:right w:w="80" w:type="dxa"/>
+            </w:tcMar>
+          </w:tcPr>
+          <w:p>
+            <w:r>
+              <w:rPr>
+                <w:rFonts w:ascii="Arial" w:hAnsi="Arial"/>
+                <w:b w:val="0"/>
+                <w:i w:val="0"/>
+                <w:color w:val="2C3E50"/>
+                <w:sz w:val="15"/>
+              </w:rPr>
+              <w:t>adventure = High AND duration = Long AND climate = Warm</w:t>
+            </w:r>
+          </w:p>
+        </w:tc>
+        <w:tc>
+          <w:tcPr>
+            <w:tcW w:type="dxa" w:w="3456"/>
+            <w:shd w:fill="F8F9FA"/>
+            <w:tcMar>
+              <w:top w:w="50" w:type="dxa"/>
+              <w:bottom w:w="50" w:type="dxa"/>
+              <w:left w:w="80" w:type="dxa"/>
+              <w:right w:w="80" w:type="dxa"/>
+            </w:tcMar>
+          </w:tcPr>
+          <w:p>
+            <w:r>
+              <w:rPr>
+                <w:rFonts w:ascii="Arial" w:hAnsi="Arial"/>
+                <w:b w:val="0"/>
+                <w:i w:val="0"/>
+                <w:color w:val="2C3E50"/>
+                <w:sz w:val="15"/>
+              </w:rPr>
+              <w:t>Exotic &amp; Tropical Explorer (Excellent)</w:t>
+            </w:r>
+          </w:p>
+        </w:tc>
+        <w:tc>
+          <w:tcPr>
+            <w:tcW w:type="dxa" w:w="864"/>
+            <w:shd w:fill="F8F9FA"/>
+            <w:tcMar>
+              <w:top w:w="50" w:type="dxa"/>
+              <w:bottom w:w="50" w:type="dxa"/>
+              <w:left w:w="80" w:type="dxa"/>
+              <w:right w:w="80" w:type="dxa"/>
+            </w:tcMar>
+          </w:tcPr>
+          <w:p>
+            <w:r>
+              <w:rPr>
+                <w:rFonts w:ascii="Arial" w:hAnsi="Arial"/>
+                <w:b w:val="0"/>
+                <w:i w:val="0"/>
+                <w:color w:val="2C3E50"/>
+                <w:sz w:val="15"/>
+              </w:rPr>
+              <w:t>1.0</w:t>
+            </w:r>
+          </w:p>
+        </w:tc>
+      </w:tr>
+      <w:tr>
+        <w:tc>
+          <w:tcPr>
+            <w:tcW w:type="dxa" w:w="864"/>
+            <w:shd w:fill="FFFFFF"/>
+            <w:tcMar>
+              <w:top w:w="50" w:type="dxa"/>
+              <w:bottom w:w="50" w:type="dxa"/>
+              <w:left w:w="80" w:type="dxa"/>
+              <w:right w:w="80" w:type="dxa"/>
+            </w:tcMar>
+          </w:tcPr>
+          <w:p>
+            <w:r>
+              <w:rPr>
+                <w:rFonts w:ascii="Arial" w:hAnsi="Arial"/>
+                <w:b/>
+                <w:i w:val="0"/>
+                <w:color w:val="2C3E50"/>
+                <w:sz w:val="15"/>
+              </w:rPr>
+              <w:t>R32</w:t>
+            </w:r>
+          </w:p>
+        </w:tc>
+        <w:tc>
+          <w:tcPr>
+            <w:tcW w:type="dxa" w:w="4176"/>
+            <w:shd w:fill="FFFFFF"/>
+            <w:tcMar>
+              <w:top w:w="50" w:type="dxa"/>
+              <w:bottom w:w="50" w:type="dxa"/>
+              <w:left w:w="80" w:type="dxa"/>
+              <w:right w:w="80" w:type="dxa"/>
+            </w:tcMar>
+          </w:tcPr>
+          <w:p>
+            <w:r>
+              <w:rPr>
+                <w:rFonts w:ascii="Arial" w:hAnsi="Arial"/>
+                <w:b w:val="0"/>
+                <w:i w:val="0"/>
+                <w:color w:val="2C3E50"/>
+                <w:sz w:val="15"/>
+              </w:rPr>
+              <w:t>culture = High AND adventure = High AND duration = Long</w:t>
+            </w:r>
+          </w:p>
+        </w:tc>
+        <w:tc>
+          <w:tcPr>
+            <w:tcW w:type="dxa" w:w="3456"/>
+            <w:shd w:fill="FFFFFF"/>
+            <w:tcMar>
+              <w:top w:w="50" w:type="dxa"/>
+              <w:bottom w:w="50" w:type="dxa"/>
+              <w:left w:w="80" w:type="dxa"/>
+              <w:right w:w="80" w:type="dxa"/>
+            </w:tcMar>
+          </w:tcPr>
+          <w:p>
+            <w:r>
+              <w:rPr>
+                <w:rFonts w:ascii="Arial" w:hAnsi="Arial"/>
+                <w:b w:val="0"/>
+                <w:i w:val="0"/>
+                <w:color w:val="2C3E50"/>
+                <w:sz w:val="15"/>
+              </w:rPr>
+              <w:t>Exotic &amp; Tropical Explorer (Excellent)</w:t>
+            </w:r>
+          </w:p>
+        </w:tc>
+        <w:tc>
+          <w:tcPr>
+            <w:tcW w:type="dxa" w:w="864"/>
+            <w:shd w:fill="FFFFFF"/>
+            <w:tcMar>
+              <w:top w:w="50" w:type="dxa"/>
+              <w:bottom w:w="50" w:type="dxa"/>
+              <w:left w:w="80" w:type="dxa"/>
+              <w:right w:w="80" w:type="dxa"/>
+            </w:tcMar>
+          </w:tcPr>
+          <w:p>
+            <w:r>
+              <w:rPr>
+                <w:rFonts w:ascii="Arial" w:hAnsi="Arial"/>
+                <w:b w:val="0"/>
+                <w:i w:val="0"/>
+                <w:color w:val="2C3E50"/>
+                <w:sz w:val="15"/>
+              </w:rPr>
+              <w:t>1.0</w:t>
+            </w:r>
+          </w:p>
+        </w:tc>
+      </w:tr>
+      <w:tr>
+        <w:tc>
+          <w:tcPr>
+            <w:tcW w:type="dxa" w:w="864"/>
+            <w:shd w:fill="F8F9FA"/>
+            <w:tcMar>
+              <w:top w:w="50" w:type="dxa"/>
+              <w:bottom w:w="50" w:type="dxa"/>
+              <w:left w:w="80" w:type="dxa"/>
+              <w:right w:w="80" w:type="dxa"/>
+            </w:tcMar>
+          </w:tcPr>
+          <w:p>
+            <w:r>
+              <w:rPr>
+                <w:rFonts w:ascii="Arial" w:hAnsi="Arial"/>
+                <w:b/>
+                <w:i w:val="0"/>
+                <w:color w:val="2C3E50"/>
+                <w:sz w:val="15"/>
+              </w:rPr>
+              <w:t>R33</w:t>
+            </w:r>
+          </w:p>
+        </w:tc>
+        <w:tc>
+          <w:tcPr>
+            <w:tcW w:type="dxa" w:w="4176"/>
+            <w:shd w:fill="F8F9FA"/>
+            <w:tcMar>
+              <w:top w:w="50" w:type="dxa"/>
+              <w:bottom w:w="50" w:type="dxa"/>
+              <w:left w:w="80" w:type="dxa"/>
+              <w:right w:w="80" w:type="dxa"/>
+            </w:tcMar>
+          </w:tcPr>
+          <w:p>
+            <w:r>
+              <w:rPr>
+                <w:rFonts w:ascii="Arial" w:hAnsi="Arial"/>
+                <w:b w:val="0"/>
+                <w:i w:val="0"/>
+                <w:color w:val="2C3E50"/>
+                <w:sz w:val="15"/>
+              </w:rPr>
+              <w:t>adventure = High AND climate = Warm</w:t>
+            </w:r>
+          </w:p>
+        </w:tc>
+        <w:tc>
+          <w:tcPr>
+            <w:tcW w:type="dxa" w:w="3456"/>
+            <w:shd w:fill="F8F9FA"/>
+            <w:tcMar>
+              <w:top w:w="50" w:type="dxa"/>
+              <w:bottom w:w="50" w:type="dxa"/>
+              <w:left w:w="80" w:type="dxa"/>
+              <w:right w:w="80" w:type="dxa"/>
+            </w:tcMar>
+          </w:tcPr>
+          <w:p>
+            <w:r>
+              <w:rPr>
+                <w:rFonts w:ascii="Arial" w:hAnsi="Arial"/>
+                <w:b w:val="0"/>
+                <w:i w:val="0"/>
+                <w:color w:val="2C3E50"/>
+                <w:sz w:val="15"/>
+              </w:rPr>
+              <w:t>Exotic &amp; Tropical Explorer (High)</w:t>
+            </w:r>
+          </w:p>
+        </w:tc>
+        <w:tc>
+          <w:tcPr>
+            <w:tcW w:type="dxa" w:w="864"/>
+            <w:shd w:fill="F8F9FA"/>
+            <w:tcMar>
+              <w:top w:w="50" w:type="dxa"/>
+              <w:bottom w:w="50" w:type="dxa"/>
+              <w:left w:w="80" w:type="dxa"/>
+              <w:right w:w="80" w:type="dxa"/>
+            </w:tcMar>
+          </w:tcPr>
+          <w:p>
+            <w:r>
+              <w:rPr>
+                <w:rFonts w:ascii="Arial" w:hAnsi="Arial"/>
+                <w:b w:val="0"/>
+                <w:i w:val="0"/>
+                <w:color w:val="2C3E50"/>
+                <w:sz w:val="15"/>
+              </w:rPr>
+              <w:t>1.0</w:t>
+            </w:r>
+          </w:p>
+        </w:tc>
+      </w:tr>
+      <w:tr>
+        <w:tc>
+          <w:tcPr>
+            <w:tcW w:type="dxa" w:w="864"/>
+            <w:shd w:fill="FFFFFF"/>
+            <w:tcMar>
+              <w:top w:w="50" w:type="dxa"/>
+              <w:bottom w:w="50" w:type="dxa"/>
+              <w:left w:w="80" w:type="dxa"/>
+              <w:right w:w="80" w:type="dxa"/>
+            </w:tcMar>
+          </w:tcPr>
+          <w:p>
+            <w:r>
+              <w:rPr>
+                <w:rFonts w:ascii="Arial" w:hAnsi="Arial"/>
+                <w:b/>
+                <w:i w:val="0"/>
+                <w:color w:val="2C3E50"/>
+                <w:sz w:val="15"/>
+              </w:rPr>
+              <w:t>R34</w:t>
+            </w:r>
+          </w:p>
+        </w:tc>
+        <w:tc>
+          <w:tcPr>
+            <w:tcW w:type="dxa" w:w="4176"/>
+            <w:shd w:fill="FFFFFF"/>
+            <w:tcMar>
+              <w:top w:w="50" w:type="dxa"/>
+              <w:bottom w:w="50" w:type="dxa"/>
+              <w:left w:w="80" w:type="dxa"/>
+              <w:right w:w="80" w:type="dxa"/>
+            </w:tcMar>
+          </w:tcPr>
+          <w:p>
+            <w:r>
+              <w:rPr>
+                <w:rFonts w:ascii="Arial" w:hAnsi="Arial"/>
+                <w:b w:val="0"/>
+                <w:i w:val="0"/>
+                <w:color w:val="2C3E50"/>
+                <w:sz w:val="15"/>
+              </w:rPr>
+              <w:t>adventure = Medium AND duration = Long AND climate = Warm</w:t>
+            </w:r>
+          </w:p>
+        </w:tc>
+        <w:tc>
+          <w:tcPr>
+            <w:tcW w:type="dxa" w:w="3456"/>
+            <w:shd w:fill="FFFFFF"/>
+            <w:tcMar>
+              <w:top w:w="50" w:type="dxa"/>
+              <w:bottom w:w="50" w:type="dxa"/>
+              <w:left w:w="80" w:type="dxa"/>
+              <w:right w:w="80" w:type="dxa"/>
+            </w:tcMar>
+          </w:tcPr>
+          <w:p>
+            <w:r>
+              <w:rPr>
+                <w:rFonts w:ascii="Arial" w:hAnsi="Arial"/>
+                <w:b w:val="0"/>
+                <w:i w:val="0"/>
+                <w:color w:val="2C3E50"/>
+                <w:sz w:val="15"/>
+              </w:rPr>
+              <w:t>Exotic &amp; Tropical Explorer (Moderate)</w:t>
+            </w:r>
+          </w:p>
+        </w:tc>
+        <w:tc>
+          <w:tcPr>
+            <w:tcW w:type="dxa" w:w="864"/>
+            <w:shd w:fill="FFFFFF"/>
+            <w:tcMar>
+              <w:top w:w="50" w:type="dxa"/>
+              <w:bottom w:w="50" w:type="dxa"/>
+              <w:left w:w="80" w:type="dxa"/>
+              <w:right w:w="80" w:type="dxa"/>
+            </w:tcMar>
+          </w:tcPr>
+          <w:p>
+            <w:r>
+              <w:rPr>
+                <w:rFonts w:ascii="Arial" w:hAnsi="Arial"/>
+                <w:b w:val="0"/>
+                <w:i w:val="0"/>
+                <w:color w:val="2C3E50"/>
+                <w:sz w:val="15"/>
+              </w:rPr>
+              <w:t>1.0</w:t>
+            </w:r>
+          </w:p>
+        </w:tc>
+      </w:tr>
+      <w:tr>
+        <w:tc>
+          <w:tcPr>
+            <w:tcW w:type="dxa" w:w="864"/>
+            <w:shd w:fill="F8F9FA"/>
+            <w:tcMar>
+              <w:top w:w="50" w:type="dxa"/>
+              <w:bottom w:w="50" w:type="dxa"/>
+              <w:left w:w="80" w:type="dxa"/>
+              <w:right w:w="80" w:type="dxa"/>
+            </w:tcMar>
+          </w:tcPr>
+          <w:p>
+            <w:r>
+              <w:rPr>
+                <w:rFonts w:ascii="Arial" w:hAnsi="Arial"/>
+                <w:b/>
+                <w:i w:val="0"/>
+                <w:color w:val="2C3E50"/>
+                <w:sz w:val="15"/>
+              </w:rPr>
+              <w:t>R35</w:t>
+            </w:r>
+          </w:p>
+        </w:tc>
+        <w:tc>
+          <w:tcPr>
+            <w:tcW w:type="dxa" w:w="4176"/>
+            <w:shd w:fill="F8F9FA"/>
+            <w:tcMar>
+              <w:top w:w="50" w:type="dxa"/>
+              <w:bottom w:w="50" w:type="dxa"/>
+              <w:left w:w="80" w:type="dxa"/>
+              <w:right w:w="80" w:type="dxa"/>
+            </w:tcMar>
+          </w:tcPr>
+          <w:p>
+            <w:r>
+              <w:rPr>
+                <w:rFonts w:ascii="Arial" w:hAnsi="Arial"/>
+                <w:b w:val="0"/>
+                <w:i w:val="0"/>
+                <w:color w:val="2C3E50"/>
+                <w:sz w:val="15"/>
+              </w:rPr>
+              <w:t>culture = Medium AND adventure = Medium AND duration = Long</w:t>
+            </w:r>
+          </w:p>
+        </w:tc>
+        <w:tc>
+          <w:tcPr>
+            <w:tcW w:type="dxa" w:w="3456"/>
+            <w:shd w:fill="F8F9FA"/>
+            <w:tcMar>
+              <w:top w:w="50" w:type="dxa"/>
+              <w:bottom w:w="50" w:type="dxa"/>
+              <w:left w:w="80" w:type="dxa"/>
+              <w:right w:w="80" w:type="dxa"/>
+            </w:tcMar>
+          </w:tcPr>
+          <w:p>
+            <w:r>
+              <w:rPr>
+                <w:rFonts w:ascii="Arial" w:hAnsi="Arial"/>
+                <w:b w:val="0"/>
+                <w:i w:val="0"/>
+                <w:color w:val="2C3E50"/>
+                <w:sz w:val="15"/>
+              </w:rPr>
+              <w:t>Exotic &amp; Tropical Explorer (Moderate)</w:t>
+            </w:r>
+          </w:p>
+        </w:tc>
+        <w:tc>
+          <w:tcPr>
+            <w:tcW w:type="dxa" w:w="864"/>
+            <w:shd w:fill="F8F9FA"/>
+            <w:tcMar>
+              <w:top w:w="50" w:type="dxa"/>
+              <w:bottom w:w="50" w:type="dxa"/>
+              <w:left w:w="80" w:type="dxa"/>
+              <w:right w:w="80" w:type="dxa"/>
+            </w:tcMar>
+          </w:tcPr>
+          <w:p>
+            <w:r>
+              <w:rPr>
+                <w:rFonts w:ascii="Arial" w:hAnsi="Arial"/>
+                <w:b w:val="0"/>
+                <w:i w:val="0"/>
+                <w:color w:val="2C3E50"/>
+                <w:sz w:val="15"/>
+              </w:rPr>
+              <w:t>1.0</w:t>
+            </w:r>
+          </w:p>
+        </w:tc>
+      </w:tr>
+      <w:tr>
+        <w:tc>
+          <w:tcPr>
+            <w:tcW w:type="dxa" w:w="864"/>
+            <w:shd w:fill="FFFFFF"/>
+            <w:tcMar>
+              <w:top w:w="50" w:type="dxa"/>
+              <w:bottom w:w="50" w:type="dxa"/>
+              <w:left w:w="80" w:type="dxa"/>
+              <w:right w:w="80" w:type="dxa"/>
+            </w:tcMar>
+          </w:tcPr>
+          <w:p>
+            <w:r>
+              <w:rPr>
+                <w:rFonts w:ascii="Arial" w:hAnsi="Arial"/>
+                <w:b/>
+                <w:i w:val="0"/>
+                <w:color w:val="2C3E50"/>
+                <w:sz w:val="15"/>
+              </w:rPr>
+              <w:t>R36</w:t>
+            </w:r>
+          </w:p>
+        </w:tc>
+        <w:tc>
+          <w:tcPr>
+            <w:tcW w:type="dxa" w:w="4176"/>
+            <w:shd w:fill="FFFFFF"/>
+            <w:tcMar>
+              <w:top w:w="50" w:type="dxa"/>
+              <w:bottom w:w="50" w:type="dxa"/>
+              <w:left w:w="80" w:type="dxa"/>
+              <w:right w:w="80" w:type="dxa"/>
+            </w:tcMar>
+          </w:tcPr>
+          <w:p>
+            <w:r>
+              <w:rPr>
+                <w:rFonts w:ascii="Arial" w:hAnsi="Arial"/>
+                <w:b w:val="0"/>
+                <w:i w:val="0"/>
+                <w:color w:val="2C3E50"/>
+                <w:sz w:val="15"/>
+              </w:rPr>
+              <w:t>duration = Short AND budget = Low</w:t>
+            </w:r>
+          </w:p>
+        </w:tc>
+        <w:tc>
+          <w:tcPr>
+            <w:tcW w:type="dxa" w:w="3456"/>
+            <w:shd w:fill="FFFFFF"/>
+            <w:tcMar>
+              <w:top w:w="50" w:type="dxa"/>
+              <w:bottom w:w="50" w:type="dxa"/>
+              <w:left w:w="80" w:type="dxa"/>
+              <w:right w:w="80" w:type="dxa"/>
+            </w:tcMar>
+          </w:tcPr>
+          <w:p>
+            <w:r>
+              <w:rPr>
+                <w:rFonts w:ascii="Arial" w:hAnsi="Arial"/>
+                <w:b w:val="0"/>
+                <w:i w:val="0"/>
+                <w:color w:val="2C3E50"/>
+                <w:sz w:val="15"/>
+              </w:rPr>
+              <w:t>Exotic &amp; Tropical Explorer (Poor)</w:t>
+            </w:r>
+          </w:p>
+        </w:tc>
+        <w:tc>
+          <w:tcPr>
+            <w:tcW w:type="dxa" w:w="864"/>
+            <w:shd w:fill="FFFFFF"/>
+            <w:tcMar>
+              <w:top w:w="50" w:type="dxa"/>
+              <w:bottom w:w="50" w:type="dxa"/>
+              <w:left w:w="80" w:type="dxa"/>
+              <w:right w:w="80" w:type="dxa"/>
+            </w:tcMar>
+          </w:tcPr>
+          <w:p>
+            <w:r>
+              <w:rPr>
+                <w:rFonts w:ascii="Arial" w:hAnsi="Arial"/>
+                <w:b w:val="0"/>
+                <w:i w:val="0"/>
+                <w:color w:val="2C3E50"/>
+                <w:sz w:val="15"/>
+              </w:rPr>
+              <w:t>1.0</w:t>
             </w:r>
           </w:p>
         </w:tc>
@@ -1822,7 +5056,7 @@
     <w:p>
       <w:pPr>
         <w:keepNext/>
-        <w:spacing w:before="240" w:after="80"/>
+        <w:spacing w:before="220" w:after="80"/>
       </w:pPr>
       <w:r>
         <w:rPr>
@@ -1830,14 +5064,14 @@
           <w:b/>
           <w:i w:val="0"/>
           <w:color w:val="1E3799"/>
-          <w:sz w:val="24"/>
+          <w:sz w:val="23"/>
         </w:rPr>
-        <w:t>2.3 Μέθοδος Αποσαφοποίησης (Centroid Defuzzification)</w:t>
+        <w:t>2.4 Αποσαφοποίηση Κέντρου Βάρους &amp; Αριθμητικό Παράδειγμα</w:t>
       </w:r>
     </w:p>
     <w:p>
       <w:pPr>
-        <w:spacing w:before="0" w:after="120" w:line="276" w:lineRule="auto"/>
+        <w:spacing w:before="0" w:after="100" w:line="276" w:lineRule="auto"/>
         <w:jc w:val="left"/>
       </w:pPr>
       <w:r>
@@ -1846,15 +5080,15 @@
           <w:b w:val="0"/>
           <w:i w:val="0"/>
           <w:color w:val="2C3E50"/>
-          <w:sz w:val="21"/>
+          <w:sz w:val="20"/>
         </w:rPr>
-        <w:t>Για τη μετατροπή του συνενωμένου ασαφούς συνόλου εξόδου σε έναν ενιαίο, κατανοητό αριθμό καταλληλότητας (0 - 100%), εφαρμόζεται η μέθοδος του Κέντρου Βάρους (Center of Gravity / Centroid):</w:t>
+        <w:t>Για τη μετατροπή του συνενωμένου ασαφούς συνόλου σε καθαρό ποσοστό καταλληλότητας (0-100%), εφαρμόζεται η μέθοδος του Κέντρου Βάρους (Centroid COG):</w:t>
       </w:r>
     </w:p>
     <w:p>
       <w:pPr>
-        <w:spacing w:before="120" w:after="160"/>
-        <w:ind w:left="576" w:right="576"/>
+        <w:spacing w:before="100" w:after="120"/>
+        <w:ind w:left="432" w:right="432"/>
         <w:jc w:val="center"/>
       </w:pPr>
       <w:r>
@@ -1863,14 +5097,14 @@
           <w:b/>
           <w:i/>
           <w:color w:val="1E3799"/>
-          <w:sz w:val="22"/>
+          <w:sz w:val="21"/>
         </w:rPr>
         <w:t>z* = [ ∫ z · μ_A(z) dz ] / [ ∫ μ_A(z) dz ] ≈ [ Σ (z_i · μ_A(z_i)) ] / [ Σ μ_A(z_i) ]</w:t>
       </w:r>
     </w:p>
     <w:p>
       <w:pPr>
-        <w:spacing w:before="0" w:after="120" w:line="276" w:lineRule="auto"/>
+        <w:spacing w:before="0" w:after="100" w:line="276" w:lineRule="auto"/>
         <w:jc w:val="left"/>
       </w:pPr>
       <w:r>
@@ -1879,9 +5113,39 @@
           <w:b w:val="0"/>
           <w:i w:val="0"/>
           <w:color w:val="2C3E50"/>
-          <w:sz w:val="21"/>
+          <w:sz w:val="20"/>
         </w:rPr>
-        <w:t>Η συνεχής συνάρτηση συμμετοχής διακριτοποιείται σε 200 ισαπέχοντα σημεία στο πεδίο [0, 100], εξασφαλίζοντας υψηλή υπολογιστική ακρίβεια και ομαλή συμπεριφορά χωρίς άλματα ή ασυνέχειες.</w:t>
+        <w:t>Σημείωση Μηδενικής Ενεργοποίησης: Όταν κανένας κανόνας δεν ενεργοποιείται για έναν αρχέτυπο, αποδίδεται χαμηλό σκορ βάσης 10.0% (αντί για το ουδέτερο 50.0%), διασφαλίζοντας ότι μη σχετικοί προορισμοί δεν υπερτερούν έναντι επιλογών που ενεργοποίησαν ρητά κανόνα Poor.</w:t>
+      </w:r>
+    </w:p>
+    <w:p>
+      <w:pPr>
+        <w:spacing w:before="0" w:after="100" w:line="276" w:lineRule="auto"/>
+        <w:jc w:val="left"/>
+      </w:pPr>
+      <w:r>
+        <w:rPr>
+          <w:rFonts w:ascii="Arial" w:hAnsi="Arial"/>
+          <w:b w:val="0"/>
+          <w:i w:val="0"/>
+          <w:color w:val="2C3E50"/>
+          <w:sz w:val="20"/>
+        </w:rPr>
+        <w:t>Ενδεικτικό Αριθμητικό Παράδειγμα Υπολογισμού:</w:t>
+        <w:br/>
+        <w:t>Έστω είσοδος χρήστη: Budget = 1200€, Climate = 24°C, Duration = 5 ημ., Culture = 8.0/10, Adventure = 4.0/10, Relaxation = 7.0/10, Nightlife = 6.0/10.</w:t>
+        <w:br/>
+        <w:t>1. Ασαφοποίηση: Culture: High=0.75 | Climate: Mild=0.43, Warm=0.00 | Duration: Medium=0.33 | Budget: Medium=0.65 | Nightlife: Medium=0.75.</w:t>
+        <w:br/>
+        <w:t>2. Ενεργοποίηση Κανόνων:</w:t>
+        <w:br/>
+        <w:t xml:space="preserve">   • Κανόνας R02: Culture is High (0.75) AND Budget is Medium (0.65) ⇒ Firing strength α_R02 = min(0.75, 0.65) = 0.65 (Cultural City, High).</w:t>
+        <w:br/>
+        <w:t xml:space="preserve">   • Κανόνας R29: Nightlife is Medium (0.75) AND Culture is High (0.75) ⇒ Firing strength α_R29 = min(0.75, 0.75) = 0.75 (Vibrant Urban, Moderate).</w:t>
+        <w:br/>
+        <w:t>3. Αποκοπή &amp; Συνένωση (Aggregation): Για τον αρχέτυπο 'Cultural &amp; Heritage City', η συνάρτηση High αποκόπτεται στο ύψος 0.65.</w:t>
+        <w:br/>
+        <w:t>4. Αποσαφοποίηση Centroid: Ολοκλήρωση σε 201 σημεία z ∈ [0, 100] ⇒ z* = 68.3%.</w:t>
       </w:r>
     </w:p>
     <w:p>
@@ -1892,7 +5156,7 @@
     <w:p>
       <w:pPr>
         <w:keepNext/>
-        <w:spacing w:before="360" w:after="120"/>
+        <w:spacing w:before="320" w:after="120"/>
       </w:pPr>
       <w:r>
         <w:rPr>
@@ -1900,14 +5164,14 @@
           <w:b/>
           <w:i w:val="0"/>
           <w:color w:val="0C2461"/>
-          <w:sz w:val="30"/>
+          <w:sz w:val="29"/>
         </w:rPr>
         <w:t>3. Επέκταση: Fuzzy C-Means (FCM) Customer Profiling</w:t>
       </w:r>
     </w:p>
     <w:p>
       <w:pPr>
-        <w:spacing w:before="0" w:after="120" w:line="276" w:lineRule="auto"/>
+        <w:spacing w:before="0" w:after="100" w:line="276" w:lineRule="auto"/>
         <w:jc w:val="left"/>
       </w:pPr>
       <w:r>
@@ -1916,30 +5180,14 @@
           <w:b w:val="0"/>
           <w:i w:val="0"/>
           <w:color w:val="2C3E50"/>
-          <w:sz w:val="21"/>
+          <w:sz w:val="20"/>
         </w:rPr>
-        <w:t>Η επέκταση της εργασίας προβλέπει τη χρήση του αλγορίθμου Fuzzy C-Means (FCM) για την ομαδοποίηση των χρηστών σε εξατομικευμένα τουριστικά προφίλ (Personas) και την παραγωγή εξατομικευμένων προτάσεων. Σε αντίθεση με τους κλασικούς αλγορίθμους σκληρής ομαδοποίησης (Hard Clustering όπως το K-Means), όπου ένα στοιχείο αναγκάζεται να ανήκει αποκλειστικά σε μία ομάδα (u_ij ∈ {0, 1}), το Fuzzy C-Means επιτρέπει σε έναν ταξιδιώτη να έχει μερικό βαθμό συμμετοχής u_ij ∈ [0, 1] σε πολλαπλά τουριστικά προφίλ ταυτόχρονα. Αυτό αντικατοπτρίζει απόλυτα την πραγματική ανθρώπινη συμπεριφορά (π.χ. ένας ταξιδιώτης μπορεί να είναι 60% 'Εξερευνητής Πολιτισμού' και ταυτόχρονα 35% 'Χαλαρωτής Πολυτελείας').</w:t>
+        <w:t>Η επέκταση της εργασίας υλοποιεί τον αλγόριθμο Fuzzy C-Means (Bezdek 1981) για την ομαδοποίηση των χρηστών σε 5 τουριστικά personas. Σε αντίθεση με τη σκληρή ομαδοποίηση (Hard Clustering K-Means), το FCM αποδίδει βαθμούς συμμετοχής u_ij ∈ [0, 1] σε πολλαπλά προφίλ ταυτόχρονα, μοντελοποιώντας με ακρίβεια την πολυδιάστατη ανθρώπινη ταξιδιωτική συμπεριφορά.</w:t>
       </w:r>
     </w:p>
     <w:p>
       <w:pPr>
-        <w:keepNext/>
-        <w:spacing w:before="240" w:after="80"/>
-      </w:pPr>
-      <w:r>
-        <w:rPr>
-          <w:rFonts w:ascii="Arial" w:hAnsi="Arial"/>
-          <w:b/>
-          <w:i w:val="0"/>
-          <w:color w:val="1E3799"/>
-          <w:sz w:val="24"/>
-        </w:rPr>
-        <w:t>3.1 Μαθηματική Διατύπωση Αλγορίθμου Bezdek (1981)</w:t>
-      </w:r>
-    </w:p>
-    <w:p>
-      <w:pPr>
-        <w:spacing w:before="0" w:after="120" w:line="276" w:lineRule="auto"/>
+        <w:spacing w:before="0" w:after="100" w:line="276" w:lineRule="auto"/>
         <w:jc w:val="left"/>
       </w:pPr>
       <w:r>
@@ -1948,15 +5196,47 @@
           <w:b w:val="0"/>
           <w:i w:val="0"/>
           <w:color w:val="2C3E50"/>
-          <w:sz w:val="21"/>
+          <w:sz w:val="20"/>
         </w:rPr>
-        <w:t>Ο αλγόριθμος FCM ελαχιστοποιεί την παραμετρική αντικειμενική συνάρτηση κόστους J_m:</w:t>
+        <w:t>Συνθετικό Σύνολο Δεδομένων (Synthetic Dataset): Το μοντέλο εκπαιδεύτηκε σε 350 συνθετικά δείγματα ταξιδιωτών, σχεδιασμένα ώστε να αποτυπώνουν ρεαλιστικά ταξιδιωτικά και καταναλωτικά μοτίβα στην Ελλάδα και το εξωτερικό.</w:t>
       </w:r>
     </w:p>
     <w:p>
       <w:pPr>
-        <w:spacing w:before="120" w:after="160"/>
-        <w:ind w:left="576" w:right="576"/>
+        <w:keepNext/>
+        <w:spacing w:before="220" w:after="80"/>
+      </w:pPr>
+      <w:r>
+        <w:rPr>
+          <w:rFonts w:ascii="Arial" w:hAnsi="Arial"/>
+          <w:b/>
+          <w:i w:val="0"/>
+          <w:color w:val="1E3799"/>
+          <w:sz w:val="23"/>
+        </w:rPr>
+        <w:t>3.1 Μαθηματική Διατύπωση &amp; Ευθυγράμμιση Hungarian</w:t>
+      </w:r>
+    </w:p>
+    <w:p>
+      <w:pPr>
+        <w:spacing w:before="0" w:after="100" w:line="276" w:lineRule="auto"/>
+        <w:jc w:val="left"/>
+      </w:pPr>
+      <w:r>
+        <w:rPr>
+          <w:rFonts w:ascii="Arial" w:hAnsi="Arial"/>
+          <w:b w:val="0"/>
+          <w:i w:val="0"/>
+          <w:color w:val="2C3E50"/>
+          <w:sz w:val="20"/>
+        </w:rPr>
+        <w:t>Ο αλγόριθμος ελαχιστοποιεί την αντικειμενική συνάρτηση κόστους:</w:t>
+      </w:r>
+    </w:p>
+    <w:p>
+      <w:pPr>
+        <w:spacing w:before="100" w:after="120"/>
+        <w:ind w:left="432" w:right="432"/>
         <w:jc w:val="center"/>
       </w:pPr>
       <w:r>
@@ -1965,14 +5245,14 @@
           <w:b/>
           <w:i/>
           <w:color w:val="1E3799"/>
-          <w:sz w:val="22"/>
+          <w:sz w:val="21"/>
         </w:rPr>
         <w:t>J_m = Σ_{i=1}^N Σ_{j=1}^C (u_{ij})^m · || x_i - v_j ||^2</w:t>
       </w:r>
     </w:p>
     <w:p>
       <w:pPr>
-        <w:spacing w:before="0" w:after="120" w:line="276" w:lineRule="auto"/>
+        <w:spacing w:before="0" w:after="100" w:line="276" w:lineRule="auto"/>
         <w:jc w:val="left"/>
       </w:pPr>
       <w:r>
@@ -1981,26 +5261,30 @@
           <w:b w:val="0"/>
           <w:i w:val="0"/>
           <w:color w:val="2C3E50"/>
-          <w:sz w:val="21"/>
+          <w:sz w:val="20"/>
         </w:rPr>
-        <w:t>όπου:</w:t>
-        <w:br/>
-        <w:t>• N: Ο αριθμός των ιστορικών ταξιδιωτικών δειγμάτων (dataset χρηστών).</w:t>
-        <w:br/>
-        <w:t>• C = 5: Ο αριθμός των τουριστικών συστάδων (clusters / personas).</w:t>
-        <w:br/>
-        <w:t>• m = 2.0: Ο συντελεστής ασαφοποίησης (fuzzification parameter).</w:t>
-        <w:br/>
-        <w:t>• x_i: Το διάνυσμα χαρακτηριστικών του ταξιδιώτη (Budget, Climate, Duration, Culture, Adventure, Relaxation, Nightlife).</w:t>
-        <w:br/>
-        <w:t>• v_j: Το κεντροειδές (prototype center) του j-οστού τουριστικού προφίλ.</w:t>
-        <w:br/>
-        <w:t>• u_{ij}: Ο βαθμός συμμετοχής του i-οστού χρήστη στο j-οστό προφίλ, με τον περιορισμό: Σ_{j=1}^C u_{ij} = 1.</w:t>
+        <w:t>όπου N = 350 δείγματα, C = 5 συστάδες, m = 2.0 (fuzzifier). Επίλυση Αντιστοίχισης Συστάδων (Hungarian Algorithm): Λόγω της τυχαίας αρχικοποίησης του πίνακα U, οι δείκτες των clusters μπορεί να αντιστραφούν. Για τη διασφάλιση 100% ταυτότητας personas ανεξαρτήτως random seed, μετά τη σύγκλιση εκτελείται ο αλγόριθμος Hungarian (scipy.optimize.linear_sum_assignment) μεταξύ των κεντροειδών v_j και των πρότυπων διανυσμάτων των 5 personas.</w:t>
       </w:r>
     </w:p>
     <w:p>
       <w:pPr>
-        <w:spacing w:before="0" w:after="120" w:line="276" w:lineRule="auto"/>
+        <w:keepNext/>
+        <w:spacing w:before="220" w:after="80"/>
+      </w:pPr>
+      <w:r>
+        <w:rPr>
+          <w:rFonts w:ascii="Arial" w:hAnsi="Arial"/>
+          <w:b/>
+          <w:i w:val="0"/>
+          <w:color w:val="1E3799"/>
+          <w:sz w:val="23"/>
+        </w:rPr>
+        <w:t>3.2 Μετρικές Επικύρωσης &amp; Πίνακας Κεντροειδών (C = 5)</w:t>
+      </w:r>
+    </w:p>
+    <w:p>
+      <w:pPr>
+        <w:spacing w:before="0" w:after="100" w:line="276" w:lineRule="auto"/>
         <w:jc w:val="left"/>
       </w:pPr>
       <w:r>
@@ -2009,278 +5293,1223 @@
           <w:b w:val="0"/>
           <w:i w:val="0"/>
           <w:color w:val="2C3E50"/>
-          <w:sz w:val="21"/>
+          <w:sz w:val="20"/>
         </w:rPr>
-        <w:t>Οι επαναληπτικές εξισώσεις ανανέωσης κεντροειδών και συμμετοχών ορίζονται ως εξής:</w:t>
+        <w:t>• Partition Coefficient (PC): 0.6624 (υψηλή σαφήνεια συστάδων, όριο [0.2, 1.0]).</w:t>
+        <w:br/>
+        <w:t>• Partition Entropy (PE): 0.7354 (χαμηλή εντροπία διαμέρισης, όριο [0.0, 1.61]).</w:t>
+        <w:br/>
+        <w:t>• Επαναλήψεις Σύγκλισης: 20 επαναλήψεις με ανοχή tol = 1e-5.</w:t>
       </w:r>
     </w:p>
+    <w:tbl>
+      <w:tblPr>
+        <w:tblW w:type="auto" w:w="0"/>
+        <w:jc w:val="center"/>
+        <w:tblLook w:firstColumn="1" w:firstRow="1" w:lastColumn="0" w:lastRow="0" w:noHBand="0" w:noVBand="1" w:val="04A0"/>
+      </w:tblPr>
+      <w:tblGrid>
+        <w:gridCol w:w="1206"/>
+        <w:gridCol w:w="1206"/>
+        <w:gridCol w:w="1206"/>
+        <w:gridCol w:w="1206"/>
+        <w:gridCol w:w="1206"/>
+        <w:gridCol w:w="1206"/>
+        <w:gridCol w:w="1206"/>
+        <w:gridCol w:w="1206"/>
+      </w:tblGrid>
+      <w:tr>
+        <w:tc>
+          <w:tcPr>
+            <w:tcW w:type="dxa" w:w="2592"/>
+            <w:shd w:fill="1E3799"/>
+            <w:tcMar>
+              <w:top w:w="80" w:type="dxa"/>
+              <w:bottom w:w="80" w:type="dxa"/>
+              <w:left w:w="90" w:type="dxa"/>
+              <w:right w:w="90" w:type="dxa"/>
+            </w:tcMar>
+          </w:tcPr>
+          <w:p>
+            <w:pPr>
+              <w:jc w:val="center"/>
+            </w:pPr>
+            <w:r>
+              <w:rPr>
+                <w:rFonts w:ascii="Arial" w:hAnsi="Arial"/>
+                <w:b/>
+                <w:i w:val="0"/>
+                <w:color w:val="FFFFFF"/>
+                <w:sz w:val="16"/>
+              </w:rPr>
+              <w:t>Persona</w:t>
+            </w:r>
+          </w:p>
+        </w:tc>
+        <w:tc>
+          <w:tcPr>
+            <w:tcW w:type="dxa" w:w="1008"/>
+            <w:shd w:fill="1E3799"/>
+            <w:tcMar>
+              <w:top w:w="80" w:type="dxa"/>
+              <w:bottom w:w="80" w:type="dxa"/>
+              <w:left w:w="90" w:type="dxa"/>
+              <w:right w:w="90" w:type="dxa"/>
+            </w:tcMar>
+          </w:tcPr>
+          <w:p>
+            <w:pPr>
+              <w:jc w:val="center"/>
+            </w:pPr>
+            <w:r>
+              <w:rPr>
+                <w:rFonts w:ascii="Arial" w:hAnsi="Arial"/>
+                <w:b/>
+                <w:i w:val="0"/>
+                <w:color w:val="FFFFFF"/>
+                <w:sz w:val="16"/>
+              </w:rPr>
+              <w:t>Budget</w:t>
+            </w:r>
+          </w:p>
+        </w:tc>
+        <w:tc>
+          <w:tcPr>
+            <w:tcW w:type="dxa" w:w="1008"/>
+            <w:shd w:fill="1E3799"/>
+            <w:tcMar>
+              <w:top w:w="80" w:type="dxa"/>
+              <w:bottom w:w="80" w:type="dxa"/>
+              <w:left w:w="90" w:type="dxa"/>
+              <w:right w:w="90" w:type="dxa"/>
+            </w:tcMar>
+          </w:tcPr>
+          <w:p>
+            <w:pPr>
+              <w:jc w:val="center"/>
+            </w:pPr>
+            <w:r>
+              <w:rPr>
+                <w:rFonts w:ascii="Arial" w:hAnsi="Arial"/>
+                <w:b/>
+                <w:i w:val="0"/>
+                <w:color w:val="FFFFFF"/>
+                <w:sz w:val="16"/>
+              </w:rPr>
+              <w:t>Κλίμα</w:t>
+            </w:r>
+          </w:p>
+        </w:tc>
+        <w:tc>
+          <w:tcPr>
+            <w:tcW w:type="dxa" w:w="1008"/>
+            <w:shd w:fill="1E3799"/>
+            <w:tcMar>
+              <w:top w:w="80" w:type="dxa"/>
+              <w:bottom w:w="80" w:type="dxa"/>
+              <w:left w:w="90" w:type="dxa"/>
+              <w:right w:w="90" w:type="dxa"/>
+            </w:tcMar>
+          </w:tcPr>
+          <w:p>
+            <w:pPr>
+              <w:jc w:val="center"/>
+            </w:pPr>
+            <w:r>
+              <w:rPr>
+                <w:rFonts w:ascii="Arial" w:hAnsi="Arial"/>
+                <w:b/>
+                <w:i w:val="0"/>
+                <w:color w:val="FFFFFF"/>
+                <w:sz w:val="16"/>
+              </w:rPr>
+              <w:t>Διάρκεια</w:t>
+            </w:r>
+          </w:p>
+        </w:tc>
+        <w:tc>
+          <w:tcPr>
+            <w:tcW w:type="dxa" w:w="864"/>
+            <w:shd w:fill="1E3799"/>
+            <w:tcMar>
+              <w:top w:w="80" w:type="dxa"/>
+              <w:bottom w:w="80" w:type="dxa"/>
+              <w:left w:w="90" w:type="dxa"/>
+              <w:right w:w="90" w:type="dxa"/>
+            </w:tcMar>
+          </w:tcPr>
+          <w:p>
+            <w:pPr>
+              <w:jc w:val="center"/>
+            </w:pPr>
+            <w:r>
+              <w:rPr>
+                <w:rFonts w:ascii="Arial" w:hAnsi="Arial"/>
+                <w:b/>
+                <w:i w:val="0"/>
+                <w:color w:val="FFFFFF"/>
+                <w:sz w:val="16"/>
+              </w:rPr>
+              <w:t>Culture</w:t>
+            </w:r>
+          </w:p>
+        </w:tc>
+        <w:tc>
+          <w:tcPr>
+            <w:tcW w:type="dxa" w:w="864"/>
+            <w:shd w:fill="1E3799"/>
+            <w:tcMar>
+              <w:top w:w="80" w:type="dxa"/>
+              <w:bottom w:w="80" w:type="dxa"/>
+              <w:left w:w="90" w:type="dxa"/>
+              <w:right w:w="90" w:type="dxa"/>
+            </w:tcMar>
+          </w:tcPr>
+          <w:p>
+            <w:pPr>
+              <w:jc w:val="center"/>
+            </w:pPr>
+            <w:r>
+              <w:rPr>
+                <w:rFonts w:ascii="Arial" w:hAnsi="Arial"/>
+                <w:b/>
+                <w:i w:val="0"/>
+                <w:color w:val="FFFFFF"/>
+                <w:sz w:val="16"/>
+              </w:rPr>
+              <w:t>Adventure</w:t>
+            </w:r>
+          </w:p>
+        </w:tc>
+        <w:tc>
+          <w:tcPr>
+            <w:tcW w:type="dxa" w:w="864"/>
+            <w:shd w:fill="1E3799"/>
+            <w:tcMar>
+              <w:top w:w="80" w:type="dxa"/>
+              <w:bottom w:w="80" w:type="dxa"/>
+              <w:left w:w="90" w:type="dxa"/>
+              <w:right w:w="90" w:type="dxa"/>
+            </w:tcMar>
+          </w:tcPr>
+          <w:p>
+            <w:pPr>
+              <w:jc w:val="center"/>
+            </w:pPr>
+            <w:r>
+              <w:rPr>
+                <w:rFonts w:ascii="Arial" w:hAnsi="Arial"/>
+                <w:b/>
+                <w:i w:val="0"/>
+                <w:color w:val="FFFFFF"/>
+                <w:sz w:val="16"/>
+              </w:rPr>
+              <w:t>Relax</w:t>
+            </w:r>
+          </w:p>
+        </w:tc>
+        <w:tc>
+          <w:tcPr>
+            <w:tcW w:type="dxa" w:w="1008"/>
+            <w:shd w:fill="1E3799"/>
+            <w:tcMar>
+              <w:top w:w="80" w:type="dxa"/>
+              <w:bottom w:w="80" w:type="dxa"/>
+              <w:left w:w="90" w:type="dxa"/>
+              <w:right w:w="90" w:type="dxa"/>
+            </w:tcMar>
+          </w:tcPr>
+          <w:p>
+            <w:pPr>
+              <w:jc w:val="center"/>
+            </w:pPr>
+            <w:r>
+              <w:rPr>
+                <w:rFonts w:ascii="Arial" w:hAnsi="Arial"/>
+                <w:b/>
+                <w:i w:val="0"/>
+                <w:color w:val="FFFFFF"/>
+                <w:sz w:val="16"/>
+              </w:rPr>
+              <w:t>Nightlife</w:t>
+            </w:r>
+          </w:p>
+        </w:tc>
+      </w:tr>
+      <w:tr>
+        <w:tc>
+          <w:tcPr>
+            <w:tcW w:type="dxa" w:w="2592"/>
+            <w:shd w:fill="F8F9FA"/>
+            <w:tcMar>
+              <w:top w:w="60" w:type="dxa"/>
+              <w:bottom w:w="60" w:type="dxa"/>
+              <w:left w:w="80" w:type="dxa"/>
+              <w:right w:w="80" w:type="dxa"/>
+            </w:tcMar>
+          </w:tcPr>
+          <w:p>
+            <w:r>
+              <w:rPr>
+                <w:rFonts w:ascii="Arial" w:hAnsi="Arial"/>
+                <w:b/>
+                <w:i w:val="0"/>
+                <w:color w:val="2C3E50"/>
+                <w:sz w:val="15"/>
+              </w:rPr>
+              <w:t>Λάτρης Φύσης &amp; Ορεινής Περιπέτειας</w:t>
+            </w:r>
+          </w:p>
+        </w:tc>
+        <w:tc>
+          <w:tcPr>
+            <w:tcW w:type="dxa" w:w="1008"/>
+            <w:shd w:fill="F8F9FA"/>
+            <w:tcMar>
+              <w:top w:w="60" w:type="dxa"/>
+              <w:bottom w:w="60" w:type="dxa"/>
+              <w:left w:w="80" w:type="dxa"/>
+              <w:right w:w="80" w:type="dxa"/>
+            </w:tcMar>
+          </w:tcPr>
+          <w:p>
+            <w:r>
+              <w:rPr>
+                <w:rFonts w:ascii="Arial" w:hAnsi="Arial"/>
+                <w:b w:val="0"/>
+                <w:i w:val="0"/>
+                <w:color w:val="2C3E50"/>
+                <w:sz w:val="15"/>
+              </w:rPr>
+              <w:t>1276 €</w:t>
+            </w:r>
+          </w:p>
+        </w:tc>
+        <w:tc>
+          <w:tcPr>
+            <w:tcW w:type="dxa" w:w="1008"/>
+            <w:shd w:fill="F8F9FA"/>
+            <w:tcMar>
+              <w:top w:w="60" w:type="dxa"/>
+              <w:bottom w:w="60" w:type="dxa"/>
+              <w:left w:w="80" w:type="dxa"/>
+              <w:right w:w="80" w:type="dxa"/>
+            </w:tcMar>
+          </w:tcPr>
+          <w:p>
+            <w:r>
+              <w:rPr>
+                <w:rFonts w:ascii="Arial" w:hAnsi="Arial"/>
+                <w:b w:val="0"/>
+                <w:i w:val="0"/>
+                <w:color w:val="2C3E50"/>
+                <w:sz w:val="15"/>
+              </w:rPr>
+              <w:t>8.5 °C</w:t>
+            </w:r>
+          </w:p>
+        </w:tc>
+        <w:tc>
+          <w:tcPr>
+            <w:tcW w:type="dxa" w:w="1008"/>
+            <w:shd w:fill="F8F9FA"/>
+            <w:tcMar>
+              <w:top w:w="60" w:type="dxa"/>
+              <w:bottom w:w="60" w:type="dxa"/>
+              <w:left w:w="80" w:type="dxa"/>
+              <w:right w:w="80" w:type="dxa"/>
+            </w:tcMar>
+          </w:tcPr>
+          <w:p>
+            <w:r>
+              <w:rPr>
+                <w:rFonts w:ascii="Arial" w:hAnsi="Arial"/>
+                <w:b w:val="0"/>
+                <w:i w:val="0"/>
+                <w:color w:val="2C3E50"/>
+                <w:sz w:val="15"/>
+              </w:rPr>
+              <w:t>7.6 ημ.</w:t>
+            </w:r>
+          </w:p>
+        </w:tc>
+        <w:tc>
+          <w:tcPr>
+            <w:tcW w:type="dxa" w:w="864"/>
+            <w:shd w:fill="F8F9FA"/>
+            <w:tcMar>
+              <w:top w:w="60" w:type="dxa"/>
+              <w:bottom w:w="60" w:type="dxa"/>
+              <w:left w:w="80" w:type="dxa"/>
+              <w:right w:w="80" w:type="dxa"/>
+            </w:tcMar>
+          </w:tcPr>
+          <w:p>
+            <w:r>
+              <w:rPr>
+                <w:rFonts w:ascii="Arial" w:hAnsi="Arial"/>
+                <w:b w:val="0"/>
+                <w:i w:val="0"/>
+                <w:color w:val="2C3E50"/>
+                <w:sz w:val="15"/>
+              </w:rPr>
+              <w:t>3.5/10</w:t>
+            </w:r>
+          </w:p>
+        </w:tc>
+        <w:tc>
+          <w:tcPr>
+            <w:tcW w:type="dxa" w:w="864"/>
+            <w:shd w:fill="F8F9FA"/>
+            <w:tcMar>
+              <w:top w:w="60" w:type="dxa"/>
+              <w:bottom w:w="60" w:type="dxa"/>
+              <w:left w:w="80" w:type="dxa"/>
+              <w:right w:w="80" w:type="dxa"/>
+            </w:tcMar>
+          </w:tcPr>
+          <w:p>
+            <w:r>
+              <w:rPr>
+                <w:rFonts w:ascii="Arial" w:hAnsi="Arial"/>
+                <w:b w:val="0"/>
+                <w:i w:val="0"/>
+                <w:color w:val="2C3E50"/>
+                <w:sz w:val="15"/>
+              </w:rPr>
+              <w:t>9.2/10</w:t>
+            </w:r>
+          </w:p>
+        </w:tc>
+        <w:tc>
+          <w:tcPr>
+            <w:tcW w:type="dxa" w:w="864"/>
+            <w:shd w:fill="F8F9FA"/>
+            <w:tcMar>
+              <w:top w:w="60" w:type="dxa"/>
+              <w:bottom w:w="60" w:type="dxa"/>
+              <w:left w:w="80" w:type="dxa"/>
+              <w:right w:w="80" w:type="dxa"/>
+            </w:tcMar>
+          </w:tcPr>
+          <w:p>
+            <w:r>
+              <w:rPr>
+                <w:rFonts w:ascii="Arial" w:hAnsi="Arial"/>
+                <w:b w:val="0"/>
+                <w:i w:val="0"/>
+                <w:color w:val="2C3E50"/>
+                <w:sz w:val="15"/>
+              </w:rPr>
+              <w:t>4.6/10</w:t>
+            </w:r>
+          </w:p>
+        </w:tc>
+        <w:tc>
+          <w:tcPr>
+            <w:tcW w:type="dxa" w:w="1008"/>
+            <w:shd w:fill="F8F9FA"/>
+            <w:tcMar>
+              <w:top w:w="60" w:type="dxa"/>
+              <w:bottom w:w="60" w:type="dxa"/>
+              <w:left w:w="80" w:type="dxa"/>
+              <w:right w:w="80" w:type="dxa"/>
+            </w:tcMar>
+          </w:tcPr>
+          <w:p>
+            <w:r>
+              <w:rPr>
+                <w:rFonts w:ascii="Arial" w:hAnsi="Arial"/>
+                <w:b w:val="0"/>
+                <w:i w:val="0"/>
+                <w:color w:val="2C3E50"/>
+                <w:sz w:val="15"/>
+              </w:rPr>
+              <w:t>2.6/10</w:t>
+            </w:r>
+          </w:p>
+        </w:tc>
+      </w:tr>
+      <w:tr>
+        <w:tc>
+          <w:tcPr>
+            <w:tcW w:type="dxa" w:w="2592"/>
+            <w:shd w:fill="FFFFFF"/>
+            <w:tcMar>
+              <w:top w:w="60" w:type="dxa"/>
+              <w:bottom w:w="60" w:type="dxa"/>
+              <w:left w:w="80" w:type="dxa"/>
+              <w:right w:w="80" w:type="dxa"/>
+            </w:tcMar>
+          </w:tcPr>
+          <w:p>
+            <w:r>
+              <w:rPr>
+                <w:rFonts w:ascii="Arial" w:hAnsi="Arial"/>
+                <w:b/>
+                <w:i w:val="0"/>
+                <w:color w:val="2C3E50"/>
+                <w:sz w:val="15"/>
+              </w:rPr>
+              <w:t>Ταξιδιώτης Πολυτέλειας &amp; Ευεξίας</w:t>
+            </w:r>
+          </w:p>
+        </w:tc>
+        <w:tc>
+          <w:tcPr>
+            <w:tcW w:type="dxa" w:w="1008"/>
+            <w:shd w:fill="FFFFFF"/>
+            <w:tcMar>
+              <w:top w:w="60" w:type="dxa"/>
+              <w:bottom w:w="60" w:type="dxa"/>
+              <w:left w:w="80" w:type="dxa"/>
+              <w:right w:w="80" w:type="dxa"/>
+            </w:tcMar>
+          </w:tcPr>
+          <w:p>
+            <w:r>
+              <w:rPr>
+                <w:rFonts w:ascii="Arial" w:hAnsi="Arial"/>
+                <w:b w:val="0"/>
+                <w:i w:val="0"/>
+                <w:color w:val="2C3E50"/>
+                <w:sz w:val="15"/>
+              </w:rPr>
+              <w:t>3733 €</w:t>
+            </w:r>
+          </w:p>
+        </w:tc>
+        <w:tc>
+          <w:tcPr>
+            <w:tcW w:type="dxa" w:w="1008"/>
+            <w:shd w:fill="FFFFFF"/>
+            <w:tcMar>
+              <w:top w:w="60" w:type="dxa"/>
+              <w:bottom w:w="60" w:type="dxa"/>
+              <w:left w:w="80" w:type="dxa"/>
+              <w:right w:w="80" w:type="dxa"/>
+            </w:tcMar>
+          </w:tcPr>
+          <w:p>
+            <w:r>
+              <w:rPr>
+                <w:rFonts w:ascii="Arial" w:hAnsi="Arial"/>
+                <w:b w:val="0"/>
+                <w:i w:val="0"/>
+                <w:color w:val="2C3E50"/>
+                <w:sz w:val="15"/>
+              </w:rPr>
+              <w:t>30.0 °C</w:t>
+            </w:r>
+          </w:p>
+        </w:tc>
+        <w:tc>
+          <w:tcPr>
+            <w:tcW w:type="dxa" w:w="1008"/>
+            <w:shd w:fill="FFFFFF"/>
+            <w:tcMar>
+              <w:top w:w="60" w:type="dxa"/>
+              <w:bottom w:w="60" w:type="dxa"/>
+              <w:left w:w="80" w:type="dxa"/>
+              <w:right w:w="80" w:type="dxa"/>
+            </w:tcMar>
+          </w:tcPr>
+          <w:p>
+            <w:r>
+              <w:rPr>
+                <w:rFonts w:ascii="Arial" w:hAnsi="Arial"/>
+                <w:b w:val="0"/>
+                <w:i w:val="0"/>
+                <w:color w:val="2C3E50"/>
+                <w:sz w:val="15"/>
+              </w:rPr>
+              <w:t>9.1 ημ.</w:t>
+            </w:r>
+          </w:p>
+        </w:tc>
+        <w:tc>
+          <w:tcPr>
+            <w:tcW w:type="dxa" w:w="864"/>
+            <w:shd w:fill="FFFFFF"/>
+            <w:tcMar>
+              <w:top w:w="60" w:type="dxa"/>
+              <w:bottom w:w="60" w:type="dxa"/>
+              <w:left w:w="80" w:type="dxa"/>
+              <w:right w:w="80" w:type="dxa"/>
+            </w:tcMar>
+          </w:tcPr>
+          <w:p>
+            <w:r>
+              <w:rPr>
+                <w:rFonts w:ascii="Arial" w:hAnsi="Arial"/>
+                <w:b w:val="0"/>
+                <w:i w:val="0"/>
+                <w:color w:val="2C3E50"/>
+                <w:sz w:val="15"/>
+              </w:rPr>
+              <w:t>4.5/10</w:t>
+            </w:r>
+          </w:p>
+        </w:tc>
+        <w:tc>
+          <w:tcPr>
+            <w:tcW w:type="dxa" w:w="864"/>
+            <w:shd w:fill="FFFFFF"/>
+            <w:tcMar>
+              <w:top w:w="60" w:type="dxa"/>
+              <w:bottom w:w="60" w:type="dxa"/>
+              <w:left w:w="80" w:type="dxa"/>
+              <w:right w:w="80" w:type="dxa"/>
+            </w:tcMar>
+          </w:tcPr>
+          <w:p>
+            <w:r>
+              <w:rPr>
+                <w:rFonts w:ascii="Arial" w:hAnsi="Arial"/>
+                <w:b w:val="0"/>
+                <w:i w:val="0"/>
+                <w:color w:val="2C3E50"/>
+                <w:sz w:val="15"/>
+              </w:rPr>
+              <w:t>2.4/10</w:t>
+            </w:r>
+          </w:p>
+        </w:tc>
+        <w:tc>
+          <w:tcPr>
+            <w:tcW w:type="dxa" w:w="864"/>
+            <w:shd w:fill="FFFFFF"/>
+            <w:tcMar>
+              <w:top w:w="60" w:type="dxa"/>
+              <w:bottom w:w="60" w:type="dxa"/>
+              <w:left w:w="80" w:type="dxa"/>
+              <w:right w:w="80" w:type="dxa"/>
+            </w:tcMar>
+          </w:tcPr>
+          <w:p>
+            <w:r>
+              <w:rPr>
+                <w:rFonts w:ascii="Arial" w:hAnsi="Arial"/>
+                <w:b w:val="0"/>
+                <w:i w:val="0"/>
+                <w:color w:val="2C3E50"/>
+                <w:sz w:val="15"/>
+              </w:rPr>
+              <w:t>9.1/10</w:t>
+            </w:r>
+          </w:p>
+        </w:tc>
+        <w:tc>
+          <w:tcPr>
+            <w:tcW w:type="dxa" w:w="1008"/>
+            <w:shd w:fill="FFFFFF"/>
+            <w:tcMar>
+              <w:top w:w="60" w:type="dxa"/>
+              <w:bottom w:w="60" w:type="dxa"/>
+              <w:left w:w="80" w:type="dxa"/>
+              <w:right w:w="80" w:type="dxa"/>
+            </w:tcMar>
+          </w:tcPr>
+          <w:p>
+            <w:r>
+              <w:rPr>
+                <w:rFonts w:ascii="Arial" w:hAnsi="Arial"/>
+                <w:b w:val="0"/>
+                <w:i w:val="0"/>
+                <w:color w:val="2C3E50"/>
+                <w:sz w:val="15"/>
+              </w:rPr>
+              <w:t>5.7/10</w:t>
+            </w:r>
+          </w:p>
+        </w:tc>
+      </w:tr>
+      <w:tr>
+        <w:tc>
+          <w:tcPr>
+            <w:tcW w:type="dxa" w:w="2592"/>
+            <w:shd w:fill="F8F9FA"/>
+            <w:tcMar>
+              <w:top w:w="60" w:type="dxa"/>
+              <w:bottom w:w="60" w:type="dxa"/>
+              <w:left w:w="80" w:type="dxa"/>
+              <w:right w:w="80" w:type="dxa"/>
+            </w:tcMar>
+          </w:tcPr>
+          <w:p>
+            <w:r>
+              <w:rPr>
+                <w:rFonts w:ascii="Arial" w:hAnsi="Arial"/>
+                <w:b/>
+                <w:i w:val="0"/>
+                <w:color w:val="2C3E50"/>
+                <w:sz w:val="15"/>
+              </w:rPr>
+              <w:t>Οικονομικός Backpacker &amp; Νεανικός Εξερευνητής</w:t>
+            </w:r>
+          </w:p>
+        </w:tc>
+        <w:tc>
+          <w:tcPr>
+            <w:tcW w:type="dxa" w:w="1008"/>
+            <w:shd w:fill="F8F9FA"/>
+            <w:tcMar>
+              <w:top w:w="60" w:type="dxa"/>
+              <w:bottom w:w="60" w:type="dxa"/>
+              <w:left w:w="80" w:type="dxa"/>
+              <w:right w:w="80" w:type="dxa"/>
+            </w:tcMar>
+          </w:tcPr>
+          <w:p>
+            <w:r>
+              <w:rPr>
+                <w:rFonts w:ascii="Arial" w:hAnsi="Arial"/>
+                <w:b w:val="0"/>
+                <w:i w:val="0"/>
+                <w:color w:val="2C3E50"/>
+                <w:sz w:val="15"/>
+              </w:rPr>
+              <w:t>453 €</w:t>
+            </w:r>
+          </w:p>
+        </w:tc>
+        <w:tc>
+          <w:tcPr>
+            <w:tcW w:type="dxa" w:w="1008"/>
+            <w:shd w:fill="F8F9FA"/>
+            <w:tcMar>
+              <w:top w:w="60" w:type="dxa"/>
+              <w:bottom w:w="60" w:type="dxa"/>
+              <w:left w:w="80" w:type="dxa"/>
+              <w:right w:w="80" w:type="dxa"/>
+            </w:tcMar>
+          </w:tcPr>
+          <w:p>
+            <w:r>
+              <w:rPr>
+                <w:rFonts w:ascii="Arial" w:hAnsi="Arial"/>
+                <w:b w:val="0"/>
+                <w:i w:val="0"/>
+                <w:color w:val="2C3E50"/>
+                <w:sz w:val="15"/>
+              </w:rPr>
+              <w:t>23.8 °C</w:t>
+            </w:r>
+          </w:p>
+        </w:tc>
+        <w:tc>
+          <w:tcPr>
+            <w:tcW w:type="dxa" w:w="1008"/>
+            <w:shd w:fill="F8F9FA"/>
+            <w:tcMar>
+              <w:top w:w="60" w:type="dxa"/>
+              <w:bottom w:w="60" w:type="dxa"/>
+              <w:left w:w="80" w:type="dxa"/>
+              <w:right w:w="80" w:type="dxa"/>
+            </w:tcMar>
+          </w:tcPr>
+          <w:p>
+            <w:r>
+              <w:rPr>
+                <w:rFonts w:ascii="Arial" w:hAnsi="Arial"/>
+                <w:b w:val="0"/>
+                <w:i w:val="0"/>
+                <w:color w:val="2C3E50"/>
+                <w:sz w:val="15"/>
+              </w:rPr>
+              <w:t>4.6 ημ.</w:t>
+            </w:r>
+          </w:p>
+        </w:tc>
+        <w:tc>
+          <w:tcPr>
+            <w:tcW w:type="dxa" w:w="864"/>
+            <w:shd w:fill="F8F9FA"/>
+            <w:tcMar>
+              <w:top w:w="60" w:type="dxa"/>
+              <w:bottom w:w="60" w:type="dxa"/>
+              <w:left w:w="80" w:type="dxa"/>
+              <w:right w:w="80" w:type="dxa"/>
+            </w:tcMar>
+          </w:tcPr>
+          <w:p>
+            <w:r>
+              <w:rPr>
+                <w:rFonts w:ascii="Arial" w:hAnsi="Arial"/>
+                <w:b w:val="0"/>
+                <w:i w:val="0"/>
+                <w:color w:val="2C3E50"/>
+                <w:sz w:val="15"/>
+              </w:rPr>
+              <w:t>5.6/10</w:t>
+            </w:r>
+          </w:p>
+        </w:tc>
+        <w:tc>
+          <w:tcPr>
+            <w:tcW w:type="dxa" w:w="864"/>
+            <w:shd w:fill="F8F9FA"/>
+            <w:tcMar>
+              <w:top w:w="60" w:type="dxa"/>
+              <w:bottom w:w="60" w:type="dxa"/>
+              <w:left w:w="80" w:type="dxa"/>
+              <w:right w:w="80" w:type="dxa"/>
+            </w:tcMar>
+          </w:tcPr>
+          <w:p>
+            <w:r>
+              <w:rPr>
+                <w:rFonts w:ascii="Arial" w:hAnsi="Arial"/>
+                <w:b w:val="0"/>
+                <w:i w:val="0"/>
+                <w:color w:val="2C3E50"/>
+                <w:sz w:val="15"/>
+              </w:rPr>
+              <w:t>8.1/10</w:t>
+            </w:r>
+          </w:p>
+        </w:tc>
+        <w:tc>
+          <w:tcPr>
+            <w:tcW w:type="dxa" w:w="864"/>
+            <w:shd w:fill="F8F9FA"/>
+            <w:tcMar>
+              <w:top w:w="60" w:type="dxa"/>
+              <w:bottom w:w="60" w:type="dxa"/>
+              <w:left w:w="80" w:type="dxa"/>
+              <w:right w:w="80" w:type="dxa"/>
+            </w:tcMar>
+          </w:tcPr>
+          <w:p>
+            <w:r>
+              <w:rPr>
+                <w:rFonts w:ascii="Arial" w:hAnsi="Arial"/>
+                <w:b w:val="0"/>
+                <w:i w:val="0"/>
+                <w:color w:val="2C3E50"/>
+                <w:sz w:val="15"/>
+              </w:rPr>
+              <w:t>3.6/10</w:t>
+            </w:r>
+          </w:p>
+        </w:tc>
+        <w:tc>
+          <w:tcPr>
+            <w:tcW w:type="dxa" w:w="1008"/>
+            <w:shd w:fill="F8F9FA"/>
+            <w:tcMar>
+              <w:top w:w="60" w:type="dxa"/>
+              <w:bottom w:w="60" w:type="dxa"/>
+              <w:left w:w="80" w:type="dxa"/>
+              <w:right w:w="80" w:type="dxa"/>
+            </w:tcMar>
+          </w:tcPr>
+          <w:p>
+            <w:r>
+              <w:rPr>
+                <w:rFonts w:ascii="Arial" w:hAnsi="Arial"/>
+                <w:b w:val="0"/>
+                <w:i w:val="0"/>
+                <w:color w:val="2C3E50"/>
+                <w:sz w:val="15"/>
+              </w:rPr>
+              <w:t>7.7/10</w:t>
+            </w:r>
+          </w:p>
+        </w:tc>
+      </w:tr>
+      <w:tr>
+        <w:tc>
+          <w:tcPr>
+            <w:tcW w:type="dxa" w:w="2592"/>
+            <w:shd w:fill="FFFFFF"/>
+            <w:tcMar>
+              <w:top w:w="60" w:type="dxa"/>
+              <w:bottom w:w="60" w:type="dxa"/>
+              <w:left w:w="80" w:type="dxa"/>
+              <w:right w:w="80" w:type="dxa"/>
+            </w:tcMar>
+          </w:tcPr>
+          <w:p>
+            <w:r>
+              <w:rPr>
+                <w:rFonts w:ascii="Arial" w:hAnsi="Arial"/>
+                <w:b/>
+                <w:i w:val="0"/>
+                <w:color w:val="2C3E50"/>
+                <w:sz w:val="15"/>
+              </w:rPr>
+              <w:t>Εξερευνητής Πολιτισμού &amp; Ιστορίας</w:t>
+            </w:r>
+          </w:p>
+        </w:tc>
+        <w:tc>
+          <w:tcPr>
+            <w:tcW w:type="dxa" w:w="1008"/>
+            <w:shd w:fill="FFFFFF"/>
+            <w:tcMar>
+              <w:top w:w="60" w:type="dxa"/>
+              <w:bottom w:w="60" w:type="dxa"/>
+              <w:left w:w="80" w:type="dxa"/>
+              <w:right w:w="80" w:type="dxa"/>
+            </w:tcMar>
+          </w:tcPr>
+          <w:p>
+            <w:r>
+              <w:rPr>
+                <w:rFonts w:ascii="Arial" w:hAnsi="Arial"/>
+                <w:b w:val="0"/>
+                <w:i w:val="0"/>
+                <w:color w:val="2C3E50"/>
+                <w:sz w:val="15"/>
+              </w:rPr>
+              <w:t>1860 €</w:t>
+            </w:r>
+          </w:p>
+        </w:tc>
+        <w:tc>
+          <w:tcPr>
+            <w:tcW w:type="dxa" w:w="1008"/>
+            <w:shd w:fill="FFFFFF"/>
+            <w:tcMar>
+              <w:top w:w="60" w:type="dxa"/>
+              <w:bottom w:w="60" w:type="dxa"/>
+              <w:left w:w="80" w:type="dxa"/>
+              <w:right w:w="80" w:type="dxa"/>
+            </w:tcMar>
+          </w:tcPr>
+          <w:p>
+            <w:r>
+              <w:rPr>
+                <w:rFonts w:ascii="Arial" w:hAnsi="Arial"/>
+                <w:b w:val="0"/>
+                <w:i w:val="0"/>
+                <w:color w:val="2C3E50"/>
+                <w:sz w:val="15"/>
+              </w:rPr>
+              <w:t>18.9 °C</w:t>
+            </w:r>
+          </w:p>
+        </w:tc>
+        <w:tc>
+          <w:tcPr>
+            <w:tcW w:type="dxa" w:w="1008"/>
+            <w:shd w:fill="FFFFFF"/>
+            <w:tcMar>
+              <w:top w:w="60" w:type="dxa"/>
+              <w:bottom w:w="60" w:type="dxa"/>
+              <w:left w:w="80" w:type="dxa"/>
+              <w:right w:w="80" w:type="dxa"/>
+            </w:tcMar>
+          </w:tcPr>
+          <w:p>
+            <w:r>
+              <w:rPr>
+                <w:rFonts w:ascii="Arial" w:hAnsi="Arial"/>
+                <w:b w:val="0"/>
+                <w:i w:val="0"/>
+                <w:color w:val="2C3E50"/>
+                <w:sz w:val="15"/>
+              </w:rPr>
+              <w:t>6.1 ημ.</w:t>
+            </w:r>
+          </w:p>
+        </w:tc>
+        <w:tc>
+          <w:tcPr>
+            <w:tcW w:type="dxa" w:w="864"/>
+            <w:shd w:fill="FFFFFF"/>
+            <w:tcMar>
+              <w:top w:w="60" w:type="dxa"/>
+              <w:bottom w:w="60" w:type="dxa"/>
+              <w:left w:w="80" w:type="dxa"/>
+              <w:right w:w="80" w:type="dxa"/>
+            </w:tcMar>
+          </w:tcPr>
+          <w:p>
+            <w:r>
+              <w:rPr>
+                <w:rFonts w:ascii="Arial" w:hAnsi="Arial"/>
+                <w:b w:val="0"/>
+                <w:i w:val="0"/>
+                <w:color w:val="2C3E50"/>
+                <w:sz w:val="15"/>
+              </w:rPr>
+              <w:t>8.6/10</w:t>
+            </w:r>
+          </w:p>
+        </w:tc>
+        <w:tc>
+          <w:tcPr>
+            <w:tcW w:type="dxa" w:w="864"/>
+            <w:shd w:fill="FFFFFF"/>
+            <w:tcMar>
+              <w:top w:w="60" w:type="dxa"/>
+              <w:bottom w:w="60" w:type="dxa"/>
+              <w:left w:w="80" w:type="dxa"/>
+              <w:right w:w="80" w:type="dxa"/>
+            </w:tcMar>
+          </w:tcPr>
+          <w:p>
+            <w:r>
+              <w:rPr>
+                <w:rFonts w:ascii="Arial" w:hAnsi="Arial"/>
+                <w:b w:val="0"/>
+                <w:i w:val="0"/>
+                <w:color w:val="2C3E50"/>
+                <w:sz w:val="15"/>
+              </w:rPr>
+              <w:t>3.6/10</w:t>
+            </w:r>
+          </w:p>
+        </w:tc>
+        <w:tc>
+          <w:tcPr>
+            <w:tcW w:type="dxa" w:w="864"/>
+            <w:shd w:fill="FFFFFF"/>
+            <w:tcMar>
+              <w:top w:w="60" w:type="dxa"/>
+              <w:bottom w:w="60" w:type="dxa"/>
+              <w:left w:w="80" w:type="dxa"/>
+              <w:right w:w="80" w:type="dxa"/>
+            </w:tcMar>
+          </w:tcPr>
+          <w:p>
+            <w:r>
+              <w:rPr>
+                <w:rFonts w:ascii="Arial" w:hAnsi="Arial"/>
+                <w:b w:val="0"/>
+                <w:i w:val="0"/>
+                <w:color w:val="2C3E50"/>
+                <w:sz w:val="15"/>
+              </w:rPr>
+              <w:t>5.4/10</w:t>
+            </w:r>
+          </w:p>
+        </w:tc>
+        <w:tc>
+          <w:tcPr>
+            <w:tcW w:type="dxa" w:w="1008"/>
+            <w:shd w:fill="FFFFFF"/>
+            <w:tcMar>
+              <w:top w:w="60" w:type="dxa"/>
+              <w:bottom w:w="60" w:type="dxa"/>
+              <w:left w:w="80" w:type="dxa"/>
+              <w:right w:w="80" w:type="dxa"/>
+            </w:tcMar>
+          </w:tcPr>
+          <w:p>
+            <w:r>
+              <w:rPr>
+                <w:rFonts w:ascii="Arial" w:hAnsi="Arial"/>
+                <w:b w:val="0"/>
+                <w:i w:val="0"/>
+                <w:color w:val="2C3E50"/>
+                <w:sz w:val="15"/>
+              </w:rPr>
+              <w:t>4.4/10</w:t>
+            </w:r>
+          </w:p>
+        </w:tc>
+      </w:tr>
+      <w:tr>
+        <w:tc>
+          <w:tcPr>
+            <w:tcW w:type="dxa" w:w="2592"/>
+            <w:shd w:fill="F8F9FA"/>
+            <w:tcMar>
+              <w:top w:w="60" w:type="dxa"/>
+              <w:bottom w:w="60" w:type="dxa"/>
+              <w:left w:w="80" w:type="dxa"/>
+              <w:right w:w="80" w:type="dxa"/>
+            </w:tcMar>
+          </w:tcPr>
+          <w:p>
+            <w:r>
+              <w:rPr>
+                <w:rFonts w:ascii="Arial" w:hAnsi="Arial"/>
+                <w:b/>
+                <w:i w:val="0"/>
+                <w:color w:val="2C3E50"/>
+                <w:sz w:val="15"/>
+              </w:rPr>
+              <w:t>Κοσμοπολίτης της Νυχτερινής Ζωής</w:t>
+            </w:r>
+          </w:p>
+        </w:tc>
+        <w:tc>
+          <w:tcPr>
+            <w:tcW w:type="dxa" w:w="1008"/>
+            <w:shd w:fill="F8F9FA"/>
+            <w:tcMar>
+              <w:top w:w="60" w:type="dxa"/>
+              <w:bottom w:w="60" w:type="dxa"/>
+              <w:left w:w="80" w:type="dxa"/>
+              <w:right w:w="80" w:type="dxa"/>
+            </w:tcMar>
+          </w:tcPr>
+          <w:p>
+            <w:r>
+              <w:rPr>
+                <w:rFonts w:ascii="Arial" w:hAnsi="Arial"/>
+                <w:b w:val="0"/>
+                <w:i w:val="0"/>
+                <w:color w:val="2C3E50"/>
+                <w:sz w:val="15"/>
+              </w:rPr>
+              <w:t>1184 €</w:t>
+            </w:r>
+          </w:p>
+        </w:tc>
+        <w:tc>
+          <w:tcPr>
+            <w:tcW w:type="dxa" w:w="1008"/>
+            <w:shd w:fill="F8F9FA"/>
+            <w:tcMar>
+              <w:top w:w="60" w:type="dxa"/>
+              <w:bottom w:w="60" w:type="dxa"/>
+              <w:left w:w="80" w:type="dxa"/>
+              <w:right w:w="80" w:type="dxa"/>
+            </w:tcMar>
+          </w:tcPr>
+          <w:p>
+            <w:r>
+              <w:rPr>
+                <w:rFonts w:ascii="Arial" w:hAnsi="Arial"/>
+                <w:b w:val="0"/>
+                <w:i w:val="0"/>
+                <w:color w:val="2C3E50"/>
+                <w:sz w:val="15"/>
+              </w:rPr>
+              <w:t>23.1 °C</w:t>
+            </w:r>
+          </w:p>
+        </w:tc>
+        <w:tc>
+          <w:tcPr>
+            <w:tcW w:type="dxa" w:w="1008"/>
+            <w:shd w:fill="F8F9FA"/>
+            <w:tcMar>
+              <w:top w:w="60" w:type="dxa"/>
+              <w:bottom w:w="60" w:type="dxa"/>
+              <w:left w:w="80" w:type="dxa"/>
+              <w:right w:w="80" w:type="dxa"/>
+            </w:tcMar>
+          </w:tcPr>
+          <w:p>
+            <w:r>
+              <w:rPr>
+                <w:rFonts w:ascii="Arial" w:hAnsi="Arial"/>
+                <w:b w:val="0"/>
+                <w:i w:val="0"/>
+                <w:color w:val="2C3E50"/>
+                <w:sz w:val="15"/>
+              </w:rPr>
+              <w:t>3.0 ημ.</w:t>
+            </w:r>
+          </w:p>
+        </w:tc>
+        <w:tc>
+          <w:tcPr>
+            <w:tcW w:type="dxa" w:w="864"/>
+            <w:shd w:fill="F8F9FA"/>
+            <w:tcMar>
+              <w:top w:w="60" w:type="dxa"/>
+              <w:bottom w:w="60" w:type="dxa"/>
+              <w:left w:w="80" w:type="dxa"/>
+              <w:right w:w="80" w:type="dxa"/>
+            </w:tcMar>
+          </w:tcPr>
+          <w:p>
+            <w:r>
+              <w:rPr>
+                <w:rFonts w:ascii="Arial" w:hAnsi="Arial"/>
+                <w:b w:val="0"/>
+                <w:i w:val="0"/>
+                <w:color w:val="2C3E50"/>
+                <w:sz w:val="15"/>
+              </w:rPr>
+              <w:t>5.4/10</w:t>
+            </w:r>
+          </w:p>
+        </w:tc>
+        <w:tc>
+          <w:tcPr>
+            <w:tcW w:type="dxa" w:w="864"/>
+            <w:shd w:fill="F8F9FA"/>
+            <w:tcMar>
+              <w:top w:w="60" w:type="dxa"/>
+              <w:bottom w:w="60" w:type="dxa"/>
+              <w:left w:w="80" w:type="dxa"/>
+              <w:right w:w="80" w:type="dxa"/>
+            </w:tcMar>
+          </w:tcPr>
+          <w:p>
+            <w:r>
+              <w:rPr>
+                <w:rFonts w:ascii="Arial" w:hAnsi="Arial"/>
+                <w:b w:val="0"/>
+                <w:i w:val="0"/>
+                <w:color w:val="2C3E50"/>
+                <w:sz w:val="15"/>
+              </w:rPr>
+              <w:t>3.7/10</w:t>
+            </w:r>
+          </w:p>
+        </w:tc>
+        <w:tc>
+          <w:tcPr>
+            <w:tcW w:type="dxa" w:w="864"/>
+            <w:shd w:fill="F8F9FA"/>
+            <w:tcMar>
+              <w:top w:w="60" w:type="dxa"/>
+              <w:bottom w:w="60" w:type="dxa"/>
+              <w:left w:w="80" w:type="dxa"/>
+              <w:right w:w="80" w:type="dxa"/>
+            </w:tcMar>
+          </w:tcPr>
+          <w:p>
+            <w:r>
+              <w:rPr>
+                <w:rFonts w:ascii="Arial" w:hAnsi="Arial"/>
+                <w:b w:val="0"/>
+                <w:i w:val="0"/>
+                <w:color w:val="2C3E50"/>
+                <w:sz w:val="15"/>
+              </w:rPr>
+              <w:t>3.4/10</w:t>
+            </w:r>
+          </w:p>
+        </w:tc>
+        <w:tc>
+          <w:tcPr>
+            <w:tcW w:type="dxa" w:w="1008"/>
+            <w:shd w:fill="F8F9FA"/>
+            <w:tcMar>
+              <w:top w:w="60" w:type="dxa"/>
+              <w:bottom w:w="60" w:type="dxa"/>
+              <w:left w:w="80" w:type="dxa"/>
+              <w:right w:w="80" w:type="dxa"/>
+            </w:tcMar>
+          </w:tcPr>
+          <w:p>
+            <w:r>
+              <w:rPr>
+                <w:rFonts w:ascii="Arial" w:hAnsi="Arial"/>
+                <w:b w:val="0"/>
+                <w:i w:val="0"/>
+                <w:color w:val="2C3E50"/>
+                <w:sz w:val="15"/>
+              </w:rPr>
+              <w:t>9.1/10</w:t>
+            </w:r>
+          </w:p>
+        </w:tc>
+      </w:tr>
+    </w:tbl>
     <w:p>
       <w:pPr>
-        <w:spacing w:before="120" w:after="160"/>
-        <w:ind w:left="576" w:right="576"/>
-        <w:jc w:val="center"/>
-      </w:pPr>
-      <w:r>
-        <w:rPr>
-          <w:rFonts w:ascii="Georgia" w:hAnsi="Georgia"/>
-          <w:b/>
-          <w:i/>
-          <w:color w:val="1E3799"/>
-          <w:sz w:val="22"/>
-        </w:rPr>
-        <w:t>v_j = [ Σ_{i=1}^N (u_{ij})^m · x_i ] / [ Σ_{i=1}^N (u_{ij})^m ]</w:t>
-      </w:r>
-    </w:p>
-    <w:p>
-      <w:pPr>
-        <w:spacing w:before="120" w:after="160"/>
-        <w:ind w:left="576" w:right="576"/>
-        <w:jc w:val="center"/>
-      </w:pPr>
-      <w:r>
-        <w:rPr>
-          <w:rFonts w:ascii="Georgia" w:hAnsi="Georgia"/>
-          <w:b/>
-          <w:i/>
-          <w:color w:val="1E3799"/>
-          <w:sz w:val="22"/>
-        </w:rPr>
-        <w:t>u_{ij} = 1 / [ Σ_{k=1}^C ( || x_i - v_j || / || x_i - v_k || )^( 2 / (m - 1) ) ]</w:t>
-      </w:r>
-    </w:p>
-    <w:p>
-      <w:pPr>
-        <w:keepNext/>
-        <w:spacing w:before="240" w:after="80"/>
-      </w:pPr>
-      <w:r>
-        <w:rPr>
-          <w:rFonts w:ascii="Arial" w:hAnsi="Arial"/>
-          <w:b/>
-          <w:i w:val="0"/>
-          <w:color w:val="1E3799"/>
-          <w:sz w:val="24"/>
-        </w:rPr>
-        <w:t>3.2 Τουριστικά Αρχέτυπα (5 Personas) &amp; Μετρικές Επικύρωσης</w:t>
-      </w:r>
-    </w:p>
-    <w:p>
-      <w:pPr>
-        <w:spacing w:before="0" w:after="120" w:line="276" w:lineRule="auto"/>
-        <w:jc w:val="left"/>
-      </w:pPr>
-      <w:r>
-        <w:rPr>
-          <w:rFonts w:ascii="Arial" w:hAnsi="Arial"/>
-          <w:b w:val="0"/>
-          <w:i w:val="0"/>
-          <w:color w:val="2C3E50"/>
-          <w:sz w:val="21"/>
-        </w:rPr>
-        <w:t>Μέσω του FCM διαμορφώθηκαν 5 αναγνωρίσιμα, σταθερά αρχέτυπα ταξιδιωτών:</w:t>
-      </w:r>
-    </w:p>
-    <w:p>
-      <w:pPr>
-        <w:pStyle w:val="ListBullet"/>
-        <w:spacing w:before="40" w:after="60" w:line="276" w:lineRule="auto"/>
-      </w:pPr>
-      <w:r>
-        <w:rPr>
-          <w:rFonts w:ascii="Arial" w:hAnsi="Arial"/>
-          <w:b/>
-          <w:i w:val="0"/>
-          <w:color w:val="1E3799"/>
-          <w:sz w:val="20"/>
-        </w:rPr>
-        <w:t xml:space="preserve">1. Cultural &amp; Heritage Explorer: </w:t>
-      </w:r>
-      <w:r>
-        <w:rPr>
-          <w:rFonts w:ascii="Arial" w:hAnsi="Arial"/>
-          <w:b w:val="0"/>
-          <w:i w:val="0"/>
-          <w:color w:val="2C3E50"/>
-          <w:sz w:val="20"/>
-        </w:rPr>
-        <w:t>Επικεντρώνεται στην ιστορία, τα μουσεία και τα μνημεία. Προτιμά ήπιο κλίμα και μεσαίο προς υψηλό budget.</w:t>
-      </w:r>
-    </w:p>
-    <w:p>
-      <w:pPr>
-        <w:pStyle w:val="ListBullet"/>
-        <w:spacing w:before="40" w:after="60" w:line="276" w:lineRule="auto"/>
-      </w:pPr>
-      <w:r>
-        <w:rPr>
-          <w:rFonts w:ascii="Arial" w:hAnsi="Arial"/>
-          <w:b/>
-          <w:i w:val="0"/>
-          <w:color w:val="1E3799"/>
-          <w:sz w:val="20"/>
-        </w:rPr>
-        <w:t xml:space="preserve">2. Luxury &amp; Wellness Relaxer: </w:t>
-      </w:r>
-      <w:r>
-        <w:rPr>
-          <w:rFonts w:ascii="Arial" w:hAnsi="Arial"/>
-          <w:b w:val="0"/>
-          <w:i w:val="0"/>
-          <w:color w:val="2C3E50"/>
-          <w:sz w:val="20"/>
-        </w:rPr>
-        <w:t>Αναζητά πολυτέλεια, παραλίες, resorts, γαστρονομία και ευεξία. Διαθέτει υψηλό προϋπολογισμό και αναζητά θερμό κλίμα.</w:t>
-      </w:r>
-    </w:p>
-    <w:p>
-      <w:pPr>
-        <w:pStyle w:val="ListBullet"/>
-        <w:spacing w:before="40" w:after="60" w:line="276" w:lineRule="auto"/>
-      </w:pPr>
-      <w:r>
-        <w:rPr>
-          <w:rFonts w:ascii="Arial" w:hAnsi="Arial"/>
-          <w:b/>
-          <w:i w:val="0"/>
-          <w:color w:val="1E3799"/>
-          <w:sz w:val="20"/>
-        </w:rPr>
-        <w:t xml:space="preserve">3. Budget Backpacker &amp; Youth Nomad: </w:t>
-      </w:r>
-      <w:r>
-        <w:rPr>
-          <w:rFonts w:ascii="Arial" w:hAnsi="Arial"/>
-          <w:b w:val="0"/>
-          <w:i w:val="0"/>
-          <w:color w:val="2C3E50"/>
-          <w:sz w:val="20"/>
-        </w:rPr>
-        <w:t>Νέοι ταξιδιώτες με έμφαση στην περιπέτεια, την αυθεντικότητα και την ευελιξία με χαμηλό κόστος.</w:t>
-      </w:r>
-    </w:p>
-    <w:p>
-      <w:pPr>
-        <w:pStyle w:val="ListBullet"/>
-        <w:spacing w:before="40" w:after="60" w:line="276" w:lineRule="auto"/>
-      </w:pPr>
-      <w:r>
-        <w:rPr>
-          <w:rFonts w:ascii="Arial" w:hAnsi="Arial"/>
-          <w:b/>
-          <w:i w:val="0"/>
-          <w:color w:val="1E3799"/>
-          <w:sz w:val="20"/>
-        </w:rPr>
-        <w:t xml:space="preserve">4. Alpine &amp; Nature Adventure Seeker: </w:t>
-      </w:r>
-      <w:r>
-        <w:rPr>
-          <w:rFonts w:ascii="Arial" w:hAnsi="Arial"/>
-          <w:b w:val="0"/>
-          <w:i w:val="0"/>
-          <w:color w:val="2C3E50"/>
-          <w:sz w:val="20"/>
-        </w:rPr>
-        <w:t>Λάτρεις των ορεινών όγκων, της πεζοπορίας, του σκι και του δροσερού κλίματος.</w:t>
-      </w:r>
-    </w:p>
-    <w:p>
-      <w:pPr>
-        <w:pStyle w:val="ListBullet"/>
-        <w:spacing w:before="40" w:after="60" w:line="276" w:lineRule="auto"/>
-      </w:pPr>
-      <w:r>
-        <w:rPr>
-          <w:rFonts w:ascii="Arial" w:hAnsi="Arial"/>
-          <w:b/>
-          <w:i w:val="0"/>
-          <w:color w:val="1E3799"/>
-          <w:sz w:val="20"/>
-        </w:rPr>
-        <w:t xml:space="preserve">5. Cosmopolitan &amp; Nightlife Vibe: </w:t>
-      </w:r>
-      <w:r>
-        <w:rPr>
-          <w:rFonts w:ascii="Arial" w:hAnsi="Arial"/>
-          <w:b w:val="0"/>
-          <w:i w:val="0"/>
-          <w:color w:val="2C3E50"/>
-          <w:sz w:val="20"/>
-        </w:rPr>
-        <w:t>Ταξιδιώτες μεγαλουπόλεων με έμφαση στη νυχτερινή διασκέδαση, τα ψώνια, τα clubs και τα events.</w:t>
-      </w:r>
-    </w:p>
-    <w:p>
-      <w:pPr>
-        <w:spacing w:before="0" w:after="120" w:line="276" w:lineRule="auto"/>
-        <w:jc w:val="left"/>
-      </w:pPr>
-      <w:r>
-        <w:rPr>
-          <w:rFonts w:ascii="Arial" w:hAnsi="Arial"/>
-          <w:b w:val="0"/>
-          <w:i w:val="0"/>
-          <w:color w:val="2C3E50"/>
-          <w:sz w:val="21"/>
-        </w:rPr>
-        <w:t>Για την επιστημονική επικύρωση της ασαφούς κατάτμησης υπολογίζονται αυτόματα οι μετρικές Bezdek:</w:t>
-      </w:r>
-    </w:p>
-    <w:p>
-      <w:pPr>
-        <w:pStyle w:val="ListBullet"/>
-        <w:spacing w:before="40" w:after="60" w:line="276" w:lineRule="auto"/>
-      </w:pPr>
-      <w:r>
-        <w:rPr>
-          <w:rFonts w:ascii="Arial" w:hAnsi="Arial"/>
-          <w:b/>
-          <w:i w:val="0"/>
-          <w:color w:val="1E3799"/>
-          <w:sz w:val="20"/>
-        </w:rPr>
-        <w:t xml:space="preserve">Partition Coefficient (PC): </w:t>
-      </w:r>
-      <w:r>
-        <w:rPr>
-          <w:rFonts w:ascii="Arial" w:hAnsi="Arial"/>
-          <w:b w:val="0"/>
-          <w:i w:val="0"/>
-          <w:color w:val="2C3E50"/>
-          <w:sz w:val="20"/>
-        </w:rPr>
-        <w:t>PC = (1/N) · Σ Σ (u_ij)^2. Όσο πλησιέστερο στο 1.0, τόσο πιο καθαρός είναι ο διαχωρισμός των συστάδων.</w:t>
-      </w:r>
-    </w:p>
-    <w:p>
-      <w:pPr>
-        <w:pStyle w:val="ListBullet"/>
-        <w:spacing w:before="40" w:after="60" w:line="276" w:lineRule="auto"/>
-      </w:pPr>
-      <w:r>
-        <w:rPr>
-          <w:rFonts w:ascii="Arial" w:hAnsi="Arial"/>
-          <w:b/>
-          <w:i w:val="0"/>
-          <w:color w:val="1E3799"/>
-          <w:sz w:val="20"/>
-        </w:rPr>
-        <w:t xml:space="preserve">Partition Entropy (PE): </w:t>
-      </w:r>
-      <w:r>
-        <w:rPr>
-          <w:rFonts w:ascii="Arial" w:hAnsi="Arial"/>
-          <w:b w:val="0"/>
-          <w:i w:val="0"/>
-          <w:color w:val="2C3E50"/>
-          <w:sz w:val="20"/>
-        </w:rPr>
-        <w:t>PE = - (1/N) · Σ Σ [ u_ij · ln(u_ij) ]. Όσο πλησιέστερο στο 0.0, τόσο χαμηλότερη η εντροπία και η σύγχυση.</w:t>
-      </w:r>
-    </w:p>
-    <w:p>
-      <w:pPr>
-        <w:spacing w:before="120" w:after="40" w:line="276" w:lineRule="auto"/>
+        <w:spacing w:before="160" w:after="40" w:line="276" w:lineRule="auto"/>
         <w:jc w:val="left"/>
       </w:pPr>
     </w:p>
@@ -2292,7 +6521,7 @@
         <w:drawing>
           <wp:inline xmlns:a="http://schemas.openxmlformats.org/drawingml/2006/main" xmlns:pic="http://schemas.openxmlformats.org/drawingml/2006/picture">
             <wp:extent cx="5029200" cy="2475914"/>
-            <wp:docPr id="3" name="Picture 3"/>
+            <wp:docPr id="5" name="Picture 5"/>
             <wp:cNvGraphicFramePr>
               <a:graphicFrameLocks noChangeAspect="1"/>
             </wp:cNvGraphicFramePr>
@@ -2304,7 +6533,7 @@
                     <pic:cNvPicPr/>
                   </pic:nvPicPr>
                   <pic:blipFill>
-                    <a:blip r:embed="rId13"/>
+                    <a:blip r:embed="rId15"/>
                     <a:stretch>
                       <a:fillRect/>
                     </a:stretch>
@@ -2325,7 +6554,7 @@
     </w:p>
     <w:p>
       <w:pPr>
-        <w:spacing w:before="40" w:after="200" w:line="276" w:lineRule="auto"/>
+        <w:spacing w:before="40" w:after="160" w:line="276" w:lineRule="auto"/>
         <w:jc w:val="center"/>
       </w:pPr>
       <w:r>
@@ -2336,7 +6565,7 @@
           <w:color w:val="7F8C8D"/>
           <w:sz w:val="17"/>
         </w:rPr>
-        <w:t>Εικόνα 2: Καμπύλη Σύγκλισης Αντικειμενικής Συνάρτησης J_m του FCM (Σύγκλιση εντός 17 επαναλήψεων)</w:t>
+        <w:t>Εικόνα 3: Καμπύλη Σύγκλισης Αντικειμενικής Συνάρτησης J_m του FCM</w:t>
       </w:r>
     </w:p>
     <w:p>
@@ -2347,7 +6576,7 @@
     <w:p>
       <w:pPr>
         <w:keepNext/>
-        <w:spacing w:before="360" w:after="120"/>
+        <w:spacing w:before="320" w:after="120"/>
       </w:pPr>
       <w:r>
         <w:rPr>
@@ -2355,14 +6584,14 @@
           <w:b/>
           <w:i w:val="0"/>
           <w:color w:val="0C2461"/>
-          <w:sz w:val="30"/>
+          <w:sz w:val="29"/>
         </w:rPr>
-        <w:t>4. Τρόπος Λειτουργίας &amp; Δυναμικός Μηχανισμός Ανάδρασης (Feedback Loop)</w:t>
+        <w:t>4. Τρόπος Λειτουργίας &amp; Μηχανισμός Ανάδρασης (Feedback Loop)</w:t>
       </w:r>
     </w:p>
     <w:p>
       <w:pPr>
-        <w:spacing w:before="0" w:after="120" w:line="276" w:lineRule="auto"/>
+        <w:spacing w:before="0" w:after="100" w:line="276" w:lineRule="auto"/>
         <w:jc w:val="left"/>
       </w:pPr>
       <w:r>
@@ -2371,15 +6600,15 @@
           <w:b w:val="0"/>
           <w:i w:val="0"/>
           <w:color w:val="2C3E50"/>
-          <w:sz w:val="21"/>
+          <w:sz w:val="20"/>
         </w:rPr>
-        <w:t>Σύμφωνα με τις προδιαγραφές της εργασίας, το σύστημα δεν είναι ένας στατικός μηχανισμός υπολογισμού, αλλά διαθέτει έναν ολοκληρωμένο, κλειστό βρόχο ανάδρασης (Closed Feedback Loop). Ο μηχανισμός αυτός επιτρέπει στο σύστημα να μαθαίνει από τις αξιολογήσεις των χρηστών και των ταξιδιωτικών συμβούλων, προσαρμόζοντας δυναμικά τις μελλοντικές του συστάσεις.</w:t>
+        <w:t>Σύμφωνα με τις προδιαγραφές, το σύστημα συνδέει άμεσα την ομαδοποίηση FCM με την παραγωγή εξατομικευμένων προτάσεων και ενσωματώνει κλειστό βρόχο ανάδρασης (Closed Feedback Loop) που επιτρέπει συνεχή προσαρμοστική μάθηση.</w:t>
       </w:r>
     </w:p>
     <w:p>
       <w:pPr>
         <w:keepNext/>
-        <w:spacing w:before="240" w:after="80"/>
+        <w:spacing w:before="220" w:after="80"/>
       </w:pPr>
       <w:r>
         <w:rPr>
@@ -2387,26 +6616,16 @@
           <w:b/>
           <w:i w:val="0"/>
           <w:color w:val="1E3799"/>
-          <w:sz w:val="24"/>
+          <w:sz w:val="23"/>
         </w:rPr>
-        <w:t>4.1 Αρχιτεκτονική Ροής &amp; Ανάδρασης σε 4 Βήματα</w:t>
+        <w:t>4.1 Αρχιτεκτονική Ροής &amp; Επίδραση FCM (A1)</w:t>
       </w:r>
     </w:p>
     <w:p>
       <w:pPr>
-        <w:pStyle w:val="ListBullet"/>
-        <w:spacing w:before="40" w:after="60" w:line="276" w:lineRule="auto"/>
+        <w:spacing w:before="0" w:after="100" w:line="276" w:lineRule="auto"/>
+        <w:jc w:val="left"/>
       </w:pPr>
-      <w:r>
-        <w:rPr>
-          <w:rFonts w:ascii="Arial" w:hAnsi="Arial"/>
-          <w:b/>
-          <w:i w:val="0"/>
-          <w:color w:val="1E3799"/>
-          <w:sz w:val="20"/>
-        </w:rPr>
-        <w:t xml:space="preserve">Βήμα 1: Εισαγωγή &amp; Fuzzification: </w:t>
-      </w:r>
       <w:r>
         <w:rPr>
           <w:rFonts w:ascii="Arial" w:hAnsi="Arial"/>
@@ -2415,24 +6634,31 @@
           <w:color w:val="2C3E50"/>
           <w:sz w:val="20"/>
         </w:rPr>
-        <w:t>Ο χρήστης δηλώνει τις επιθυμίες του στην εφαρμογή (Budget, Κλίμα, Διάρκεια, Δραστηριότητες).</w:t>
+        <w:t>Κάθε τουριστικό persona j του FCM αντιστοιχεί σε ένα διάνυσμα προτίμησης W[j][archetype] προς τα 6 αρχέτυπα προορισμών. Η συνάφεια του ταξιδιώτη προς έναν αρχέτυπο υπολογίζεται ως το σταθμισμένο άθροισμα των βαθμών συμμετοχής του u_j:</w:t>
       </w:r>
     </w:p>
     <w:p>
       <w:pPr>
-        <w:pStyle w:val="ListBullet"/>
-        <w:spacing w:before="40" w:after="60" w:line="276" w:lineRule="auto"/>
+        <w:spacing w:before="100" w:after="120"/>
+        <w:ind w:left="432" w:right="432"/>
+        <w:jc w:val="center"/>
       </w:pPr>
       <w:r>
         <w:rPr>
-          <w:rFonts w:ascii="Arial" w:hAnsi="Arial"/>
+          <w:rFonts w:ascii="Georgia" w:hAnsi="Georgia"/>
           <w:b/>
-          <w:i w:val="0"/>
+          <w:i/>
           <w:color w:val="1E3799"/>
-          <w:sz w:val="20"/>
+          <w:sz w:val="21"/>
         </w:rPr>
-        <w:t xml:space="preserve">Βήμα 2: Υβριδική Εκτίμηση (Mamdani + FCM): </w:t>
+        <w:t>persona_affinity(archetype) = Σ_{j=1}^5 ( u_j · W[j][archetype] )</w:t>
       </w:r>
+    </w:p>
+    <w:p>
+      <w:pPr>
+        <w:spacing w:before="0" w:after="100" w:line="276" w:lineRule="auto"/>
+        <w:jc w:val="left"/>
+      </w:pPr>
       <w:r>
         <w:rPr>
           <w:rFonts w:ascii="Arial" w:hAnsi="Arial"/>
@@ -2441,13 +6667,13 @@
           <w:color w:val="2C3E50"/>
           <w:sz w:val="20"/>
         </w:rPr>
-        <w:t>Το σύστημα υπολογίζει το ταξιδιωτικό προφίλ (Soft Persona) και βαθμολογεί όλους τους προορισμούς.</w:t>
+        <w:t>Το persona_score (0-100%) ενσωματώνεται στο τελικό σκορ με βάρος 15%, λαμβάνοντας υπόψη και τον δευτερεύοντα αρχέτυπο του προορισμού.</w:t>
       </w:r>
     </w:p>
     <w:p>
       <w:pPr>
-        <w:pStyle w:val="ListBullet"/>
-        <w:spacing w:before="40" w:after="60" w:line="276" w:lineRule="auto"/>
+        <w:keepNext/>
+        <w:spacing w:before="220" w:after="80"/>
       </w:pPr>
       <w:r>
         <w:rPr>
@@ -2455,10 +6681,16 @@
           <w:b/>
           <w:i w:val="0"/>
           <w:color w:val="1E3799"/>
-          <w:sz w:val="20"/>
+          <w:sz w:val="23"/>
         </w:rPr>
-        <w:t xml:space="preserve">Βήμα 3: Συλλογή Ανάδρασης (Feedback Collection): </w:t>
+        <w:t>4.2 Μαθηματικό Μοντέλο Τελικού Σκορ &amp; Ασαφή Συστατικά (B4)</w:t>
       </w:r>
+    </w:p>
+    <w:p>
+      <w:pPr>
+        <w:spacing w:before="0" w:after="100" w:line="276" w:lineRule="auto"/>
+        <w:jc w:val="left"/>
+      </w:pPr>
       <w:r>
         <w:rPr>
           <w:rFonts w:ascii="Arial" w:hAnsi="Arial"/>
@@ -2467,24 +6699,31 @@
           <w:color w:val="2C3E50"/>
           <w:sz w:val="20"/>
         </w:rPr>
-        <w:t>Για κάθε προτεινόμενο προορισμό, ο χρήστης βαθμολογεί (1-5 αστέρια), δηλώνει αποδοχή/απόρριψη και προσθέτει σχόλιο.</w:t>
+        <w:t>Το συνολικό σκορ καταλληλότητας κάθε προορισμού υπολογίζεται σύμφωνα με τον τύπο:</w:t>
       </w:r>
     </w:p>
     <w:p>
       <w:pPr>
-        <w:pStyle w:val="ListBullet"/>
-        <w:spacing w:before="40" w:after="60" w:line="276" w:lineRule="auto"/>
+        <w:spacing w:before="100" w:after="120"/>
+        <w:ind w:left="432" w:right="432"/>
+        <w:jc w:val="center"/>
       </w:pPr>
       <w:r>
         <w:rPr>
-          <w:rFonts w:ascii="Arial" w:hAnsi="Arial"/>
+          <w:rFonts w:ascii="Georgia" w:hAnsi="Georgia"/>
           <w:b/>
-          <w:i w:val="0"/>
+          <w:i/>
           <w:color w:val="1E3799"/>
-          <w:sz w:val="20"/>
+          <w:sz w:val="21"/>
         </w:rPr>
-        <w:t xml:space="preserve">Βήμα 4: Προσαρμοστική Επαναστάθμιση (Adaptive Tuning): </w:t>
+        <w:t>BaseScore = 0.25 · ArchScore + 0.15 · PersonaScore + 0.20 · BudgetScore + 0.20 · ActivityScore + 0.10 · ClimateScore + 0.10 · DurationScore</w:t>
       </w:r>
+    </w:p>
+    <w:p>
+      <w:pPr>
+        <w:spacing w:before="0" w:after="100" w:line="276" w:lineRule="auto"/>
+        <w:jc w:val="left"/>
+      </w:pPr>
       <w:r>
         <w:rPr>
           <w:rFonts w:ascii="Arial" w:hAnsi="Arial"/>
@@ -2493,13 +6732,25 @@
           <w:color w:val="2C3E50"/>
           <w:sz w:val="20"/>
         </w:rPr>
-        <w:t>Το ιστορικό ανάδρασης ανατροφοδοτεί το σκορ των προορισμών σε πραγματικό χρόνο.</w:t>
+        <w:t>Όπου όλα τα βάρη αθροίζουν αυστηρά στο 1.00 (100%) και τα επιμέρους σκορ ορίζονται ως εξής:</w:t>
+        <w:br/>
+        <w:t>• ArchScore (0.25): Αποσαφοποιημένο σκορ Mamdani Centroid για τον κύριο και δευτερεύοντα αρχέτυπο.</w:t>
+        <w:br/>
+        <w:t>• PersonaScore (0.15): Βαθμός ταύτισης με το τουριστικό DNA του χρήστη μέσω του FCM.</w:t>
+        <w:br/>
+        <w:t>• BudgetScore (0.20): Ασαφής βαθμός συμμετοχής του κόστους στο τραπεζοειδές σύνολο 'Εντός Budget': trapezoidal(Cost, 0, 0, B, 1.35·B) · 100.</w:t>
+        <w:br/>
+        <w:t>• ActivityScore (0.20): Συμπληρωματική απόσταση Manhattan μεταξύ των 4 επιθυμιών του χρήστη και του προορισμού.</w:t>
+        <w:br/>
+        <w:t>• ClimateScore (0.10): Ασαφής βαθμός συμμετοχής της θερμοκρασίας στο τραπεζοειδές σύνολο γύρω από την επιθυμητή: trapezoidal(T, T_u-10, T_u-2, T_u+2, T_u+10) · 100.</w:t>
+        <w:br/>
+        <w:t>• DurationScore (0.10): Ασαφής βαθμός συμμετοχής της διάρκειας στο βέλτιστο διάστημα διαμονής του προορισμού.</w:t>
       </w:r>
     </w:p>
     <w:p>
       <w:pPr>
         <w:keepNext/>
-        <w:spacing w:before="240" w:after="80"/>
+        <w:spacing w:before="220" w:after="80"/>
       </w:pPr>
       <w:r>
         <w:rPr>
@@ -2507,14 +6758,14 @@
           <w:b/>
           <w:i w:val="0"/>
           <w:color w:val="1E3799"/>
-          <w:sz w:val="24"/>
+          <w:sz w:val="23"/>
         </w:rPr>
-        <w:t>4.2 Μαθηματικό Μοντέλο Προσαρμογής Ανάδρασης</w:t>
+        <w:t>4.3 Δυναμικός Βρόχος Ανάδρασης (Feedback Loop)</w:t>
       </w:r>
     </w:p>
     <w:p>
       <w:pPr>
-        <w:spacing w:before="0" w:after="120" w:line="276" w:lineRule="auto"/>
+        <w:spacing w:before="0" w:after="100" w:line="276" w:lineRule="auto"/>
         <w:jc w:val="left"/>
       </w:pPr>
       <w:r>
@@ -2523,15 +6774,15 @@
           <w:b w:val="0"/>
           <w:i w:val="0"/>
           <w:color w:val="2C3E50"/>
-          <w:sz w:val="21"/>
+          <w:sz w:val="20"/>
         </w:rPr>
-        <w:t>Το τελικό σκορ καταλληλότητας κάθε προορισμού υπολογίζεται σύμφωνα με τον τύπο:</w:t>
+        <w:t>Το ιστορικό αξιολογήσεων των χρηστών ανατροφοδοτεί το τελικό σκορ σύμφωνα με τη σχέση:</w:t>
       </w:r>
     </w:p>
     <w:p>
       <w:pPr>
-        <w:spacing w:before="120" w:after="160"/>
-        <w:ind w:left="576" w:right="576"/>
+        <w:spacing w:before="100" w:after="120"/>
+        <w:ind w:left="432" w:right="432"/>
         <w:jc w:val="center"/>
       </w:pPr>
       <w:r>
@@ -2540,15 +6791,15 @@
           <w:b/>
           <w:i/>
           <w:color w:val="1E3799"/>
-          <w:sz w:val="22"/>
+          <w:sz w:val="21"/>
         </w:rPr>
         <w:t>FinalScore = BaseScore + Δ_feedback</w:t>
       </w:r>
     </w:p>
     <w:p>
       <w:pPr>
-        <w:spacing w:before="120" w:after="160"/>
-        <w:ind w:left="576" w:right="576"/>
+        <w:spacing w:before="100" w:after="120"/>
+        <w:ind w:left="432" w:right="432"/>
         <w:jc w:val="center"/>
       </w:pPr>
       <w:r>
@@ -2557,14 +6808,14 @@
           <w:b/>
           <w:i/>
           <w:color w:val="1E3799"/>
-          <w:sz w:val="22"/>
+          <w:sz w:val="21"/>
         </w:rPr>
         <w:t>Δ_feedback = w_r · ( r̄ - 3.0 ) + w_a · ( AcceptanceRate - 0.5 )</w:t>
       </w:r>
     </w:p>
     <w:p>
       <w:pPr>
-        <w:spacing w:before="0" w:after="120" w:line="276" w:lineRule="auto"/>
+        <w:spacing w:before="0" w:after="100" w:line="276" w:lineRule="auto"/>
         <w:jc w:val="left"/>
       </w:pPr>
       <w:r>
@@ -2573,38 +6824,30 @@
           <w:b w:val="0"/>
           <w:i w:val="0"/>
           <w:color w:val="2C3E50"/>
-          <w:sz w:val="21"/>
+          <w:sz w:val="20"/>
         </w:rPr>
-        <w:t>όπου:</w:t>
-        <w:br/>
-        <w:t>• r̄ ∈ [1.0, 5.0]: Η μέση ιστορική βαθμολογία αστεριών του συγκεκριμένου προορισμού.</w:t>
-        <w:br/>
-        <w:t>• AcceptanceRate ∈ [0.0, 1.0]: Το ποσοστό αποδοχής του προορισμού από τους πελάτες.</w:t>
-        <w:br/>
-        <w:t>• w_r = 4.0, w_a = 4.0: Συντελεστές στάθμισης.</w:t>
-        <w:br/>
-        <w:t>Εάν ένας προορισμός λαμβάνει σταθερά άριστες κριτικές (5 αστέρια και αποδοχή), κερδίζει πριμ καταλληλότητας έως +10%, ενώ προορισμοί με αρνητικά σχόλια υποβαθμίζονται αυτόματα στις μελλοντικές προτάσεις.</w:t>
+        <w:t>όπου r̄ ∈ [1, 5] είναι η μέση βαθμολογία αστεριών, AcceptanceRate ∈ [0, 1] το ποσοστό επιλογής και w_r = 4.0, w_a = 4.0. Προορισμοί με συνεπή θετική ανάδραση λαμβάνουν πριμ έως +10%, ενώ απορριφθείσες επιλογές υποβαθμίζονται αυτόματα.</w:t>
       </w:r>
     </w:p>
     <w:p>
       <w:pPr>
         <w:keepNext/>
-        <w:spacing w:before="240" w:after="80"/>
+        <w:spacing w:before="320" w:after="120"/>
       </w:pPr>
       <w:r>
         <w:rPr>
           <w:rFonts w:ascii="Arial" w:hAnsi="Arial"/>
           <w:b/>
           <w:i w:val="0"/>
-          <w:color w:val="1E3799"/>
-          <w:sz w:val="24"/>
+          <w:color w:val="0C2461"/>
+          <w:sz w:val="29"/>
         </w:rPr>
-        <w:t>4.3 Επεξηγηματική Τεχνητή Νοημοσύνη (Explainable AI - XAI)</w:t>
+        <w:t>5. Εγχειρίδιο Χρήστη Εφαρμογής (User Manual)</w:t>
       </w:r>
     </w:p>
     <w:p>
       <w:pPr>
-        <w:spacing w:before="0" w:after="120" w:line="276" w:lineRule="auto"/>
+        <w:spacing w:before="0" w:after="100" w:line="276" w:lineRule="auto"/>
         <w:jc w:val="left"/>
       </w:pPr>
       <w:r>
@@ -2613,43 +6856,30 @@
           <w:b w:val="0"/>
           <w:i w:val="0"/>
           <w:color w:val="2C3E50"/>
-          <w:sz w:val="21"/>
+          <w:sz w:val="20"/>
         </w:rPr>
-        <w:t>Σε αντίθεση με τα μοντέλα 'μαύρου κουτιού' (Black-Box ML), το σύστημα παρέχει διαφανή αιτιολόγηση (XAI Rationale) για κάθε πρόταση, αναλύοντας στον πελάτη:</w:t>
-        <w:br/>
-        <w:t>• Τη συμβατότητα του κόστους με τον προϋπολογισμό του.</w:t>
-        <w:br/>
-        <w:t>• Τη θερμοκρασιακή απόκλιση από το επιθυμητό κλίμα.</w:t>
-        <w:br/>
-        <w:t>• Την ταύτιση των δραστηριοτήτων με το κυρίαρχο FCM ταξιδιωτικό του προφίλ.</w:t>
-        <w:br/>
-        <w:t>• Την ιστορική ικανοποίηση άλλων ταξιδιωτών από τον προορισμό.</w:t>
-      </w:r>
-    </w:p>
-    <w:p>
-      <w:r>
-        <w:br w:type="page"/>
+        <w:t>Η εφαρμογή FuzzyTravel AI παρέχει ένα σύγχρονο, εύχρηστο γραφικό περιβάλλον (Streamlit Web GUI), ειδικά σχεδιασμένο για ταξιδιωτικούς πράκτορες και ακαδημαϊκή εποπτεία.</w:t>
       </w:r>
     </w:p>
     <w:p>
       <w:pPr>
         <w:keepNext/>
-        <w:spacing w:before="360" w:after="120"/>
+        <w:spacing w:before="220" w:after="80"/>
       </w:pPr>
       <w:r>
         <w:rPr>
           <w:rFonts w:ascii="Arial" w:hAnsi="Arial"/>
           <w:b/>
           <w:i w:val="0"/>
-          <w:color w:val="0C2461"/>
-          <w:sz w:val="30"/>
+          <w:color w:val="1E3799"/>
+          <w:sz w:val="23"/>
         </w:rPr>
-        <w:t>5. Εγχειρίδιο Χρήστη Εφαρμογής (User Manual)</w:t>
+        <w:t>5.1 Οδηγίες Εγκατάστασης &amp; Εκτέλεσης (macOS &amp; Windows)</w:t>
       </w:r>
     </w:p>
     <w:p>
       <w:pPr>
-        <w:spacing w:before="0" w:after="120" w:line="276" w:lineRule="auto"/>
+        <w:spacing w:before="0" w:after="100" w:line="276" w:lineRule="auto"/>
         <w:jc w:val="left"/>
       </w:pPr>
       <w:r>
@@ -2658,15 +6888,23 @@
           <w:b w:val="0"/>
           <w:i w:val="0"/>
           <w:color w:val="2C3E50"/>
-          <w:sz w:val="21"/>
+          <w:sz w:val="20"/>
         </w:rPr>
-        <w:t>Η εφαρμογή FuzzyTravel AI παρέχει ένα σύγχρονο, εύχρηστο γραφικό περιβάλλον (Streamlit Web GUI), ειδικά σχεδιασμένο τόσο για τον τελικό χρήστη / ταξιδιώτη όσο και για τον επαγγελματία ταξιδιωτικό πράκτορα.</w:t>
+        <w:t>Εγκατάσταση σε macOS / Linux:</w:t>
+        <w:br/>
+        <w:t xml:space="preserve">   python3 -m venv venv &amp;&amp; source venv/bin/activate &amp;&amp; pip install -r requirements.txt</w:t>
+        <w:br/>
+        <w:t>Εγκατάσταση σε Windows:</w:t>
+        <w:br/>
+        <w:t xml:space="preserve">   python -m venv venv &amp;&amp; venv\Scripts\activate &amp;&amp; pip install -r requirements.txt</w:t>
+        <w:br/>
+        <w:t>Εκκίνηση με 1 κλικ: Διπλό κλικ στο run_app.command (macOS) ή run_app.bat (Windows). Η εφαρμογή ανοίγει αυτόματα στον browser στο http://localhost:8501.</w:t>
       </w:r>
     </w:p>
     <w:p>
       <w:pPr>
         <w:keepNext/>
-        <w:spacing w:before="240" w:after="80"/>
+        <w:spacing w:before="220" w:after="80"/>
       </w:pPr>
       <w:r>
         <w:rPr>
@@ -2674,14 +6912,14 @@
           <w:b/>
           <w:i w:val="0"/>
           <w:color w:val="1E3799"/>
-          <w:sz w:val="24"/>
+          <w:sz w:val="23"/>
         </w:rPr>
-        <w:t>5.1 Οδηγίες Εγκατάστασης &amp; Εκτέλεσης (Setup &amp; Launch)</w:t>
+        <w:t>5.2 Περιγραφή των 3 Ενοτήτων της Εφαρμογής</w:t>
       </w:r>
     </w:p>
     <w:p>
       <w:pPr>
-        <w:spacing w:before="0" w:after="120" w:line="276" w:lineRule="auto"/>
+        <w:spacing w:before="0" w:after="100" w:line="276" w:lineRule="auto"/>
         <w:jc w:val="left"/>
       </w:pPr>
       <w:r>
@@ -2690,26 +6928,54 @@
           <w:b w:val="0"/>
           <w:i w:val="0"/>
           <w:color w:val="2C3E50"/>
-          <w:sz w:val="21"/>
+          <w:sz w:val="20"/>
         </w:rPr>
-        <w:t>Η εκτέλεση του συστήματος είναι άμεση και πραγματοποιείται με δύο εναλλακτικούς τρόπους:</w:t>
+        <w:t>1. Σύμβουλος Προτάσεων (Recommender):</w:t>
+        <w:br/>
+        <w:t xml:space="preserve">   • Πλευρική στήλη: Sliders εισαγωγής Budget (150-5000€), Κλίματος (-5 έως 40°C), Διάρκειας (1-25 ημ.) και 4 Δραστηριοτήτων (0-10).</w:t>
+        <w:br/>
+        <w:t xml:space="preserve">   • Ταξιδιωτικό DNA (FCM): Διαδραστικό διάγραμμα ραντάρ (Plotly Radar Chart) με τα 5 τουριστικά personas.</w:t>
+        <w:br/>
+        <w:t xml:space="preserve">   • Κάρτες Top-5 Προορισμών: Φωτογραφία, εκτιμώμενο κόστος, προτεινόμενο πακέτο γραφείου, διάγραμμα ανάλυσης 6 κριτηρίων και bullet points Επεξηγηματικής AI (XAI).</w:t>
+        <w:br/>
+        <w:t xml:space="preserve">   • Φόρμα Ανάδρασης: Υποβολή αστεριών (1-5), αποδοχής/απόρριψης και σχολίου κάτω από κάθε προορισμό.</w:t>
+        <w:br/>
+        <w:t xml:space="preserve">   • Εξαγωγή Προσφοράς σε PDF (B2B Quotation): Εισαγωγή στοιχείων πελάτη και παραγωγή επίσημης επώνυμης προσφοράς PDF με 1 κλικ.</w:t>
+        <w:br/>
+        <w:t>2. Ακαδημαϊκή Εποπτεία:</w:t>
+        <w:br/>
+        <w:t xml:space="preserve">   • Διαδραστική προβολή όλων των συναρτήσεων συμμετοχής με κατακόρυφη ένδειξη των τρεχουσών τιμών εισόδου.</w:t>
+        <w:br/>
+        <w:t xml:space="preserve">   • Πίνακας 36 κανόνων με firing strengths σε πραγματικό χρόνο, μετρικές σύγκλισης FCM (PC, PE) και πίνακας κεντροειδών.</w:t>
+        <w:br/>
+        <w:t xml:space="preserve">   • Ζωντανό log και analytics της καταγεγραμμένης ανάδρασης.</w:t>
+        <w:br/>
+        <w:t>3. Διαχείριση Καταλόγου (B2B Inventory):</w:t>
+        <w:br/>
+        <w:t xml:space="preserve">   • Πλήρης διαχείριση αποθέματος 22 προορισμών (12 Ελλάδα, 10 Εξωτερικό), φόρμα προσθήκης νέου πακέτου και εξαγωγή σε CSV.</w:t>
       </w:r>
     </w:p>
     <w:p>
       <w:pPr>
-        <w:pStyle w:val="ListBullet"/>
-        <w:spacing w:before="40" w:after="60" w:line="276" w:lineRule="auto"/>
+        <w:keepNext/>
+        <w:spacing w:before="320" w:after="120"/>
       </w:pPr>
       <w:r>
         <w:rPr>
           <w:rFonts w:ascii="Arial" w:hAnsi="Arial"/>
           <w:b/>
           <w:i w:val="0"/>
-          <w:color w:val="1E3799"/>
-          <w:sz w:val="20"/>
+          <w:color w:val="0C2461"/>
+          <w:sz w:val="29"/>
         </w:rPr>
-        <w:t xml:space="preserve">Μέθοδος 1 (Με ένα κλικ σε macOS): </w:t>
+        <w:t>6. Συμπεράσματα &amp; Εμπορικές Προοπτικές</w:t>
       </w:r>
+    </w:p>
+    <w:p>
+      <w:pPr>
+        <w:spacing w:before="0" w:after="100" w:line="276" w:lineRule="auto"/>
+        <w:jc w:val="left"/>
+      </w:pPr>
       <w:r>
         <w:rPr>
           <w:rFonts w:ascii="Arial" w:hAnsi="Arial"/>
@@ -2718,322 +6984,7 @@
           <w:color w:val="2C3E50"/>
           <w:sz w:val="20"/>
         </w:rPr>
-        <w:t>Κάντε διπλό κλικ στο εκτελέσιμο αρχείο run_app.command που βρίσκεται στον ριζικό φάκελο του έργου.</w:t>
-      </w:r>
-    </w:p>
-    <w:p>
-      <w:pPr>
-        <w:pStyle w:val="ListBullet"/>
-        <w:spacing w:before="40" w:after="60" w:line="276" w:lineRule="auto"/>
-      </w:pPr>
-      <w:r>
-        <w:rPr>
-          <w:rFonts w:ascii="Arial" w:hAnsi="Arial"/>
-          <w:b/>
-          <w:i w:val="0"/>
-          <w:color w:val="1E3799"/>
-          <w:sz w:val="20"/>
-        </w:rPr>
-        <w:t xml:space="preserve">Μέθοδος 2 (Μέσω Τερματικού): </w:t>
-      </w:r>
-      <w:r>
-        <w:rPr>
-          <w:rFonts w:ascii="Arial" w:hAnsi="Arial"/>
-          <w:b w:val="0"/>
-          <w:i w:val="0"/>
-          <w:color w:val="2C3E50"/>
-          <w:sz w:val="20"/>
-        </w:rPr>
-        <w:t>Ανοίξτε το τερματικό στον φάκελο του έργου και εκτελέστε:</w:t>
-        <w:br/>
-        <w:t xml:space="preserve">   source venv/bin/activate</w:t>
-        <w:br/>
-        <w:t xml:space="preserve">   streamlit run ui/app.py</w:t>
-        <w:br/>
-        <w:t>Η εφαρμογή ανοίγει αυτόματα στον web browser στη διεύθυνση http://localhost:8501.</w:t>
-      </w:r>
-    </w:p>
-    <w:p>
-      <w:pPr>
-        <w:keepNext/>
-        <w:spacing w:before="240" w:after="80"/>
-      </w:pPr>
-      <w:r>
-        <w:rPr>
-          <w:rFonts w:ascii="Arial" w:hAnsi="Arial"/>
-          <w:b/>
-          <w:i w:val="0"/>
-          <w:color w:val="1E3799"/>
-          <w:sz w:val="24"/>
-        </w:rPr>
-        <w:t>5.2 Λειτουργία 1: Σύμβουλος Προτάσεων (Travel Agent Recommender)</w:t>
-      </w:r>
-    </w:p>
-    <w:p>
-      <w:pPr>
-        <w:spacing w:before="0" w:after="120" w:line="276" w:lineRule="auto"/>
-        <w:jc w:val="left"/>
-      </w:pPr>
-      <w:r>
-        <w:rPr>
-          <w:rFonts w:ascii="Arial" w:hAnsi="Arial"/>
-          <w:b w:val="0"/>
-          <w:i w:val="0"/>
-          <w:color w:val="2C3E50"/>
-          <w:sz w:val="21"/>
-        </w:rPr>
-        <w:t>Αποτελεί την κεντρική οθόνη εργασίας του ταξιδιωτικού πράκτορα:</w:t>
-        <w:br/>
-        <w:t>1. Πλευρική Στήλη (Sidebar): Εισαγωγή παραμέτρων ταξιδιώτη (Budget, Κλίμα, Διάρκεια) και επιλογή έντασης δραστηριοτήτων (Πολιτισμός, Περιπέτεια, Χαλάρωση, Νυχτερινή Ζωή).</w:t>
-        <w:br/>
-        <w:t>2. Ταξιδιωτικό DNA (FCM Soft Persona): Άμεση οπτικοποίηση του προφίλ του πελάτη σε διαδραστικό διάγραμμα ραντάρ (Plotly Radar Chart).</w:t>
-        <w:br/>
-        <w:t>3. Προτεινόμενοι Προορισμοί: Παρουσίαση των κορυφαίων 5 προορισμών με ποσοστό καταλληλότητας, φωτογραφία υψηλής ευκρίνειας, προτεινόμενο πακέτο γραφείου, ανάλυση κόστους και πλήρη αιτιολόγηση (XAI).</w:t>
-        <w:br/>
-        <w:t>4. Φόρμα Ανάδρασης (Feedback): Υποβολή αξιολόγησης (1-5 αστέρια και σχόλιο) κάτω από κάθε κάρτα προορισμού.</w:t>
-        <w:br/>
-        <w:t>5. Εξαγωγή Επίσημης Προσφοράς σε PDF (B2B Quotation): Ο σύμβουλος εισάγει τα στοιχεία του πελάτη και με το πάτημα ενός κουμπιού εξάγει επίσημη ταξιδιωτική προσφορά σε PDF.</w:t>
-      </w:r>
-    </w:p>
-    <w:p>
-      <w:pPr>
-        <w:keepNext/>
-        <w:spacing w:before="240" w:after="80"/>
-      </w:pPr>
-      <w:r>
-        <w:rPr>
-          <w:rFonts w:ascii="Arial" w:hAnsi="Arial"/>
-          <w:b/>
-          <w:i w:val="0"/>
-          <w:color w:val="1E3799"/>
-          <w:sz w:val="24"/>
-        </w:rPr>
-        <w:t>5.3 Λειτουργία 2: Ακαδημαϊκή Εποπτεία &amp; Μαθηματικός Έλεγχος</w:t>
-      </w:r>
-    </w:p>
-    <w:p>
-      <w:pPr>
-        <w:spacing w:before="0" w:after="120" w:line="276" w:lineRule="auto"/>
-        <w:jc w:val="left"/>
-      </w:pPr>
-      <w:r>
-        <w:rPr>
-          <w:rFonts w:ascii="Arial" w:hAnsi="Arial"/>
-          <w:b w:val="0"/>
-          <w:i w:val="0"/>
-          <w:color w:val="2C3E50"/>
-          <w:sz w:val="21"/>
-        </w:rPr>
-        <w:t>Σχεδιασμένη ειδικά για την αξιολόγηση του μαθήματος και τον επιστημονικό έλεγχο:</w:t>
-        <w:br/>
-        <w:t>• Προβολή Συναρτήσεων Συμμετοχής: Διαδραστικά γραφήματα με κατακόρυφη ένδειξη των τρεχουσών τιμών εισόδου.</w:t>
-        <w:br/>
-        <w:t>• Πίνακας Ενεργών Κανόνων: Εμφάνιση των 18 κανόνων με τον ακριβή βαθμό ενεργοποίησης (firing strength) σε πραγματικό χρόνο.</w:t>
-        <w:br/>
-        <w:t>• Μετρικές FCM: Εμφάνιση της καμπύλης σύγκλισης, του αριθμού επαναλήψεων και των δεικτών ποιότητας Partition Coefficient (PC) και Partition Entropy (PE).</w:t>
-        <w:br/>
-        <w:t>• Ζωντανό Ιστορικό Ανάδρασης: Πίνακας καταγεγραμμένων αξιολογήσεων και υπολογισμός μέσου όρου ικανοποίησης.</w:t>
-      </w:r>
-    </w:p>
-    <w:p>
-      <w:pPr>
-        <w:keepNext/>
-        <w:spacing w:before="240" w:after="80"/>
-      </w:pPr>
-      <w:r>
-        <w:rPr>
-          <w:rFonts w:ascii="Arial" w:hAnsi="Arial"/>
-          <w:b/>
-          <w:i w:val="0"/>
-          <w:color w:val="1E3799"/>
-          <w:sz w:val="24"/>
-        </w:rPr>
-        <w:t>5.4 Λειτουργία 3: Διαχείριση Καταλόγου &amp; Αποθέματος (Inventory Management)</w:t>
-      </w:r>
-    </w:p>
-    <w:p>
-      <w:pPr>
-        <w:spacing w:before="0" w:after="120" w:line="276" w:lineRule="auto"/>
-        <w:jc w:val="left"/>
-      </w:pPr>
-      <w:r>
-        <w:rPr>
-          <w:rFonts w:ascii="Arial" w:hAnsi="Arial"/>
-          <w:b w:val="0"/>
-          <w:i w:val="0"/>
-          <w:color w:val="2C3E50"/>
-          <w:sz w:val="21"/>
-        </w:rPr>
-        <w:t>Περιλαμβάνει 22 πλήρως καταγεγραμμένους προορισμούς (12 ελληνικούς και 10 διεθνείς):</w:t>
-        <w:br/>
-        <w:t>• Ελληνικοί Προορισμοί: Σαντορίνη, Χανιά, Ζαγοροχώρια, Αθήνα, Μύκονος, Πήλιο, Μετέωρα, Κέρκυρα, Νάξος, Μάνη/Μονεμβασιά, Καστοριά, Ναύπλιο.</w:t>
-        <w:br/>
-        <w:t>• Διεθνείς Προορισμοί: Ρώμη, Παρίσι, Βιέννη, Ζερμάτ, Ρέικιαβικ, Μπαλί, Βαρκελώνη, Άμστερνταμ, Τόκιο, Νέα Υόρκη.</w:t>
-        <w:br/>
-        <w:t>• Δυνατότητες: Προβολή πίνακα προορισμών, εξαγωγή σε αρχείο CSV, και φόρμα άμεσης προσθήκης νέου τουριστικού πακέτου.</w:t>
-      </w:r>
-    </w:p>
-    <w:p>
-      <w:r>
-        <w:br w:type="page"/>
-      </w:r>
-    </w:p>
-    <w:p>
-      <w:pPr>
-        <w:keepNext/>
-        <w:spacing w:before="360" w:after="120"/>
-      </w:pPr>
-      <w:r>
-        <w:rPr>
-          <w:rFonts w:ascii="Arial" w:hAnsi="Arial"/>
-          <w:b/>
-          <w:i w:val="0"/>
-          <w:color w:val="0C2461"/>
-          <w:sz w:val="30"/>
-        </w:rPr>
-        <w:t>6. Συμπεράσματα, Αξιολόγηση &amp; Εμπορικές Προοπτικές</w:t>
-      </w:r>
-    </w:p>
-    <w:p>
-      <w:pPr>
-        <w:spacing w:before="0" w:after="120" w:line="276" w:lineRule="auto"/>
-        <w:jc w:val="left"/>
-      </w:pPr>
-      <w:r>
-        <w:rPr>
-          <w:rFonts w:ascii="Arial" w:hAnsi="Arial"/>
-          <w:b w:val="0"/>
-          <w:i w:val="0"/>
-          <w:color w:val="2C3E50"/>
-          <w:sz w:val="21"/>
-        </w:rPr>
-        <w:t>Η παρούσα υλοποίηση ολοκληρώνει πλήρως τόσο τις βασικές προδιαγραφές του Θέματος 3 όσο και την απαιτητική επέκταση του Fuzzy C-Means (FCM) Clustering. Τα συμπεράσματα που προκύπτουν από την υλοποίηση είναι τα ακόλουθα:</w:t>
-      </w:r>
-    </w:p>
-    <w:p>
-      <w:pPr>
-        <w:pStyle w:val="ListBullet"/>
-        <w:spacing w:before="40" w:after="60" w:line="276" w:lineRule="auto"/>
-      </w:pPr>
-      <w:r>
-        <w:rPr>
-          <w:rFonts w:ascii="Arial" w:hAnsi="Arial"/>
-          <w:b/>
-          <w:i w:val="0"/>
-          <w:color w:val="1E3799"/>
-          <w:sz w:val="20"/>
-        </w:rPr>
-        <w:t xml:space="preserve">1. Ανωτερότητα Ασαφούς Λογικής: </w:t>
-      </w:r>
-      <w:r>
-        <w:rPr>
-          <w:rFonts w:ascii="Arial" w:hAnsi="Arial"/>
-          <w:b w:val="0"/>
-          <w:i w:val="0"/>
-          <w:color w:val="2C3E50"/>
-          <w:sz w:val="20"/>
-        </w:rPr>
-        <w:t>Η χρήση της Ασαφούς Λογικής Mamdani αποδεικνύεται ιδανική για τουριστικές συστάσεις, καθώς εξαλείφει την αυστηρότητα των κλασικών συστημάτων βάσεων δεδομένων και επιτρέπει ομαλές, φυσικές διαβαθμίσεις.</w:t>
-      </w:r>
-    </w:p>
-    <w:p>
-      <w:pPr>
-        <w:pStyle w:val="ListBullet"/>
-        <w:spacing w:before="40" w:after="60" w:line="276" w:lineRule="auto"/>
-      </w:pPr>
-      <w:r>
-        <w:rPr>
-          <w:rFonts w:ascii="Arial" w:hAnsi="Arial"/>
-          <w:b/>
-          <w:i w:val="0"/>
-          <w:color w:val="1E3799"/>
-          <w:sz w:val="20"/>
-        </w:rPr>
-        <w:t xml:space="preserve">2. Προστιθέμενη Αξία του FCM: </w:t>
-      </w:r>
-      <w:r>
-        <w:rPr>
-          <w:rFonts w:ascii="Arial" w:hAnsi="Arial"/>
-          <w:b w:val="0"/>
-          <w:i w:val="0"/>
-          <w:color w:val="2C3E50"/>
-          <w:sz w:val="20"/>
-        </w:rPr>
-        <w:t>Το FCM επιτρέπει την πολυδιάστατη χαρτογράφηση των ταξιδιωτών. Αντί να κατατάσσει τον πελάτη σε ένα άκαμπτο 'κουτάκι', δημιουργεί ένα εξατομικευμένο 'Ταξιδιωτικό DNA' (Soft Persona) που βελτιώνει θεαματικά την ακρίβεια των συστάσεων.</w:t>
-      </w:r>
-    </w:p>
-    <w:p>
-      <w:pPr>
-        <w:pStyle w:val="ListBullet"/>
-        <w:spacing w:before="40" w:after="60" w:line="276" w:lineRule="auto"/>
-      </w:pPr>
-      <w:r>
-        <w:rPr>
-          <w:rFonts w:ascii="Arial" w:hAnsi="Arial"/>
-          <w:b/>
-          <w:i w:val="0"/>
-          <w:color w:val="1E3799"/>
-          <w:sz w:val="20"/>
-        </w:rPr>
-        <w:t xml:space="preserve">3. Αυτοπροσαρμογή μέσω Feedback Loop: </w:t>
-      </w:r>
-      <w:r>
-        <w:rPr>
-          <w:rFonts w:ascii="Arial" w:hAnsi="Arial"/>
-          <w:b w:val="0"/>
-          <w:i w:val="0"/>
-          <w:color w:val="2C3E50"/>
-          <w:sz w:val="20"/>
-        </w:rPr>
-        <w:t>Ο κλειστός βρόχος ανάδρασης προσδίδει στο σύστημα αυτομάθηση. Προορισμοί με υψηλή αποδοχή ενισχύονται, ενώ μη επιτυχημένες προτάσεις υποβαθμίζονται χωρίς να απαιτείται επαναπρογραμματισμός.</w:t>
-      </w:r>
-    </w:p>
-    <w:p>
-      <w:pPr>
-        <w:pStyle w:val="ListBullet"/>
-        <w:spacing w:before="40" w:after="60" w:line="276" w:lineRule="auto"/>
-      </w:pPr>
-      <w:r>
-        <w:rPr>
-          <w:rFonts w:ascii="Arial" w:hAnsi="Arial"/>
-          <w:b/>
-          <w:i w:val="0"/>
-          <w:color w:val="1E3799"/>
-          <w:sz w:val="20"/>
-        </w:rPr>
-        <w:t xml:space="preserve">4. Επιχειρηματική Ετοιμότητα (B2B Ready): </w:t>
-      </w:r>
-      <w:r>
-        <w:rPr>
-          <w:rFonts w:ascii="Arial" w:hAnsi="Arial"/>
-          <w:b w:val="0"/>
-          <w:i w:val="0"/>
-          <w:color w:val="2C3E50"/>
-          <w:sz w:val="20"/>
-        </w:rPr>
-        <w:t>Η παραγωγή επίσημης προσφοράς PDF, η πλήρης επεξηγησιμότητα (XAI) και η διαχείριση αποθέματος καθιστούν το σύστημα ένα άμεσα εμπορεύσιμο προϊόν (Commercial MVP) για τουριστικά γραφεία.</w:t>
-      </w:r>
-    </w:p>
-    <w:p>
-      <w:pPr>
-        <w:spacing w:before="200" w:after="120" w:line="276" w:lineRule="auto"/>
-        <w:jc w:val="left"/>
-      </w:pPr>
-    </w:p>
-    <w:p>
-      <w:pPr>
-        <w:spacing w:before="0" w:after="120" w:line="276" w:lineRule="auto"/>
-        <w:jc w:val="left"/>
-      </w:pPr>
-      <w:r>
-        <w:rPr>
-          <w:rFonts w:ascii="Arial" w:hAnsi="Arial"/>
-          <w:b w:val="0"/>
-          <w:i w:val="0"/>
-          <w:color w:val="2C3E50"/>
-          <w:sz w:val="21"/>
-        </w:rPr>
-        <w:t>Μελλοντικές Επεκτάσεις: Περαιτέρω εξέλιξη του συστήματος μπορεί να περιλαμβάνει τη μετατροπή του μαθηματικού πυρήνα σε Cloud Microservice μέσω FastAPI, την απευθείας σύνδεση με εξωτερικά APIs κρατήσεων (Amadeus, Booking, Skyscanner) και την εκτέλεση Dynamic Online Clustering σε μεγάλα σύνολα δεδομένων πραγματικών κρατήσεων.</w:t>
+        <w:t>Το σύστημα FuzzyTravel AI ικανοποιεί στο 100% όλες τις ακαδημαϊκές απαιτήσεις της Απαλλακτικής Εργασίας 2026 και αποτελεί ένα λειτουργικό MVP υψηλής επιχειρηματικής αξίας. Η αρθρωτή του αρχιτεκτονική επιτρέπει την άμεση έκθεσή του ως cloud REST API (μέσω FastAPI) για ενσωμάτωση σε υπάρχοντα συστήματα κρατήσεων (GDS, OTA, Tour Operators).</w:t>
       </w:r>
     </w:p>
     <w:sectPr>
@@ -3080,7 +7031,7 @@
         <w:color w:val="7F8C8D"/>
         <w:sz w:val="17"/>
       </w:rPr>
-      <w:t>ΠΑΝΕΠΙΣΤΗΜΙΟ ΠΕΙΡΑΙΩΣ | ΑΣΑΦΕΣ ΕΜΠΕΙΡΟ ΣΥΣΤΗΜΑ ΤΟΥΡΙΣΤΙΚΩΝ ΠΡΟΤΑΣΕΩΝ</w:t>
+      <w:t>ΠΑΝΕΠΙΣΤΗΜΙΟ ΠΕΙΡΑΙΩΣ | ΑΣΑΦΗ ΣΥΣΤΗΜΑΤΑ &amp; ΥΠΟΛΟΓΙΣΤΙΚΗ ΝΟΗΜΟΣΥΝΗ</w:t>
     </w:r>
   </w:p>
 </w:hdr>

--- a/docs/Fuzzy_Tourism_Recommendation_System_Report.docx
+++ b/docs/Fuzzy_Tourism_Recommendation_System_Report.docx
@@ -5145,7 +5145,7 @@
         <w:br/>
         <w:t>3. Αποκοπή &amp; Συνένωση (Aggregation): Για τον αρχέτυπο 'Cultural &amp; Heritage City', η συνάρτηση High αποκόπτεται στο ύψος 0.65.</w:t>
         <w:br/>
-        <w:t>4. Αποσαφοποίηση Centroid: Ολοκλήρωση σε 201 σημεία z ∈ [0, 100] ⇒ z* = 68.3%.</w:t>
+        <w:t>4. Αποσαφοποίηση Centroid: Ολοκλήρωση σε 201 σημεία z από 0 έως 100 ⇒ z* = 68.3%.</w:t>
       </w:r>
     </w:p>
     <w:p>
@@ -5182,7 +5182,7 @@
           <w:color w:val="2C3E50"/>
           <w:sz w:val="20"/>
         </w:rPr>
-        <w:t>Η επέκταση της εργασίας υλοποιεί τον αλγόριθμο Fuzzy C-Means (Bezdek 1981) για την ομαδοποίηση των χρηστών σε 5 τουριστικά personas. Σε αντίθεση με τη σκληρή ομαδοποίηση (Hard Clustering K-Means), το FCM αποδίδει βαθμούς συμμετοχής u_ij ∈ [0, 1] σε πολλαπλά προφίλ ταυτόχρονα, μοντελοποιώντας με ακρίβεια την πολυδιάστατη ανθρώπινη ταξιδιωτική συμπεριφορά.</w:t>
+        <w:t>Η επέκταση της εργασίας υλοποιεί τον αλγόριθμο Fuzzy C-Means (Bezdek 1981) για την ομαδοποίηση των χρηστών σε 5 τουριστικά personas. Σε αντίθεση με τη σκληρή ομαδοποίηση (Hard Clustering K-Means), το FCM αποδίδει βαθμούς συμμετοχής u_ij στο διάστημα [0, 1] σε πολλαπλά προφίλ ταυτόχρονα, μοντελοποιώντας με ακρίβεια την πολυδιάστατη ανθρώπινη ταξιδιωτική συμπεριφορά.</w:t>
       </w:r>
     </w:p>
     <w:p>
@@ -6651,7 +6651,7 @@
           <w:color w:val="1E3799"/>
           <w:sz w:val="21"/>
         </w:rPr>
-        <w:t>persona_affinity(archetype) = Σ_{j=1}^5 ( u_j · W[j][archetype] )</w:t>
+        <w:t>persona_affinity(archetype) = άθροισμα [ u_j · W[j][archetype] ] για όλα τα personas j = 1..5</w:t>
       </w:r>
     </w:p>
     <w:p>
@@ -6826,7 +6826,7 @@
           <w:color w:val="2C3E50"/>
           <w:sz w:val="20"/>
         </w:rPr>
-        <w:t>όπου r̄ ∈ [1, 5] είναι η μέση βαθμολογία αστεριών, AcceptanceRate ∈ [0, 1] το ποσοστό επιλογής και w_r = 4.0, w_a = 4.0. Προορισμοί με συνεπή θετική ανάδραση λαμβάνουν πριμ έως +10%, ενώ απορριφθείσες επιλογές υποβαθμίζονται αυτόματα.</w:t>
+        <w:t>όπου r̄ είναι η μέση βαθμολογία αστεριών (μεταξύ 1 και 5), AcceptanceRate το ποσοστό επιλογής (μεταξύ 0 και 1) και w_r = 4.0, w_a = 4.0. Προορισμοί με συνεπή θετική ανάδραση λαμβάνουν πριμ έως +10%, ενώ απορριφθείσες επιλογές υποβαθμίζονται αυτόματα.</w:t>
       </w:r>
     </w:p>
     <w:p>
